--- a/SOTA Repository/智能调研报告生成/擂主/文档/初步验证报告.docx
+++ b/SOTA Repository/智能调研报告生成/擂主/文档/初步验证报告.docx
@@ -273,7 +273,7 @@
                 <w:color w:val="245BDB"/>
                 <w:sz w:val="22"/>
               </w:rPr>
-              <w:t>2025 年 12 月 19 日</w:t>
+              <w:t>2026 年 5 月 18 日</w:t>
             </w:r>
           </w:p>
         </w:tc>
@@ -327,7 +327,7 @@
                 <w:color w:val="245BDB"/>
                 <w:sz w:val="22"/>
               </w:rPr>
-              <w:t>V1.0</w:t>
+              <w:t>V1.1</w:t>
             </w:r>
           </w:p>
         </w:tc>
@@ -515,7 +515,7 @@
           <w:color w:val="245BDB"/>
           <w:sz w:val="22"/>
         </w:rPr>
-        <w:t>性能：该方案在Deep Research评测基准DeepResearch Bench上跑测综合得分为51.86，在该榜单截止2025年12月24日全部方案中排名第2位（与第1位方案tavily-research（51.97）综合得分差距小于1.5%（可视为性能相当），达到了目前方案的技术领先性。</w:t>
+        <w:t>性能：该方案在Deep Research评测基准DeepResearch Bench上跑测综合得分为53.54，在该榜单截止2026年5月18日全部开源可用方案中排名第3位（与第1位方案nvidia-aiq（53.91）综合得分差距小于1%（可视为性能相当），达到了目前方案的技术领先性。</w:t>
       </w:r>
     </w:p>
     <w:p>
@@ -534,7 +534,7 @@
           <w:color w:val="245BDB"/>
           <w:sz w:val="22"/>
         </w:rPr>
-        <w:t>效率：该方案的报告平均生成时间≤15分钟，比上述第1位开源可用方案salesforce-air-deep-research（平均约为20分钟）快33%，且完全满足业务预期，通过效率测评。</w:t>
+        <w:t>效率：该方案的报告平均生成时间≤15分钟，比salesforce-air-deep-research（平均约为20分钟）快33%，且完全满足业务预期，通过效率测评。</w:t>
       </w:r>
     </w:p>
     <w:p>
@@ -671,7 +671,7 @@
           <w:color w:val="245BDB"/>
           <w:sz w:val="22"/>
         </w:rPr>
-        <w:t>技术栈范围：GLM 4.7基座模型、Claude Code智能体框架、MCP工具集成</w:t>
+        <w:t>技术栈范围：DeepSeek-V4-Pro基座模型、Claude Code智能体框架、MCP工具集成</w:t>
       </w:r>
     </w:p>
     <w:p>
@@ -690,7 +690,7 @@
           <w:color w:val="245BDB"/>
           <w:sz w:val="22"/>
         </w:rPr>
-        <w:t>时间段范围：2025年12月24日的单次验证测试</w:t>
+        <w:t>时间段范围：2026年5月14日至18日</w:t>
       </w:r>
     </w:p>
     <w:p>
@@ -1235,7 +1235,7 @@
           <w:color w:val="245BDB"/>
           <w:sz w:val="22"/>
         </w:rPr>
-        <w:t>本系统是一个端到端的智能调研和报告生成解决方案，集成了智能资料搜集、自动报告生成和质量控制等完整功能流程。系统基于用户输入的研究主题，通过多源搜索服务（秘塔搜索、Tavily等）和MCP工具，实现从资料搜集到报告生成的全流程自动化。</w:t>
+        <w:t>本系统是一个端到端的智能调研和报告生成解决方案，集成了智能资料搜集、自动报告生成和质量控制等完整功能流程。系统基于用户输入的研究主题，通过集成搜索服务MCP（如StepSearch、秘塔搜索、Tavily等），实现从资料搜集到报告生成的全流程自动化。</w:t>
       </w:r>
     </w:p>
     <w:p>
@@ -4200,7 +4200,7 @@
                 <w:color w:val="245BDB"/>
                 <w:sz w:val="22"/>
               </w:rPr>
-              <w:t>metaso-mcp 服务构建、启动</w:t>
+              <w:t>metaso-mcp 服务构建、启动（可选）</w:t>
             </w:r>
           </w:p>
         </w:tc>
@@ -5416,33 +5416,14 @@
                 <w:rFonts w:hint="eastAsia" w:ascii="Arial" w:hAnsi="Arial" w:eastAsia="等线" w:cs="Arial"/>
                 <w:color w:val="245BDB"/>
                 <w:sz w:val="22"/>
-                <w:lang w:eastAsia="zh-CN"/>
-              </w:rPr>
-              <w:t>（</w:t>
-            </w:r>
-            <w:r>
-              <w:rPr>
-                <w:rFonts w:hint="eastAsia" w:ascii="Arial" w:hAnsi="Arial" w:eastAsia="等线" w:cs="Arial"/>
+              </w:rPr>
+              <w:t>（文件详见技术配置部分）</w:t>
+            </w:r>
+            <w:r>
+              <w:rPr>
+                <w:rFonts w:ascii="Arial" w:hAnsi="Arial" w:eastAsia="等线" w:cs="Arial"/>
                 <w:color w:val="245BDB"/>
                 <w:sz w:val="22"/>
-                <w:lang w:val="en-US" w:eastAsia="zh-CN"/>
-              </w:rPr>
-              <w:t>文件详见技术配置部分</w:t>
-            </w:r>
-            <w:r>
-              <w:rPr>
-                <w:rFonts w:hint="eastAsia" w:ascii="Arial" w:hAnsi="Arial" w:eastAsia="等线" w:cs="Arial"/>
-                <w:color w:val="245BDB"/>
-                <w:sz w:val="22"/>
-                <w:lang w:eastAsia="zh-CN"/>
-              </w:rPr>
-              <w:t>）</w:t>
-            </w:r>
-            <w:r>
-              <w:rPr>
-                <w:rFonts w:ascii="Arial" w:hAnsi="Arial" w:eastAsia="等线" w:cs="Arial"/>
-                <w:color w:val="245BDB"/>
-                <w:sz w:val="22"/>
               </w:rPr>
               <w:t>：</w:t>
             </w:r>
@@ -5452,10 +5433,6 @@
               <w:spacing w:before="120" w:after="120" w:line="288" w:lineRule="auto"/>
               <w:ind w:left="0"/>
               <w:jc w:val="left"/>
-              <w:rPr>
-                <w:rFonts w:hint="default" w:eastAsia="等线"/>
-                <w:lang w:val="en-US" w:eastAsia="zh-CN"/>
-              </w:rPr>
             </w:pPr>
             <w:r>
               <w:rPr>
@@ -6535,7 +6512,7 @@
                 <w:color w:val="245BDB"/>
                 <w:sz w:val="22"/>
               </w:rPr>
-              <w:t>传入已有调研报告模板.md、调研报告生成流程文档 skill.md 和 流程图.md</w:t>
+              <w:t>配置 StepSearch MCP</w:t>
             </w:r>
           </w:p>
           <w:tbl>
@@ -6585,7 +6562,7 @@
                       <w:color w:val="646A73"/>
                       <w:sz w:val="22"/>
                     </w:rPr>
-                    <w:t>Python</w:t>
+                    <w:t>Markdown</w:t>
                   </w:r>
                   <w:r>
                     <w:rPr>
@@ -6598,94 +6575,9 @@
                   <w:r>
                     <w:rPr>
                       <w:rFonts w:ascii="Consolas" w:hAnsi="Consolas" w:eastAsia="Consolas" w:cs="Consolas"/>
-                      <w:color w:val="245BDB"/>
-                      <w:sz w:val="22"/>
-                    </w:rPr>
-                    <w:t># 素材要求如下</w:t>
-                  </w:r>
-                  <w:r>
-                    <w:rPr>
-                      <w:rFonts w:ascii="Consolas" w:hAnsi="Consolas" w:eastAsia="Consolas" w:cs="Consolas"/>
-                      <w:sz w:val="22"/>
-                    </w:rPr>
-                    <w:br w:type="textWrapping"/>
-                  </w:r>
-                  <w:r>
-                    <w:rPr>
-                      <w:rFonts w:ascii="Consolas" w:hAnsi="Consolas" w:eastAsia="Consolas" w:cs="Consolas"/>
-                      <w:i/>
-                      <w:color w:val="245BDB"/>
-                      <w:sz w:val="22"/>
-                    </w:rPr>
-                    <w:t>项目根目录/</w:t>
-                  </w:r>
-                  <w:r>
-                    <w:rPr>
-                      <w:rFonts w:ascii="Consolas" w:hAnsi="Consolas" w:eastAsia="Consolas" w:cs="Consolas"/>
-                      <w:i/>
-                      <w:sz w:val="22"/>
-                    </w:rPr>
-                    <w:br w:type="textWrapping"/>
-                  </w:r>
-                  <w:r>
-                    <w:rPr>
-                      <w:rFonts w:ascii="Consolas" w:hAnsi="Consolas" w:eastAsia="Consolas" w:cs="Consolas"/>
-                      <w:i/>
-                      <w:color w:val="245BDB"/>
-                      <w:sz w:val="22"/>
-                    </w:rPr>
-                    <w:t xml:space="preserve"> ├── files/                          # 原始素材文件夹</w:t>
-                  </w:r>
-                  <w:r>
-                    <w:rPr>
-                      <w:rFonts w:ascii="Consolas" w:hAnsi="Consolas" w:eastAsia="Consolas" w:cs="Consolas"/>
-                      <w:i/>
-                      <w:sz w:val="22"/>
-                    </w:rPr>
-                    <w:br w:type="textWrapping"/>
-                  </w:r>
-                  <w:r>
-                    <w:rPr>
-                      <w:rFonts w:ascii="Consolas" w:hAnsi="Consolas" w:eastAsia="Consolas" w:cs="Consolas"/>
-                      <w:i/>
-                      <w:color w:val="245BDB"/>
-                      <w:sz w:val="22"/>
-                    </w:rPr>
-                    <w:t xml:space="preserve"> │   └── 调研报告模板.md               # 调研报告模板 (必须)</w:t>
-                  </w:r>
-                  <w:r>
-                    <w:rPr>
-                      <w:rFonts w:ascii="Consolas" w:hAnsi="Consolas" w:eastAsia="Consolas" w:cs="Consolas"/>
-                      <w:i/>
-                      <w:sz w:val="22"/>
-                    </w:rPr>
-                    <w:br w:type="textWrapping"/>
-                  </w:r>
-                  <w:r>
-                    <w:rPr>
-                      <w:rFonts w:ascii="Consolas" w:hAnsi="Consolas" w:eastAsia="Consolas" w:cs="Consolas"/>
-                      <w:i/>
-                      <w:color w:val="245BDB"/>
-                      <w:sz w:val="22"/>
-                    </w:rPr>
-                    <w:t xml:space="preserve"> └── skill.md                        # 调研报告生成流程文档 (必须)</w:t>
-                  </w:r>
-                  <w:r>
-                    <w:rPr>
-                      <w:rFonts w:ascii="Consolas" w:hAnsi="Consolas" w:eastAsia="Consolas" w:cs="Consolas"/>
-                      <w:i/>
-                      <w:sz w:val="22"/>
-                    </w:rPr>
-                    <w:br w:type="textWrapping"/>
-                  </w:r>
-                  <w:r>
-                    <w:rPr>
-                      <w:rFonts w:ascii="Consolas" w:hAnsi="Consolas" w:eastAsia="Consolas" w:cs="Consolas"/>
-                      <w:i/>
-                      <w:color w:val="245BDB"/>
-                      <w:sz w:val="22"/>
-                    </w:rPr>
-                    <w:t xml:space="preserve"> └── 深度研究报告生成全流程.md                        # 生成调研文档的流程图 (必须)</w:t>
+                      <w:sz w:val="22"/>
+                    </w:rPr>
+                    <w:t>claude mcp add -s user -t http web-search https://api.stepfun.com/step_plan/v1/mcp/web_search/mcp --header "Authorization: Bearer your_api_key"</w:t>
                   </w:r>
                 </w:p>
               </w:tc>
@@ -6703,125 +6595,7 @@
                 <w:color w:val="245BDB"/>
                 <w:sz w:val="22"/>
               </w:rPr>
-              <w:t>深度研究报告生成全流程.md 文件如下</w:t>
-            </w:r>
-            <w:r>
-              <w:rPr>
-                <w:rFonts w:hint="eastAsia" w:ascii="Arial" w:hAnsi="Arial" w:eastAsia="等线" w:cs="Arial"/>
-                <w:color w:val="245BDB"/>
-                <w:sz w:val="22"/>
-                <w:lang w:eastAsia="zh-CN"/>
-              </w:rPr>
-              <w:t>（</w:t>
-            </w:r>
-            <w:r>
-              <w:rPr>
-                <w:rFonts w:hint="eastAsia" w:ascii="Arial" w:hAnsi="Arial" w:eastAsia="等线" w:cs="Arial"/>
-                <w:color w:val="245BDB"/>
-                <w:sz w:val="22"/>
-                <w:lang w:val="en-US" w:eastAsia="zh-CN"/>
-              </w:rPr>
-              <w:t>文件详见技术配置部分</w:t>
-            </w:r>
-            <w:r>
-              <w:rPr>
-                <w:rFonts w:hint="eastAsia" w:ascii="Arial" w:hAnsi="Arial" w:eastAsia="等线" w:cs="Arial"/>
-                <w:color w:val="245BDB"/>
-                <w:sz w:val="22"/>
-                <w:lang w:eastAsia="zh-CN"/>
-              </w:rPr>
-              <w:t>）</w:t>
-            </w:r>
-          </w:p>
-          <w:p>
-            <w:pPr>
-              <w:spacing w:before="120" w:after="120" w:line="288" w:lineRule="auto"/>
-              <w:ind w:left="0"/>
-              <w:jc w:val="left"/>
-            </w:pPr>
-            <w:r>
-              <w:rPr>
-                <w:rFonts w:ascii="Arial" w:hAnsi="Arial" w:eastAsia="等线" w:cs="Arial"/>
-                <w:b/>
-                <w:color w:val="646A73"/>
-                <w:sz w:val="22"/>
-              </w:rPr>
-              <w:t>[深度研究报告生成全流程.md]</w:t>
-            </w:r>
-          </w:p>
-          <w:p>
-            <w:pPr>
-              <w:spacing w:before="120" w:after="120" w:line="288" w:lineRule="auto"/>
-              <w:ind w:left="453"/>
-              <w:jc w:val="left"/>
-            </w:pPr>
-            <w:r>
-              <w:rPr>
-                <w:rFonts w:ascii="Arial" w:hAnsi="Arial" w:eastAsia="等线" w:cs="Arial"/>
-                <w:color w:val="245BDB"/>
-                <w:sz w:val="22"/>
-              </w:rPr>
-              <w:t>skill.md 文件如下</w:t>
-            </w:r>
-            <w:r>
-              <w:rPr>
-                <w:rFonts w:hint="eastAsia" w:ascii="Arial" w:hAnsi="Arial" w:eastAsia="等线" w:cs="Arial"/>
-                <w:color w:val="245BDB"/>
-                <w:sz w:val="22"/>
-                <w:lang w:eastAsia="zh-CN"/>
-              </w:rPr>
-              <w:t>（</w:t>
-            </w:r>
-            <w:r>
-              <w:rPr>
-                <w:rFonts w:hint="eastAsia" w:ascii="Arial" w:hAnsi="Arial" w:eastAsia="等线" w:cs="Arial"/>
-                <w:color w:val="245BDB"/>
-                <w:sz w:val="22"/>
-                <w:lang w:val="en-US" w:eastAsia="zh-CN"/>
-              </w:rPr>
-              <w:t>文件详见技术配置部分</w:t>
-            </w:r>
-            <w:r>
-              <w:rPr>
-                <w:rFonts w:hint="eastAsia" w:ascii="Arial" w:hAnsi="Arial" w:eastAsia="等线" w:cs="Arial"/>
-                <w:color w:val="245BDB"/>
-                <w:sz w:val="22"/>
-                <w:lang w:eastAsia="zh-CN"/>
-              </w:rPr>
-              <w:t>）</w:t>
-            </w:r>
-          </w:p>
-          <w:p>
-            <w:pPr>
-              <w:spacing w:before="120" w:after="120" w:line="288" w:lineRule="auto"/>
-              <w:ind w:left="0"/>
-              <w:jc w:val="left"/>
-            </w:pPr>
-            <w:r>
-              <w:rPr>
-                <w:rFonts w:ascii="Arial" w:hAnsi="Arial" w:eastAsia="等线" w:cs="Arial"/>
-                <w:b/>
-                <w:color w:val="646A73"/>
-                <w:sz w:val="22"/>
-              </w:rPr>
-              <w:t>[SKILL.md]</w:t>
-            </w:r>
-            <w:bookmarkStart w:id="21" w:name="_GoBack"/>
-            <w:bookmarkEnd w:id="21"/>
-          </w:p>
-          <w:p>
-            <w:pPr>
-              <w:spacing w:before="120" w:after="120" w:line="288" w:lineRule="auto"/>
-              <w:ind w:left="453"/>
-              <w:jc w:val="left"/>
-            </w:pPr>
-            <w:r>
-              <w:rPr>
-                <w:rFonts w:ascii="Arial" w:hAnsi="Arial" w:eastAsia="等线" w:cs="Arial"/>
-                <w:color w:val="245BDB"/>
-                <w:sz w:val="22"/>
-              </w:rPr>
-              <w:t>在项目根目录启动 Claude Code 来生成调研报告</w:t>
+              <w:t>传入已有调研报告模板.md、调研报告生成流程文档 skill.md 和 流程图.md</w:t>
             </w:r>
           </w:p>
           <w:tbl>
@@ -6871,6 +6645,252 @@
                       <w:color w:val="646A73"/>
                       <w:sz w:val="22"/>
                     </w:rPr>
+                    <w:t>Python</w:t>
+                  </w:r>
+                  <w:r>
+                    <w:rPr>
+                      <w:rFonts w:ascii="Consolas" w:hAnsi="Consolas" w:eastAsia="Consolas" w:cs="Consolas"/>
+                      <w:color w:val="646A73"/>
+                      <w:sz w:val="22"/>
+                    </w:rPr>
+                    <w:br w:type="textWrapping"/>
+                  </w:r>
+                  <w:r>
+                    <w:rPr>
+                      <w:rFonts w:ascii="Consolas" w:hAnsi="Consolas" w:eastAsia="Consolas" w:cs="Consolas"/>
+                      <w:color w:val="245BDB"/>
+                      <w:sz w:val="22"/>
+                    </w:rPr>
+                    <w:t># 素材要求如下</w:t>
+                  </w:r>
+                  <w:r>
+                    <w:rPr>
+                      <w:rFonts w:ascii="Consolas" w:hAnsi="Consolas" w:eastAsia="Consolas" w:cs="Consolas"/>
+                      <w:sz w:val="22"/>
+                    </w:rPr>
+                    <w:br w:type="textWrapping"/>
+                  </w:r>
+                  <w:r>
+                    <w:rPr>
+                      <w:rFonts w:ascii="Consolas" w:hAnsi="Consolas" w:eastAsia="Consolas" w:cs="Consolas"/>
+                      <w:i/>
+                      <w:color w:val="245BDB"/>
+                      <w:sz w:val="22"/>
+                    </w:rPr>
+                    <w:t>项目根目录/</w:t>
+                  </w:r>
+                  <w:r>
+                    <w:rPr>
+                      <w:rFonts w:ascii="Consolas" w:hAnsi="Consolas" w:eastAsia="Consolas" w:cs="Consolas"/>
+                      <w:i/>
+                      <w:sz w:val="22"/>
+                    </w:rPr>
+                    <w:br w:type="textWrapping"/>
+                  </w:r>
+                  <w:r>
+                    <w:rPr>
+                      <w:rFonts w:ascii="Consolas" w:hAnsi="Consolas" w:eastAsia="Consolas" w:cs="Consolas"/>
+                      <w:i/>
+                      <w:color w:val="245BDB"/>
+                      <w:sz w:val="22"/>
+                    </w:rPr>
+                    <w:t xml:space="preserve"> ├── files/                          # 原始素材文件夹</w:t>
+                  </w:r>
+                  <w:r>
+                    <w:rPr>
+                      <w:rFonts w:ascii="Consolas" w:hAnsi="Consolas" w:eastAsia="Consolas" w:cs="Consolas"/>
+                      <w:i/>
+                      <w:sz w:val="22"/>
+                    </w:rPr>
+                    <w:br w:type="textWrapping"/>
+                  </w:r>
+                  <w:r>
+                    <w:rPr>
+                      <w:rFonts w:ascii="Consolas" w:hAnsi="Consolas" w:eastAsia="Consolas" w:cs="Consolas"/>
+                      <w:i/>
+                      <w:color w:val="245BDB"/>
+                      <w:sz w:val="22"/>
+                    </w:rPr>
+                    <w:t xml:space="preserve"> │   └── 调研报告模板.md               # 调研报告模板 (必须)</w:t>
+                  </w:r>
+                  <w:r>
+                    <w:rPr>
+                      <w:rFonts w:ascii="Consolas" w:hAnsi="Consolas" w:eastAsia="Consolas" w:cs="Consolas"/>
+                      <w:i/>
+                      <w:sz w:val="22"/>
+                    </w:rPr>
+                    <w:br w:type="textWrapping"/>
+                  </w:r>
+                  <w:r>
+                    <w:rPr>
+                      <w:rFonts w:ascii="Consolas" w:hAnsi="Consolas" w:eastAsia="Consolas" w:cs="Consolas"/>
+                      <w:i/>
+                      <w:color w:val="245BDB"/>
+                      <w:sz w:val="22"/>
+                    </w:rPr>
+                    <w:t xml:space="preserve"> └── skill.md                        # 调研报告生成流程文档 (必须)</w:t>
+                  </w:r>
+                  <w:r>
+                    <w:rPr>
+                      <w:rFonts w:ascii="Consolas" w:hAnsi="Consolas" w:eastAsia="Consolas" w:cs="Consolas"/>
+                      <w:i/>
+                      <w:sz w:val="22"/>
+                    </w:rPr>
+                    <w:br w:type="textWrapping"/>
+                  </w:r>
+                  <w:r>
+                    <w:rPr>
+                      <w:rFonts w:ascii="Consolas" w:hAnsi="Consolas" w:eastAsia="Consolas" w:cs="Consolas"/>
+                      <w:i/>
+                      <w:color w:val="245BDB"/>
+                      <w:sz w:val="22"/>
+                    </w:rPr>
+                    <w:t xml:space="preserve"> └── 深度研究报告生成全流程.md                        # 生成调研文档的流程图 (必须)</w:t>
+                  </w:r>
+                </w:p>
+              </w:tc>
+            </w:tr>
+          </w:tbl>
+          <w:p>
+            <w:pPr>
+              <w:spacing w:before="120" w:after="120" w:line="288" w:lineRule="auto"/>
+              <w:ind w:left="453"/>
+              <w:jc w:val="left"/>
+            </w:pPr>
+            <w:r>
+              <w:rPr>
+                <w:rFonts w:ascii="Arial" w:hAnsi="Arial" w:eastAsia="等线" w:cs="Arial"/>
+                <w:color w:val="245BDB"/>
+                <w:sz w:val="22"/>
+              </w:rPr>
+              <w:t>深度研究报告生成全流程.md 文件如下</w:t>
+            </w:r>
+            <w:r>
+              <w:rPr>
+                <w:rFonts w:hint="eastAsia" w:ascii="Arial" w:hAnsi="Arial" w:eastAsia="等线" w:cs="Arial"/>
+                <w:color w:val="245BDB"/>
+                <w:sz w:val="22"/>
+              </w:rPr>
+              <w:t>（文件详见技术配置部分）</w:t>
+            </w:r>
+          </w:p>
+          <w:p>
+            <w:pPr>
+              <w:spacing w:before="120" w:after="120" w:line="288" w:lineRule="auto"/>
+              <w:ind w:left="0"/>
+              <w:jc w:val="left"/>
+            </w:pPr>
+            <w:r>
+              <w:rPr>
+                <w:rFonts w:ascii="Arial" w:hAnsi="Arial" w:eastAsia="等线" w:cs="Arial"/>
+                <w:b/>
+                <w:color w:val="646A73"/>
+                <w:sz w:val="22"/>
+              </w:rPr>
+              <w:t>[深度研究报告生成全流程.md]</w:t>
+            </w:r>
+          </w:p>
+          <w:p>
+            <w:pPr>
+              <w:spacing w:before="120" w:after="120" w:line="288" w:lineRule="auto"/>
+              <w:ind w:left="453"/>
+              <w:jc w:val="left"/>
+            </w:pPr>
+            <w:r>
+              <w:rPr>
+                <w:rFonts w:ascii="Arial" w:hAnsi="Arial" w:eastAsia="等线" w:cs="Arial"/>
+                <w:color w:val="245BDB"/>
+                <w:sz w:val="22"/>
+              </w:rPr>
+              <w:t>skill.md 文件如下</w:t>
+            </w:r>
+            <w:r>
+              <w:rPr>
+                <w:rFonts w:hint="eastAsia" w:ascii="Arial" w:hAnsi="Arial" w:eastAsia="等线" w:cs="Arial"/>
+                <w:color w:val="245BDB"/>
+                <w:sz w:val="22"/>
+              </w:rPr>
+              <w:t>（文件详见技术配置部分）</w:t>
+            </w:r>
+          </w:p>
+          <w:p>
+            <w:pPr>
+              <w:spacing w:before="120" w:after="120" w:line="288" w:lineRule="auto"/>
+              <w:ind w:left="0"/>
+              <w:jc w:val="left"/>
+            </w:pPr>
+            <w:r>
+              <w:rPr>
+                <w:rFonts w:ascii="Arial" w:hAnsi="Arial" w:eastAsia="等线" w:cs="Arial"/>
+                <w:b/>
+                <w:color w:val="646A73"/>
+                <w:sz w:val="22"/>
+              </w:rPr>
+              <w:t>[SKILL.md]</w:t>
+            </w:r>
+          </w:p>
+          <w:p>
+            <w:pPr>
+              <w:spacing w:before="120" w:after="120" w:line="288" w:lineRule="auto"/>
+              <w:ind w:left="453"/>
+              <w:jc w:val="left"/>
+            </w:pPr>
+            <w:r>
+              <w:rPr>
+                <w:rFonts w:ascii="Arial" w:hAnsi="Arial" w:eastAsia="等线" w:cs="Arial"/>
+                <w:color w:val="245BDB"/>
+                <w:sz w:val="22"/>
+              </w:rPr>
+              <w:t>在项目根目录启动 Claude Code 来生成调研报告</w:t>
+            </w:r>
+          </w:p>
+          <w:tbl>
+            <w:tblPr>
+              <w:tblStyle w:val="2"/>
+              <w:tblW w:w="0" w:type="auto"/>
+              <w:tblInd w:w="453" w:type="dxa"/>
+              <w:tblBorders>
+                <w:top w:val="single" w:color="DEE0E3" w:sz="0" w:space="0"/>
+                <w:left w:val="single" w:color="DEE0E3" w:sz="0" w:space="0"/>
+                <w:bottom w:val="single" w:color="DEE0E3" w:sz="0" w:space="0"/>
+                <w:right w:val="single" w:color="DEE0E3" w:sz="0" w:space="0"/>
+                <w:insideH w:val="single" w:color="DEE0E3" w:sz="0" w:space="0"/>
+                <w:insideV w:val="single" w:color="DEE0E3" w:sz="0" w:space="0"/>
+              </w:tblBorders>
+              <w:tblLayout w:type="fixed"/>
+              <w:tblCellMar>
+                <w:top w:w="0" w:type="dxa"/>
+                <w:left w:w="10" w:type="dxa"/>
+                <w:bottom w:w="0" w:type="dxa"/>
+                <w:right w:w="10" w:type="dxa"/>
+              </w:tblCellMar>
+            </w:tblPr>
+            <w:tblGrid>
+              <w:gridCol w:w="6567"/>
+            </w:tblGrid>
+            <w:tr>
+              <w:tc>
+                <w:tcPr>
+                  <w:tcW w:w="6567" w:type="dxa"/>
+                  <w:shd w:val="clear" w:color="auto" w:fill="F5F6F7"/>
+                  <w:tcMar>
+                    <w:top w:w="60" w:type="dxa"/>
+                    <w:left w:w="120" w:type="dxa"/>
+                    <w:bottom w:w="30" w:type="dxa"/>
+                    <w:right w:w="120" w:type="dxa"/>
+                  </w:tcMar>
+                </w:tcPr>
+                <w:p>
+                  <w:pPr>
+                    <w:spacing w:before="120" w:after="120" w:line="288" w:lineRule="auto"/>
+                    <w:jc w:val="left"/>
+                  </w:pPr>
+                  <w:r>
+                    <w:rPr>
+                      <w:rFonts w:ascii="Consolas" w:hAnsi="Consolas" w:eastAsia="Consolas" w:cs="Consolas"/>
+                      <w:color w:val="646A73"/>
+                      <w:sz w:val="22"/>
+                    </w:rPr>
                     <w:t>Plain Text</w:t>
                   </w:r>
                   <w:r>
@@ -7219,7 +7239,7 @@
           <w:color w:val="245BDB"/>
           <w:sz w:val="22"/>
         </w:rPr>
-        <w:t>软件：Python ≥ 3.10环境，Claude Code框架，MCP工具SDK</w:t>
+        <w:t>软件：Python ≥ 3.10环境，Claude Code框架</w:t>
       </w:r>
     </w:p>
     <w:p>
@@ -7238,7 +7258,7 @@
           <w:color w:val="245BDB"/>
           <w:sz w:val="22"/>
         </w:rPr>
-        <w:t>工具：秘塔搜索API，Tavily API等</w:t>
+        <w:t>工具：StepSearch MCP等</w:t>
       </w:r>
     </w:p>
     <w:p>
@@ -7401,7 +7421,7 @@
           <w:color w:val="245BDB"/>
           <w:sz w:val="22"/>
         </w:rPr>
-        <w:t>综合性得分（Comprehensiveness）</w:t>
+        <w:t>覆盖度得分（Comprehensiveness）</w:t>
       </w:r>
     </w:p>
     <w:p>
@@ -7458,7 +7478,7 @@
           <w:color w:val="245BDB"/>
           <w:sz w:val="22"/>
         </w:rPr>
-        <w:t>现状值：在 27.00-53.00 之间</w:t>
+        <w:t>现状值：在 27.00-54.00 之间</w:t>
       </w:r>
     </w:p>
     <w:p>
@@ -7553,7 +7573,7 @@
           <w:color w:val="245BDB"/>
           <w:sz w:val="22"/>
         </w:rPr>
-        <w:t>现状值：平均水平在 16.00-54.00 之间</w:t>
+        <w:t>现状值：平均水平在 16.00-55.00 之间</w:t>
       </w:r>
     </w:p>
     <w:p>
@@ -7667,7 +7687,7 @@
           <w:color w:val="245BDB"/>
           <w:sz w:val="22"/>
         </w:rPr>
-        <w:t>目标值：达到 53.00 分以上</w:t>
+        <w:t>目标值：达到 52.00 分以上</w:t>
       </w:r>
     </w:p>
     <w:p>
@@ -7743,7 +7763,7 @@
           <w:color w:val="245BDB"/>
           <w:sz w:val="22"/>
         </w:rPr>
-        <w:t>现状值：根据常见模型表现，综合评分映射后约在 30.00 - 50.00 分之间</w:t>
+        <w:t>现状值：根据常见模型表现，综合评分映射后约在 30.00 - 53.00 分之间</w:t>
       </w:r>
     </w:p>
     <w:p>
@@ -8008,7 +8028,7 @@
           <w:color w:val="245BDB"/>
           <w:sz w:val="22"/>
         </w:rPr>
-        <w:t>搜索源：秘塔搜索</w:t>
+        <w:t>搜索源：StepSearch</w:t>
       </w:r>
     </w:p>
     <w:p>
@@ -8027,7 +8047,7 @@
           <w:color w:val="245BDB"/>
           <w:sz w:val="22"/>
         </w:rPr>
-        <w:t>模型： GLM 4.7</w:t>
+        <w:t>模型： DeepSeek-V4-Pro</w:t>
       </w:r>
     </w:p>
     <w:p>
@@ -8418,31 +8438,7 @@
           <w:color w:val="245BDB"/>
           <w:sz w:val="22"/>
         </w:rPr>
-        <w:t>Deep Research Bench默认的Race judge model为gemini-2.5-pro，但根据 gemini-3-flash-preview 官方博客（ https://blog.google/products/gemini/gemini-3-flash/）说明，在 Artificial Analysis基准测试中，gemini-3-flash-preview 的性能优于gemini-2.5-pro，速度提升约 3 倍，成本大幅降低。本跑测使用gemini-3-flash-preview。</w:t>
-      </w:r>
-    </w:p>
-    <w:p>
-      <w:pPr>
-        <w:spacing w:before="120" w:after="120" w:line="288" w:lineRule="auto"/>
-        <w:ind w:left="0"/>
-        <w:jc w:val="left"/>
-      </w:pPr>
-      <w:r>
-        <w:rPr>
-          <w:rFonts w:ascii="Arial" w:hAnsi="Arial" w:eastAsia="等线" w:cs="Arial"/>
-          <w:b/>
-          <w:color w:val="245BDB"/>
-          <w:sz w:val="22"/>
-        </w:rPr>
-        <w:t>基准排名分析</w:t>
-      </w:r>
-      <w:r>
-        <w:rPr>
-          <w:rFonts w:ascii="Arial" w:hAnsi="Arial" w:eastAsia="等线" w:cs="Arial"/>
-          <w:color w:val="245BDB"/>
-          <w:sz w:val="22"/>
-        </w:rPr>
-        <w:t>：</w:t>
+        <w:t>Deep Research Bench默认的Race judge model为gemini-2.5-pro（2026年5月11日新出了Race judge model为gpt-5.5的榜单），根据 gemini-3-flash-preview 官方博客（ https://blog.google/products/gemini/gemini-3-flash/）说明，在 Artificial Analysis基准测试中，gemini-3-flash-preview 的性能优于gemini-2.5-pro，速度提升约 3 倍，成本大幅降低。本跑测Race judge model使用gemini-3-flash-preview。</w:t>
       </w:r>
     </w:p>
     <w:p>
@@ -8458,11 +8454,26 @@
       <w:r>
         <w:rPr>
           <w:rFonts w:ascii="Arial" w:hAnsi="Arial" w:eastAsia="等线" w:cs="Arial"/>
+          <w:color w:val="245BDB"/>
+          <w:sz w:val="22"/>
+        </w:rPr>
+        <w:t>DeepResearch Bench II于2026年5月11日宣布推出，新榜单测评中。</w:t>
+      </w:r>
+    </w:p>
+    <w:p>
+      <w:pPr>
+        <w:spacing w:before="120" w:after="120" w:line="288" w:lineRule="auto"/>
+        <w:ind w:left="0"/>
+        <w:jc w:val="left"/>
+      </w:pPr>
+      <w:r>
+        <w:rPr>
+          <w:rFonts w:ascii="Arial" w:hAnsi="Arial" w:eastAsia="等线" w:cs="Arial"/>
           <w:b/>
           <w:color w:val="245BDB"/>
           <w:sz w:val="22"/>
         </w:rPr>
-        <w:t>整体排名</w:t>
+        <w:t>基准排名分析</w:t>
       </w:r>
       <w:r>
         <w:rPr>
@@ -8470,7 +8481,7 @@
           <w:color w:val="245BDB"/>
           <w:sz w:val="22"/>
         </w:rPr>
-        <w:t>：本系统综合得分51.86，在排行榜中排名第2位</w:t>
+        <w:t>：</w:t>
       </w:r>
     </w:p>
     <w:p>
@@ -8490,7 +8501,7 @@
           <w:color w:val="245BDB"/>
           <w:sz w:val="22"/>
         </w:rPr>
-        <w:t>与第1名差距</w:t>
+        <w:t>整体排名</w:t>
       </w:r>
       <w:r>
         <w:rPr>
@@ -8498,7 +8509,7 @@
           <w:color w:val="245BDB"/>
           <w:sz w:val="22"/>
         </w:rPr>
-        <w:t>：与第1名tavily-research（51.97分）仅相差0.11分，差距极小</w:t>
+        <w:t>：本系统综合得分53.54，在开源可用方案中排名第2位</w:t>
       </w:r>
     </w:p>
     <w:p>
@@ -8518,7 +8529,7 @@
           <w:color w:val="245BDB"/>
           <w:sz w:val="22"/>
         </w:rPr>
-        <w:t>竞争态势</w:t>
+        <w:t>与第1名差距</w:t>
       </w:r>
       <w:r>
         <w:rPr>
@@ -8526,31 +8537,7 @@
           <w:color w:val="245BDB"/>
           <w:sz w:val="22"/>
         </w:rPr>
-        <w:t>：在众多Deep Research方案中，本系统稳居前列，处于第一梯队</w:t>
-      </w:r>
-    </w:p>
-    <w:p>
-      <w:pPr>
-        <w:spacing w:before="120" w:after="120" w:line="288" w:lineRule="auto"/>
-        <w:ind w:left="0"/>
-        <w:jc w:val="left"/>
-      </w:pPr>
-      <w:r>
-        <w:rPr>
-          <w:rFonts w:ascii="Arial" w:hAnsi="Arial" w:eastAsia="等线" w:cs="Arial"/>
-          <w:b/>
-          <w:color w:val="245BDB"/>
-          <w:sz w:val="22"/>
-        </w:rPr>
-        <w:t>核心指标表现</w:t>
-      </w:r>
-      <w:r>
-        <w:rPr>
-          <w:rFonts w:ascii="Arial" w:hAnsi="Arial" w:eastAsia="等线" w:cs="Arial"/>
-          <w:color w:val="245BDB"/>
-          <w:sz w:val="22"/>
-        </w:rPr>
-        <w:t>：</w:t>
+        <w:t>：与开源可用方案第1名nvidia-aiq-nemotron-gpt5.2（53.91分）仅相差0.37分，差距极小</w:t>
       </w:r>
     </w:p>
     <w:p>
@@ -8570,7 +8557,7 @@
           <w:color w:val="245BDB"/>
           <w:sz w:val="22"/>
         </w:rPr>
-        <w:t>综合性得分</w:t>
+        <w:t>竞争态势</w:t>
       </w:r>
       <w:r>
         <w:rPr>
@@ -8578,7 +8565,31 @@
           <w:color w:val="245BDB"/>
           <w:sz w:val="22"/>
         </w:rPr>
-        <w:t>：52.06分，排名第2，信息覆盖全面</w:t>
+        <w:t>：在众多Deep Research开源方案中，本系统稳居前列，处于第一梯队</w:t>
+      </w:r>
+    </w:p>
+    <w:p>
+      <w:pPr>
+        <w:spacing w:before="120" w:after="120" w:line="288" w:lineRule="auto"/>
+        <w:ind w:left="0"/>
+        <w:jc w:val="left"/>
+      </w:pPr>
+      <w:r>
+        <w:rPr>
+          <w:rFonts w:ascii="Arial" w:hAnsi="Arial" w:eastAsia="等线" w:cs="Arial"/>
+          <w:b/>
+          <w:color w:val="245BDB"/>
+          <w:sz w:val="22"/>
+        </w:rPr>
+        <w:t>核心指标表现</w:t>
+      </w:r>
+      <w:r>
+        <w:rPr>
+          <w:rFonts w:ascii="Arial" w:hAnsi="Arial" w:eastAsia="等线" w:cs="Arial"/>
+          <w:color w:val="245BDB"/>
+          <w:sz w:val="22"/>
+        </w:rPr>
+        <w:t>：</w:t>
       </w:r>
     </w:p>
     <w:p>
@@ -8598,7 +8609,7 @@
           <w:color w:val="245BDB"/>
           <w:sz w:val="22"/>
         </w:rPr>
-        <w:t>洞察力得分</w:t>
+        <w:t>覆盖度得分</w:t>
       </w:r>
       <w:r>
         <w:rPr>
@@ -8606,7 +8617,7 @@
           <w:color w:val="245BDB"/>
           <w:sz w:val="22"/>
         </w:rPr>
-        <w:t>：51.34分，排名第2，分析深度优秀</w:t>
+        <w:t>：53.59分，开源方案排名第3，信息覆盖全面</w:t>
       </w:r>
     </w:p>
     <w:p>
@@ -8626,7 +8637,7 @@
           <w:color w:val="245BDB"/>
           <w:sz w:val="22"/>
         </w:rPr>
-        <w:t>指令遵循得分</w:t>
+        <w:t>洞察力得分</w:t>
       </w:r>
       <w:r>
         <w:rPr>
@@ -8634,7 +8645,7 @@
           <w:color w:val="245BDB"/>
           <w:sz w:val="22"/>
         </w:rPr>
-        <w:t>：52.03分，排名第1，对用户需求理解和执行能力最佳</w:t>
+        <w:t>：54.59分，开源方案排名第4，分析深度优秀</w:t>
       </w:r>
     </w:p>
     <w:p>
@@ -8654,7 +8665,7 @@
           <w:color w:val="245BDB"/>
           <w:sz w:val="22"/>
         </w:rPr>
-        <w:t>可读性得分</w:t>
+        <w:t>指令遵循得分</w:t>
       </w:r>
       <w:r>
         <w:rPr>
@@ -8662,7 +8673,7 @@
           <w:color w:val="245BDB"/>
           <w:sz w:val="22"/>
         </w:rPr>
-        <w:t>：52.20分，排名第1，报告语言表达和结构清晰度最优</w:t>
+        <w:t>：52.44分，开源方案排名第3，对用户需求理解和执行能力优秀</w:t>
       </w:r>
     </w:p>
     <w:p>
@@ -8682,7 +8693,7 @@
           <w:color w:val="245BDB"/>
           <w:sz w:val="22"/>
         </w:rPr>
-        <w:t>均衡性</w:t>
+        <w:t>可读性得分</w:t>
       </w:r>
       <w:r>
         <w:rPr>
@@ -8690,31 +8701,7 @@
           <w:color w:val="245BDB"/>
           <w:sz w:val="22"/>
         </w:rPr>
-        <w:t>：各维度得分均超过51分，表现均衡且优秀</w:t>
-      </w:r>
-    </w:p>
-    <w:p>
-      <w:pPr>
-        <w:spacing w:before="120" w:after="120" w:line="288" w:lineRule="auto"/>
-        <w:ind w:left="0"/>
-        <w:jc w:val="left"/>
-      </w:pPr>
-      <w:r>
-        <w:rPr>
-          <w:rFonts w:ascii="Arial" w:hAnsi="Arial" w:eastAsia="等线" w:cs="Arial"/>
-          <w:b/>
-          <w:color w:val="245BDB"/>
-          <w:sz w:val="22"/>
-        </w:rPr>
-        <w:t>竞争态势分析</w:t>
-      </w:r>
-      <w:r>
-        <w:rPr>
-          <w:rFonts w:ascii="Arial" w:hAnsi="Arial" w:eastAsia="等线" w:cs="Arial"/>
-          <w:color w:val="245BDB"/>
-          <w:sz w:val="22"/>
-        </w:rPr>
-        <w:t>：</w:t>
+        <w:t>：52.53分，开源方案排名第1，报告语言表达和结构清晰度最优</w:t>
       </w:r>
     </w:p>
     <w:p>
@@ -8734,7 +8721,7 @@
           <w:color w:val="245BDB"/>
           <w:sz w:val="22"/>
         </w:rPr>
-        <w:t>技术层级</w:t>
+        <w:t>均衡性</w:t>
       </w:r>
       <w:r>
         <w:rPr>
@@ -8742,7 +8729,31 @@
           <w:color w:val="245BDB"/>
           <w:sz w:val="22"/>
         </w:rPr>
-        <w:t>：本系统处于Deep Research领域的第一梯队，与顶尖方案差距极小</w:t>
+        <w:t>：各维度得分均超过52分，表现均衡且优秀</w:t>
+      </w:r>
+    </w:p>
+    <w:p>
+      <w:pPr>
+        <w:spacing w:before="120" w:after="120" w:line="288" w:lineRule="auto"/>
+        <w:ind w:left="0"/>
+        <w:jc w:val="left"/>
+      </w:pPr>
+      <w:r>
+        <w:rPr>
+          <w:rFonts w:ascii="Arial" w:hAnsi="Arial" w:eastAsia="等线" w:cs="Arial"/>
+          <w:b/>
+          <w:color w:val="245BDB"/>
+          <w:sz w:val="22"/>
+        </w:rPr>
+        <w:t>竞争态势分析</w:t>
+      </w:r>
+      <w:r>
+        <w:rPr>
+          <w:rFonts w:ascii="Arial" w:hAnsi="Arial" w:eastAsia="等线" w:cs="Arial"/>
+          <w:color w:val="245BDB"/>
+          <w:sz w:val="22"/>
+        </w:rPr>
+        <w:t>：</w:t>
       </w:r>
     </w:p>
     <w:p>
@@ -8762,7 +8773,7 @@
           <w:color w:val="245BDB"/>
           <w:sz w:val="22"/>
         </w:rPr>
-        <w:t>优势领域</w:t>
+        <w:t>技术层级</w:t>
       </w:r>
       <w:r>
         <w:rPr>
@@ -8770,7 +8781,7 @@
           <w:color w:val="245BDB"/>
           <w:sz w:val="22"/>
         </w:rPr>
-        <w:t>：指令遵循能力（52.03分）和可读性（52.20分）均排名第1，说明系统在需求理解、执行准确性和报告表达方面表现卓越</w:t>
+        <w:t>：本系统处于Deep Research领域的第一梯队，与顶尖方案差距极小</w:t>
       </w:r>
     </w:p>
     <w:p>
@@ -8790,7 +8801,7 @@
           <w:color w:val="245BDB"/>
           <w:sz w:val="22"/>
         </w:rPr>
-        <w:t>综合表现</w:t>
+        <w:t>优势领域</w:t>
       </w:r>
       <w:r>
         <w:rPr>
@@ -8798,7 +8809,7 @@
           <w:color w:val="245BDB"/>
           <w:sz w:val="22"/>
         </w:rPr>
-        <w:t>：在四个维度中，三个维度得分超过52分，综合能力突出</w:t>
+        <w:t>：可读性排名第1且覆盖度、指令遵循能力排名第3，说明系统在需求理解、执行准确性和报告表达方面表现优秀</w:t>
       </w:r>
     </w:p>
     <w:p>
@@ -8818,7 +8829,7 @@
           <w:color w:val="245BDB"/>
           <w:sz w:val="22"/>
         </w:rPr>
-        <w:t>稳定性优势</w:t>
+        <w:t>综合表现</w:t>
       </w:r>
       <w:r>
         <w:rPr>
@@ -8826,31 +8837,7 @@
           <w:color w:val="245BDB"/>
           <w:sz w:val="22"/>
         </w:rPr>
-        <w:t>：相比部分开源方案存在运行报错或超时问题，本系统在99个样本测试中表现稳定可靠</w:t>
-      </w:r>
-    </w:p>
-    <w:p>
-      <w:pPr>
-        <w:spacing w:before="120" w:after="120" w:line="288" w:lineRule="auto"/>
-        <w:ind w:left="0"/>
-        <w:jc w:val="left"/>
-      </w:pPr>
-      <w:r>
-        <w:rPr>
-          <w:rFonts w:ascii="Arial" w:hAnsi="Arial" w:eastAsia="等线" w:cs="Arial"/>
-          <w:b/>
-          <w:color w:val="245BDB"/>
-          <w:sz w:val="22"/>
-        </w:rPr>
-        <w:t>性能与成本分析</w:t>
-      </w:r>
-      <w:r>
-        <w:rPr>
-          <w:rFonts w:ascii="Arial" w:hAnsi="Arial" w:eastAsia="等线" w:cs="Arial"/>
-          <w:color w:val="245BDB"/>
-          <w:sz w:val="22"/>
-        </w:rPr>
-        <w:t>：</w:t>
+        <w:t>：在四个维度中，两个维度得分超过53分，综合能力突出</w:t>
       </w:r>
     </w:p>
     <w:p>
@@ -8870,7 +8857,7 @@
           <w:color w:val="245BDB"/>
           <w:sz w:val="22"/>
         </w:rPr>
-        <w:t>处理效率</w:t>
+        <w:t>稳定性优势</w:t>
       </w:r>
       <w:r>
         <w:rPr>
@@ -8878,7 +8865,31 @@
           <w:color w:val="245BDB"/>
           <w:sz w:val="22"/>
         </w:rPr>
-        <w:t>：端到端处理时间约15分钟，满足实际应用需求</w:t>
+        <w:t>：相比部分开源方案存在运行报错或超时问题，本系统在100个样本测试中表现稳定可靠</w:t>
+      </w:r>
+    </w:p>
+    <w:p>
+      <w:pPr>
+        <w:spacing w:before="120" w:after="120" w:line="288" w:lineRule="auto"/>
+        <w:ind w:left="0"/>
+        <w:jc w:val="left"/>
+      </w:pPr>
+      <w:r>
+        <w:rPr>
+          <w:rFonts w:ascii="Arial" w:hAnsi="Arial" w:eastAsia="等线" w:cs="Arial"/>
+          <w:b/>
+          <w:color w:val="245BDB"/>
+          <w:sz w:val="22"/>
+        </w:rPr>
+        <w:t>性能与成本分析</w:t>
+      </w:r>
+      <w:r>
+        <w:rPr>
+          <w:rFonts w:ascii="Arial" w:hAnsi="Arial" w:eastAsia="等线" w:cs="Arial"/>
+          <w:color w:val="245BDB"/>
+          <w:sz w:val="22"/>
+        </w:rPr>
+        <w:t>：</w:t>
       </w:r>
     </w:p>
     <w:p>
@@ -8898,7 +8909,7 @@
           <w:color w:val="245BDB"/>
           <w:sz w:val="22"/>
         </w:rPr>
-        <w:t>人力成本</w:t>
+        <w:t>处理效率</w:t>
       </w:r>
       <w:r>
         <w:rPr>
@@ -8906,7 +8917,7 @@
           <w:color w:val="245BDB"/>
           <w:sz w:val="22"/>
         </w:rPr>
-        <w:t>：相比人工调研（1-3周），效率提升1000倍以上</w:t>
+        <w:t>：端到端处理时间约15分钟，满足实际应用需求</w:t>
       </w:r>
     </w:p>
     <w:p>
@@ -8926,7 +8937,7 @@
           <w:color w:val="245BDB"/>
           <w:sz w:val="22"/>
         </w:rPr>
-        <w:t>部署成本</w:t>
+        <w:t>人力成本</w:t>
       </w:r>
       <w:r>
         <w:rPr>
@@ -8934,7 +8945,7 @@
           <w:color w:val="245BDB"/>
           <w:sz w:val="22"/>
         </w:rPr>
-        <w:t>：基于开源框架，避免了高昂的许可费用</w:t>
+        <w:t>：相比人工调研（1-3周），效率提升1000倍以上</w:t>
       </w:r>
     </w:p>
     <w:p>
@@ -8954,7 +8965,7 @@
           <w:color w:val="245BDB"/>
           <w:sz w:val="22"/>
         </w:rPr>
-        <w:t>模型选择</w:t>
+        <w:t>部署成本</w:t>
       </w:r>
       <w:r>
         <w:rPr>
@@ -8962,31 +8973,7 @@
           <w:color w:val="245BDB"/>
           <w:sz w:val="22"/>
         </w:rPr>
-        <w:t>：GLM 4.7 作为主要模型，跑测结果优异</w:t>
-      </w:r>
-    </w:p>
-    <w:p>
-      <w:pPr>
-        <w:spacing w:before="120" w:after="120" w:line="288" w:lineRule="auto"/>
-        <w:ind w:left="0"/>
-        <w:jc w:val="left"/>
-      </w:pPr>
-      <w:r>
-        <w:rPr>
-          <w:rFonts w:ascii="Arial" w:hAnsi="Arial" w:eastAsia="等线" w:cs="Arial"/>
-          <w:b/>
-          <w:color w:val="245BDB"/>
-          <w:sz w:val="22"/>
-        </w:rPr>
-        <w:t>技术方案优势</w:t>
-      </w:r>
-      <w:r>
-        <w:rPr>
-          <w:rFonts w:ascii="Arial" w:hAnsi="Arial" w:eastAsia="等线" w:cs="Arial"/>
-          <w:color w:val="245BDB"/>
-          <w:sz w:val="22"/>
-        </w:rPr>
-        <w:t>：</w:t>
+        <w:t>：基于开源框架，避免了高昂的许可费用</w:t>
       </w:r>
     </w:p>
     <w:p>
@@ -9006,7 +8993,7 @@
           <w:color w:val="245BDB"/>
           <w:sz w:val="22"/>
         </w:rPr>
-        <w:t>SOTA架构</w:t>
+        <w:t>模型选择</w:t>
       </w:r>
       <w:r>
         <w:rPr>
@@ -9014,7 +9001,31 @@
           <w:color w:val="245BDB"/>
           <w:sz w:val="22"/>
         </w:rPr>
-        <w:t>：采用Claude Code + MCP（秘塔搜索）的方案，经实测效果最佳</w:t>
+        <w:t>：DeepSeek V4 Pro作为主要模型，跑测结果优异</w:t>
+      </w:r>
+    </w:p>
+    <w:p>
+      <w:pPr>
+        <w:spacing w:before="120" w:after="120" w:line="288" w:lineRule="auto"/>
+        <w:ind w:left="0"/>
+        <w:jc w:val="left"/>
+      </w:pPr>
+      <w:r>
+        <w:rPr>
+          <w:rFonts w:ascii="Arial" w:hAnsi="Arial" w:eastAsia="等线" w:cs="Arial"/>
+          <w:b/>
+          <w:color w:val="245BDB"/>
+          <w:sz w:val="22"/>
+        </w:rPr>
+        <w:t>技术方案优势</w:t>
+      </w:r>
+      <w:r>
+        <w:rPr>
+          <w:rFonts w:ascii="Arial" w:hAnsi="Arial" w:eastAsia="等线" w:cs="Arial"/>
+          <w:color w:val="245BDB"/>
+          <w:sz w:val="22"/>
+        </w:rPr>
+        <w:t>：</w:t>
       </w:r>
     </w:p>
     <w:p>
@@ -9034,7 +9045,7 @@
           <w:color w:val="245BDB"/>
           <w:sz w:val="22"/>
         </w:rPr>
-        <w:t>搜索工具选择</w:t>
+        <w:t>SOTA架构</w:t>
       </w:r>
       <w:r>
         <w:rPr>
@@ -9042,7 +9053,7 @@
           <w:color w:val="245BDB"/>
           <w:sz w:val="22"/>
         </w:rPr>
-        <w:t>：使用秘塔搜索作为主要搜索源，效果稳定</w:t>
+        <w:t>：采用Claude Code + StepSearch MCP的方案，经实测效果最佳</w:t>
       </w:r>
     </w:p>
     <w:p>
@@ -9062,7 +9073,7 @@
           <w:color w:val="245BDB"/>
           <w:sz w:val="22"/>
         </w:rPr>
-        <w:t>模型兼容性</w:t>
+        <w:t>搜索工具选择</w:t>
       </w:r>
       <w:r>
         <w:rPr>
@@ -9070,7 +9081,7 @@
           <w:color w:val="245BDB"/>
           <w:sz w:val="22"/>
         </w:rPr>
-        <w:t>：支持GLM 4.7等先进开源模型，成本可控</w:t>
+        <w:t>：使用StepSearch作为主要搜索源，效果稳定</w:t>
       </w:r>
     </w:p>
     <w:p>
@@ -9090,6 +9101,34 @@
           <w:color w:val="245BDB"/>
           <w:sz w:val="22"/>
         </w:rPr>
+        <w:t>模型兼容性</w:t>
+      </w:r>
+      <w:r>
+        <w:rPr>
+          <w:rFonts w:ascii="Arial" w:hAnsi="Arial" w:eastAsia="等线" w:cs="Arial"/>
+          <w:color w:val="245BDB"/>
+          <w:sz w:val="22"/>
+        </w:rPr>
+        <w:t>：支持DeepSeek V4 Pro等先进开源模型，成本可控</w:t>
+      </w:r>
+    </w:p>
+    <w:p>
+      <w:pPr>
+        <w:numPr>
+          <w:ilvl w:val="0"/>
+          <w:numId w:val="151"/>
+        </w:numPr>
+        <w:spacing w:before="120" w:after="120" w:line="288" w:lineRule="auto"/>
+        <w:ind w:left="0"/>
+        <w:jc w:val="left"/>
+      </w:pPr>
+      <w:r>
+        <w:rPr>
+          <w:rFonts w:ascii="Arial" w:hAnsi="Arial" w:eastAsia="等线" w:cs="Arial"/>
+          <w:b/>
+          <w:color w:val="245BDB"/>
+          <w:sz w:val="22"/>
+        </w:rPr>
         <w:t>稳定性保障</w:t>
       </w:r>
       <w:r>
@@ -9098,7 +9137,7 @@
           <w:color w:val="245BDB"/>
           <w:sz w:val="22"/>
         </w:rPr>
-        <w:t>：在99个样本的测试中系统运行稳定，无报错或超时问题</w:t>
+        <w:t>：在100个样本的测试中系统运行稳定，无报错或超时问题</w:t>
       </w:r>
     </w:p>
     <w:p>
@@ -9175,7 +9214,7 @@
           <w:color w:val="245BDB"/>
           <w:sz w:val="22"/>
         </w:rPr>
-        <w:t>所提系统在端到端的智能调研和报告生成方面表现优异，在Deep Research Bench基准测试中综合得分51.86分，在排行中排名第2位，与第1位综合得分差距小于1.5%，超越OpenAI DeepResearch和Claude Research等知名厂商方案，在各项指标上均达到行业中上水平。同时，该方案的报告平均生成时间≤15分钟。系统能够高效、稳定地生成质量良好的调研报告，具备良好的商业应用价值和发展潜力。</w:t>
+        <w:t>所提系统在端到端的智能调研和报告生成方面表现优异，在Deep Research Bench基准测试中综合得分53.54分，在开源可用方案中排名第3位，与第1位综合得分差距小于1%，在各项指标上均达到行业中上水平。同时，该方案的报告平均生成时间≤15分钟。系统能够高效、稳定地生成质量良好的调研报告，具备良好的商业应用价值和发展潜力。</w:t>
       </w:r>
     </w:p>
     <w:p>
@@ -9835,7 +9874,7 @@
       <w:pPr>
         <w:numPr>
           <w:ilvl w:val="0"/>
-          <w:numId w:val="151"/>
+          <w:numId w:val="152"/>
         </w:numPr>
         <w:spacing w:before="120" w:after="120" w:line="288" w:lineRule="auto"/>
         <w:ind w:left="0"/>
@@ -9853,7 +9892,7 @@
       <w:pPr>
         <w:numPr>
           <w:ilvl w:val="0"/>
-          <w:numId w:val="152"/>
+          <w:numId w:val="153"/>
         </w:numPr>
         <w:spacing w:before="120" w:after="120" w:line="288" w:lineRule="auto"/>
         <w:ind w:left="0"/>
@@ -9942,6 +9981,8 @@
         <w:ind w:left="0"/>
         <w:jc w:val="left"/>
       </w:pPr>
+      <w:bookmarkStart w:id="21" w:name="_GoBack"/>
+      <w:bookmarkEnd w:id="21"/>
     </w:p>
     <w:sectPr>
       <w:headerReference r:id="rId3" w:type="default"/>
@@ -9968,9 +10009,9 @@
 <file path=word/numbering.xml><?xml version="1.0" encoding="utf-8"?>
 <w:numbering xmlns:wpc="http://schemas.microsoft.com/office/word/2010/wordprocessingCanvas" xmlns:mc="http://schemas.openxmlformats.org/markup-compatibility/2006" xmlns:o="urn:schemas-microsoft-com:office:office" xmlns:r="http://schemas.openxmlformats.org/officeDocument/2006/relationships" xmlns:m="http://schemas.openxmlformats.org/officeDocument/2006/math" xmlns:v="urn:schemas-microsoft-com:vml" xmlns:wp14="http://schemas.microsoft.com/office/word/2010/wordprocessingDrawing" xmlns:wp="http://schemas.openxmlformats.org/drawingml/2006/wordprocessingDrawing" xmlns:w10="urn:schemas-microsoft-com:office:word" xmlns:w="http://schemas.openxmlformats.org/wordprocessingml/2006/main" xmlns:w14="http://schemas.microsoft.com/office/word/2010/wordml" xmlns:wpg="http://schemas.microsoft.com/office/word/2010/wordprocessingGroup" xmlns:wpi="http://schemas.microsoft.com/office/word/2010/wordprocessingInk" xmlns:wne="http://schemas.microsoft.com/office/word/2006/wordml" xmlns:wps="http://schemas.microsoft.com/office/word/2010/wordprocessingShape" xmlns:wpsCustomData="http://www.wps.cn/officeDocument/2013/wpsCustomData" mc:Ignorable="w14 wp14">
   <w:abstractNum w:abstractNumId="0">
-    <w:nsid w:val="967F45DA"/>
-    <w:multiLevelType w:val="singleLevel"/>
-    <w:tmpl w:val="967F45DA"/>
+    <w:nsid w:val="8C5F786F"/>
+    <w:multiLevelType w:val="singleLevel"/>
+    <w:tmpl w:val="8C5F786F"/>
     <w:lvl w:ilvl="0" w:tentative="0">
       <w:start w:val="0"/>
       <w:numFmt w:val="bullet"/>
@@ -9982,9 +10023,9 @@
     </w:lvl>
   </w:abstractNum>
   <w:abstractNum w:abstractNumId="1">
-    <w:nsid w:val="9EDDD711"/>
-    <w:multiLevelType w:val="singleLevel"/>
-    <w:tmpl w:val="9EDDD711"/>
+    <w:nsid w:val="9286B641"/>
+    <w:multiLevelType w:val="singleLevel"/>
+    <w:tmpl w:val="9286B641"/>
     <w:lvl w:ilvl="0" w:tentative="0">
       <w:start w:val="0"/>
       <w:numFmt w:val="bullet"/>
@@ -9996,9 +10037,9 @@
     </w:lvl>
   </w:abstractNum>
   <w:abstractNum w:abstractNumId="2">
-    <w:nsid w:val="9F3F80AF"/>
-    <w:multiLevelType w:val="singleLevel"/>
-    <w:tmpl w:val="9F3F80AF"/>
+    <w:nsid w:val="95BFB777"/>
+    <w:multiLevelType w:val="singleLevel"/>
+    <w:tmpl w:val="95BFB777"/>
     <w:lvl w:ilvl="0" w:tentative="0">
       <w:start w:val="0"/>
       <w:numFmt w:val="bullet"/>
@@ -10010,9 +10051,9 @@
     </w:lvl>
   </w:abstractNum>
   <w:abstractNum w:abstractNumId="3">
-    <w:nsid w:val="ABB5F980"/>
-    <w:multiLevelType w:val="singleLevel"/>
-    <w:tmpl w:val="ABB5F980"/>
+    <w:nsid w:val="9E7DA204"/>
+    <w:multiLevelType w:val="singleLevel"/>
+    <w:tmpl w:val="9E7DA204"/>
     <w:lvl w:ilvl="0" w:tentative="0">
       <w:start w:val="0"/>
       <w:numFmt w:val="bullet"/>
@@ -10024,9 +10065,9 @@
     </w:lvl>
   </w:abstractNum>
   <w:abstractNum w:abstractNumId="4">
-    <w:nsid w:val="ABFE426F"/>
-    <w:multiLevelType w:val="singleLevel"/>
-    <w:tmpl w:val="ABFE426F"/>
+    <w:nsid w:val="9EFFE4ED"/>
+    <w:multiLevelType w:val="singleLevel"/>
+    <w:tmpl w:val="9EFFE4ED"/>
     <w:lvl w:ilvl="0" w:tentative="0">
       <w:start w:val="0"/>
       <w:numFmt w:val="bullet"/>
@@ -10038,9 +10079,23 @@
     </w:lvl>
   </w:abstractNum>
   <w:abstractNum w:abstractNumId="5">
-    <w:nsid w:val="ADFBBF43"/>
-    <w:multiLevelType w:val="singleLevel"/>
-    <w:tmpl w:val="ADFBBF43"/>
+    <w:nsid w:val="9FFD5C6C"/>
+    <w:multiLevelType w:val="singleLevel"/>
+    <w:tmpl w:val="9FFD5C6C"/>
+    <w:lvl w:ilvl="0" w:tentative="0">
+      <w:start w:val="4"/>
+      <w:numFmt w:val="lowerLetter"/>
+      <w:lvlText w:val="%1."/>
+      <w:lvlJc w:val="left"/>
+      <w:rPr>
+        <w:color w:val="3370FF"/>
+      </w:rPr>
+    </w:lvl>
+  </w:abstractNum>
+  <w:abstractNum w:abstractNumId="6">
+    <w:nsid w:val="A2A622CE"/>
+    <w:multiLevelType w:val="singleLevel"/>
+    <w:tmpl w:val="A2A622CE"/>
     <w:lvl w:ilvl="0" w:tentative="0">
       <w:start w:val="0"/>
       <w:numFmt w:val="bullet"/>
@@ -10051,10 +10106,24 @@
       </w:rPr>
     </w:lvl>
   </w:abstractNum>
-  <w:abstractNum w:abstractNumId="6">
-    <w:nsid w:val="AED6CF6C"/>
-    <w:multiLevelType w:val="singleLevel"/>
-    <w:tmpl w:val="AED6CF6C"/>
+  <w:abstractNum w:abstractNumId="7">
+    <w:nsid w:val="A4F63348"/>
+    <w:multiLevelType w:val="singleLevel"/>
+    <w:tmpl w:val="A4F63348"/>
+    <w:lvl w:ilvl="0" w:tentative="0">
+      <w:start w:val="1"/>
+      <w:numFmt w:val="lowerLetter"/>
+      <w:lvlText w:val="%1."/>
+      <w:lvlJc w:val="left"/>
+      <w:rPr>
+        <w:color w:val="3370FF"/>
+      </w:rPr>
+    </w:lvl>
+  </w:abstractNum>
+  <w:abstractNum w:abstractNumId="8">
+    <w:nsid w:val="AC77ABEF"/>
+    <w:multiLevelType w:val="singleLevel"/>
+    <w:tmpl w:val="AC77ABEF"/>
     <w:lvl w:ilvl="0" w:tentative="0">
       <w:start w:val="0"/>
       <w:numFmt w:val="bullet"/>
@@ -10065,10 +10134,10 @@
       </w:rPr>
     </w:lvl>
   </w:abstractNum>
-  <w:abstractNum w:abstractNumId="7">
-    <w:nsid w:val="AFB6FED9"/>
-    <w:multiLevelType w:val="singleLevel"/>
-    <w:tmpl w:val="AFB6FED9"/>
+  <w:abstractNum w:abstractNumId="9">
+    <w:nsid w:val="ACFF5F03"/>
+    <w:multiLevelType w:val="singleLevel"/>
+    <w:tmpl w:val="ACFF5F03"/>
     <w:lvl w:ilvl="0" w:tentative="0">
       <w:start w:val="0"/>
       <w:numFmt w:val="bullet"/>
@@ -10079,10 +10148,52 @@
       </w:rPr>
     </w:lvl>
   </w:abstractNum>
-  <w:abstractNum w:abstractNumId="8">
-    <w:nsid w:val="AFCF5C76"/>
-    <w:multiLevelType w:val="singleLevel"/>
-    <w:tmpl w:val="AFCF5C76"/>
+  <w:abstractNum w:abstractNumId="10">
+    <w:nsid w:val="AF5792BC"/>
+    <w:multiLevelType w:val="singleLevel"/>
+    <w:tmpl w:val="AF5792BC"/>
+    <w:lvl w:ilvl="0" w:tentative="0">
+      <w:start w:val="0"/>
+      <w:numFmt w:val="bullet"/>
+      <w:lvlText w:val="•"/>
+      <w:lvlJc w:val="left"/>
+      <w:rPr>
+        <w:color w:val="3370FF"/>
+      </w:rPr>
+    </w:lvl>
+  </w:abstractNum>
+  <w:abstractNum w:abstractNumId="11">
+    <w:nsid w:val="AFD2F575"/>
+    <w:multiLevelType w:val="singleLevel"/>
+    <w:tmpl w:val="AFD2F575"/>
+    <w:lvl w:ilvl="0" w:tentative="0">
+      <w:start w:val="0"/>
+      <w:numFmt w:val="bullet"/>
+      <w:lvlText w:val="•"/>
+      <w:lvlJc w:val="left"/>
+      <w:rPr>
+        <w:color w:val="3370FF"/>
+      </w:rPr>
+    </w:lvl>
+  </w:abstractNum>
+  <w:abstractNum w:abstractNumId="12">
+    <w:nsid w:val="AFF762C4"/>
+    <w:multiLevelType w:val="singleLevel"/>
+    <w:tmpl w:val="AFF762C4"/>
+    <w:lvl w:ilvl="0" w:tentative="0">
+      <w:start w:val="0"/>
+      <w:numFmt w:val="bullet"/>
+      <w:lvlText w:val="•"/>
+      <w:lvlJc w:val="left"/>
+      <w:rPr>
+        <w:color w:val="3370FF"/>
+      </w:rPr>
+    </w:lvl>
+  </w:abstractNum>
+  <w:abstractNum w:abstractNumId="13">
+    <w:nsid w:val="AFFDF64D"/>
+    <w:multiLevelType w:val="singleLevel"/>
+    <w:tmpl w:val="AFFDF64D"/>
     <w:lvl w:ilvl="0" w:tentative="0">
       <w:start w:val="0"/>
       <w:numFmt w:val="bullet"/>
@@ -10093,10 +10204,10 @@
       </w:rPr>
     </w:lvl>
   </w:abstractNum>
-  <w:abstractNum w:abstractNumId="9">
-    <w:nsid w:val="B18A7256"/>
-    <w:multiLevelType w:val="singleLevel"/>
-    <w:tmpl w:val="B18A7256"/>
+  <w:abstractNum w:abstractNumId="14">
+    <w:nsid w:val="B6FE8BE7"/>
+    <w:multiLevelType w:val="singleLevel"/>
+    <w:tmpl w:val="B6FE8BE7"/>
     <w:lvl w:ilvl="0" w:tentative="0">
       <w:start w:val="0"/>
       <w:numFmt w:val="bullet"/>
@@ -10107,10 +10218,374 @@
       </w:rPr>
     </w:lvl>
   </w:abstractNum>
-  <w:abstractNum w:abstractNumId="10">
-    <w:nsid w:val="B34E7CA9"/>
-    <w:multiLevelType w:val="singleLevel"/>
-    <w:tmpl w:val="B34E7CA9"/>
+  <w:abstractNum w:abstractNumId="15">
+    <w:nsid w:val="B7B3B7CC"/>
+    <w:multiLevelType w:val="singleLevel"/>
+    <w:tmpl w:val="B7B3B7CC"/>
+    <w:lvl w:ilvl="0" w:tentative="0">
+      <w:start w:val="0"/>
+      <w:numFmt w:val="bullet"/>
+      <w:lvlText w:val="￮"/>
+      <w:lvlJc w:val="left"/>
+      <w:rPr>
+        <w:color w:val="3370FF"/>
+      </w:rPr>
+    </w:lvl>
+  </w:abstractNum>
+  <w:abstractNum w:abstractNumId="16">
+    <w:nsid w:val="B7FBEAEF"/>
+    <w:multiLevelType w:val="singleLevel"/>
+    <w:tmpl w:val="B7FBEAEF"/>
+    <w:lvl w:ilvl="0" w:tentative="0">
+      <w:start w:val="0"/>
+      <w:numFmt w:val="bullet"/>
+      <w:lvlText w:val="￮"/>
+      <w:lvlJc w:val="left"/>
+      <w:rPr>
+        <w:color w:val="3370FF"/>
+      </w:rPr>
+    </w:lvl>
+  </w:abstractNum>
+  <w:abstractNum w:abstractNumId="17">
+    <w:nsid w:val="BA3E64A6"/>
+    <w:multiLevelType w:val="singleLevel"/>
+    <w:tmpl w:val="BA3E64A6"/>
+    <w:lvl w:ilvl="0" w:tentative="0">
+      <w:start w:val="0"/>
+      <w:numFmt w:val="bullet"/>
+      <w:lvlText w:val="•"/>
+      <w:lvlJc w:val="left"/>
+      <w:rPr>
+        <w:color w:val="3370FF"/>
+      </w:rPr>
+    </w:lvl>
+  </w:abstractNum>
+  <w:abstractNum w:abstractNumId="18">
+    <w:nsid w:val="BBECFFB4"/>
+    <w:multiLevelType w:val="singleLevel"/>
+    <w:tmpl w:val="BBECFFB4"/>
+    <w:lvl w:ilvl="0" w:tentative="0">
+      <w:start w:val="0"/>
+      <w:numFmt w:val="bullet"/>
+      <w:lvlText w:val="•"/>
+      <w:lvlJc w:val="left"/>
+      <w:rPr>
+        <w:color w:val="3370FF"/>
+      </w:rPr>
+    </w:lvl>
+  </w:abstractNum>
+  <w:abstractNum w:abstractNumId="19">
+    <w:nsid w:val="BBF883CC"/>
+    <w:multiLevelType w:val="singleLevel"/>
+    <w:tmpl w:val="BBF883CC"/>
+    <w:lvl w:ilvl="0" w:tentative="0">
+      <w:start w:val="0"/>
+      <w:numFmt w:val="bullet"/>
+      <w:lvlText w:val="￮"/>
+      <w:lvlJc w:val="left"/>
+      <w:rPr>
+        <w:color w:val="3370FF"/>
+      </w:rPr>
+    </w:lvl>
+  </w:abstractNum>
+  <w:abstractNum w:abstractNumId="20">
+    <w:nsid w:val="BDF698FC"/>
+    <w:multiLevelType w:val="singleLevel"/>
+    <w:tmpl w:val="BDF698FC"/>
+    <w:lvl w:ilvl="0" w:tentative="0">
+      <w:start w:val="0"/>
+      <w:numFmt w:val="bullet"/>
+      <w:lvlText w:val="•"/>
+      <w:lvlJc w:val="left"/>
+      <w:rPr>
+        <w:color w:val="3370FF"/>
+      </w:rPr>
+    </w:lvl>
+  </w:abstractNum>
+  <w:abstractNum w:abstractNumId="21">
+    <w:nsid w:val="BEFB76D6"/>
+    <w:multiLevelType w:val="singleLevel"/>
+    <w:tmpl w:val="BEFB76D6"/>
+    <w:lvl w:ilvl="0" w:tentative="0">
+      <w:start w:val="0"/>
+      <w:numFmt w:val="bullet"/>
+      <w:lvlText w:val="￮"/>
+      <w:lvlJc w:val="left"/>
+      <w:rPr>
+        <w:color w:val="3370FF"/>
+      </w:rPr>
+    </w:lvl>
+  </w:abstractNum>
+  <w:abstractNum w:abstractNumId="22">
+    <w:nsid w:val="BF9FC8EF"/>
+    <w:multiLevelType w:val="singleLevel"/>
+    <w:tmpl w:val="BF9FC8EF"/>
+    <w:lvl w:ilvl="0" w:tentative="0">
+      <w:start w:val="0"/>
+      <w:numFmt w:val="bullet"/>
+      <w:lvlText w:val="￮"/>
+      <w:lvlJc w:val="left"/>
+      <w:rPr>
+        <w:color w:val="3370FF"/>
+      </w:rPr>
+    </w:lvl>
+  </w:abstractNum>
+  <w:abstractNum w:abstractNumId="23">
+    <w:nsid w:val="BFA9B73D"/>
+    <w:multiLevelType w:val="singleLevel"/>
+    <w:tmpl w:val="BFA9B73D"/>
+    <w:lvl w:ilvl="0" w:tentative="0">
+      <w:start w:val="0"/>
+      <w:numFmt w:val="bullet"/>
+      <w:lvlText w:val="•"/>
+      <w:lvlJc w:val="left"/>
+      <w:rPr>
+        <w:color w:val="3370FF"/>
+      </w:rPr>
+    </w:lvl>
+  </w:abstractNum>
+  <w:abstractNum w:abstractNumId="24">
+    <w:nsid w:val="BFB52F46"/>
+    <w:multiLevelType w:val="singleLevel"/>
+    <w:tmpl w:val="BFB52F46"/>
+    <w:lvl w:ilvl="0" w:tentative="0">
+      <w:start w:val="4"/>
+      <w:numFmt w:val="lowerLetter"/>
+      <w:lvlText w:val="%1."/>
+      <w:lvlJc w:val="left"/>
+      <w:rPr>
+        <w:color w:val="3370FF"/>
+      </w:rPr>
+    </w:lvl>
+  </w:abstractNum>
+  <w:abstractNum w:abstractNumId="25">
+    <w:nsid w:val="BFBEF9CA"/>
+    <w:multiLevelType w:val="singleLevel"/>
+    <w:tmpl w:val="BFBEF9CA"/>
+    <w:lvl w:ilvl="0" w:tentative="0">
+      <w:start w:val="0"/>
+      <w:numFmt w:val="bullet"/>
+      <w:lvlText w:val="•"/>
+      <w:lvlJc w:val="left"/>
+      <w:rPr>
+        <w:color w:val="3370FF"/>
+      </w:rPr>
+    </w:lvl>
+  </w:abstractNum>
+  <w:abstractNum w:abstractNumId="26">
+    <w:nsid w:val="BFF60895"/>
+    <w:multiLevelType w:val="singleLevel"/>
+    <w:tmpl w:val="BFF60895"/>
+    <w:lvl w:ilvl="0" w:tentative="0">
+      <w:start w:val="0"/>
+      <w:numFmt w:val="bullet"/>
+      <w:lvlText w:val="•"/>
+      <w:lvlJc w:val="left"/>
+      <w:rPr>
+        <w:color w:val="3370FF"/>
+      </w:rPr>
+    </w:lvl>
+  </w:abstractNum>
+  <w:abstractNum w:abstractNumId="27">
+    <w:nsid w:val="BFFAA3A9"/>
+    <w:multiLevelType w:val="singleLevel"/>
+    <w:tmpl w:val="BFFAA3A9"/>
+    <w:lvl w:ilvl="0" w:tentative="0">
+      <w:start w:val="0"/>
+      <w:numFmt w:val="bullet"/>
+      <w:lvlText w:val="•"/>
+      <w:lvlJc w:val="left"/>
+      <w:rPr>
+        <w:color w:val="3370FF"/>
+      </w:rPr>
+    </w:lvl>
+  </w:abstractNum>
+  <w:abstractNum w:abstractNumId="28">
+    <w:nsid w:val="BFFAD8EF"/>
+    <w:multiLevelType w:val="singleLevel"/>
+    <w:tmpl w:val="BFFAD8EF"/>
+    <w:lvl w:ilvl="0" w:tentative="0">
+      <w:start w:val="0"/>
+      <w:numFmt w:val="bullet"/>
+      <w:lvlText w:val="•"/>
+      <w:lvlJc w:val="left"/>
+      <w:rPr>
+        <w:color w:val="3370FF"/>
+      </w:rPr>
+    </w:lvl>
+  </w:abstractNum>
+  <w:abstractNum w:abstractNumId="29">
+    <w:nsid w:val="BFFEA931"/>
+    <w:multiLevelType w:val="singleLevel"/>
+    <w:tmpl w:val="BFFEA931"/>
+    <w:lvl w:ilvl="0" w:tentative="0">
+      <w:start w:val="0"/>
+      <w:numFmt w:val="bullet"/>
+      <w:lvlText w:val="•"/>
+      <w:lvlJc w:val="left"/>
+      <w:rPr>
+        <w:color w:val="3370FF"/>
+      </w:rPr>
+    </w:lvl>
+  </w:abstractNum>
+  <w:abstractNum w:abstractNumId="30">
+    <w:nsid w:val="C67E7EBA"/>
+    <w:multiLevelType w:val="singleLevel"/>
+    <w:tmpl w:val="C67E7EBA"/>
+    <w:lvl w:ilvl="0" w:tentative="0">
+      <w:start w:val="0"/>
+      <w:numFmt w:val="bullet"/>
+      <w:lvlText w:val="￮"/>
+      <w:lvlJc w:val="left"/>
+      <w:rPr>
+        <w:color w:val="3370FF"/>
+      </w:rPr>
+    </w:lvl>
+  </w:abstractNum>
+  <w:abstractNum w:abstractNumId="31">
+    <w:nsid w:val="CAFEABDE"/>
+    <w:multiLevelType w:val="singleLevel"/>
+    <w:tmpl w:val="CAFEABDE"/>
+    <w:lvl w:ilvl="0" w:tentative="0">
+      <w:start w:val="0"/>
+      <w:numFmt w:val="bullet"/>
+      <w:lvlText w:val="•"/>
+      <w:lvlJc w:val="left"/>
+      <w:rPr>
+        <w:color w:val="3370FF"/>
+      </w:rPr>
+    </w:lvl>
+  </w:abstractNum>
+  <w:abstractNum w:abstractNumId="32">
+    <w:nsid w:val="CFEE6698"/>
+    <w:multiLevelType w:val="singleLevel"/>
+    <w:tmpl w:val="CFEE6698"/>
+    <w:lvl w:ilvl="0" w:tentative="0">
+      <w:start w:val="0"/>
+      <w:numFmt w:val="bullet"/>
+      <w:lvlText w:val="•"/>
+      <w:lvlJc w:val="left"/>
+      <w:rPr>
+        <w:color w:val="3370FF"/>
+      </w:rPr>
+    </w:lvl>
+  </w:abstractNum>
+  <w:abstractNum w:abstractNumId="33">
+    <w:nsid w:val="D46B2478"/>
+    <w:multiLevelType w:val="singleLevel"/>
+    <w:tmpl w:val="D46B2478"/>
+    <w:lvl w:ilvl="0" w:tentative="0">
+      <w:start w:val="0"/>
+      <w:numFmt w:val="bullet"/>
+      <w:lvlText w:val="•"/>
+      <w:lvlJc w:val="left"/>
+      <w:rPr>
+        <w:color w:val="3370FF"/>
+      </w:rPr>
+    </w:lvl>
+  </w:abstractNum>
+  <w:abstractNum w:abstractNumId="34">
+    <w:nsid w:val="D67A2901"/>
+    <w:multiLevelType w:val="singleLevel"/>
+    <w:tmpl w:val="D67A2901"/>
+    <w:lvl w:ilvl="0" w:tentative="0">
+      <w:start w:val="0"/>
+      <w:numFmt w:val="bullet"/>
+      <w:lvlText w:val="•"/>
+      <w:lvlJc w:val="left"/>
+      <w:rPr>
+        <w:color w:val="3370FF"/>
+      </w:rPr>
+    </w:lvl>
+  </w:abstractNum>
+  <w:abstractNum w:abstractNumId="35">
+    <w:nsid w:val="D7CF1203"/>
+    <w:multiLevelType w:val="singleLevel"/>
+    <w:tmpl w:val="D7CF1203"/>
+    <w:lvl w:ilvl="0" w:tentative="0">
+      <w:start w:val="0"/>
+      <w:numFmt w:val="bullet"/>
+      <w:lvlText w:val="•"/>
+      <w:lvlJc w:val="left"/>
+      <w:rPr>
+        <w:color w:val="3370FF"/>
+      </w:rPr>
+    </w:lvl>
+  </w:abstractNum>
+  <w:abstractNum w:abstractNumId="36">
+    <w:nsid w:val="D7DDC823"/>
+    <w:multiLevelType w:val="singleLevel"/>
+    <w:tmpl w:val="D7DDC823"/>
+    <w:lvl w:ilvl="0" w:tentative="0">
+      <w:start w:val="0"/>
+      <w:numFmt w:val="bullet"/>
+      <w:lvlText w:val="•"/>
+      <w:lvlJc w:val="left"/>
+      <w:rPr>
+        <w:color w:val="3370FF"/>
+      </w:rPr>
+    </w:lvl>
+  </w:abstractNum>
+  <w:abstractNum w:abstractNumId="37">
+    <w:nsid w:val="D7FD2517"/>
+    <w:multiLevelType w:val="singleLevel"/>
+    <w:tmpl w:val="D7FD2517"/>
+    <w:lvl w:ilvl="0" w:tentative="0">
+      <w:start w:val="0"/>
+      <w:numFmt w:val="bullet"/>
+      <w:lvlText w:val="•"/>
+      <w:lvlJc w:val="left"/>
+      <w:rPr>
+        <w:color w:val="3370FF"/>
+      </w:rPr>
+    </w:lvl>
+  </w:abstractNum>
+  <w:abstractNum w:abstractNumId="38">
+    <w:nsid w:val="D7FF25F7"/>
+    <w:multiLevelType w:val="singleLevel"/>
+    <w:tmpl w:val="D7FF25F7"/>
+    <w:lvl w:ilvl="0" w:tentative="0">
+      <w:start w:val="2"/>
+      <w:numFmt w:val="decimal"/>
+      <w:lvlText w:val="%1."/>
+      <w:lvlJc w:val="left"/>
+      <w:rPr>
+        <w:color w:val="3370FF"/>
+      </w:rPr>
+    </w:lvl>
+  </w:abstractNum>
+  <w:abstractNum w:abstractNumId="39">
+    <w:nsid w:val="D97F345E"/>
+    <w:multiLevelType w:val="singleLevel"/>
+    <w:tmpl w:val="D97F345E"/>
+    <w:lvl w:ilvl="0" w:tentative="0">
+      <w:start w:val="0"/>
+      <w:numFmt w:val="bullet"/>
+      <w:lvlText w:val="•"/>
+      <w:lvlJc w:val="left"/>
+      <w:rPr>
+        <w:color w:val="3370FF"/>
+      </w:rPr>
+    </w:lvl>
+  </w:abstractNum>
+  <w:abstractNum w:abstractNumId="40">
+    <w:nsid w:val="DA97EFB0"/>
+    <w:multiLevelType w:val="singleLevel"/>
+    <w:tmpl w:val="DA97EFB0"/>
+    <w:lvl w:ilvl="0" w:tentative="0">
+      <w:start w:val="0"/>
+      <w:numFmt w:val="bullet"/>
+      <w:lvlText w:val="•"/>
+      <w:lvlJc w:val="left"/>
+      <w:rPr>
+        <w:color w:val="3370FF"/>
+      </w:rPr>
+    </w:lvl>
+  </w:abstractNum>
+  <w:abstractNum w:abstractNumId="41">
+    <w:nsid w:val="DBFF8713"/>
+    <w:multiLevelType w:val="singleLevel"/>
+    <w:tmpl w:val="DBFF8713"/>
     <w:lvl w:ilvl="0" w:tentative="0">
       <w:start w:val="1"/>
       <w:numFmt w:val="decimal"/>
@@ -10121,10 +10596,10 @@
       </w:rPr>
     </w:lvl>
   </w:abstractNum>
-  <w:abstractNum w:abstractNumId="11">
-    <w:nsid w:val="B5E462B4"/>
-    <w:multiLevelType w:val="singleLevel"/>
-    <w:tmpl w:val="B5E462B4"/>
+  <w:abstractNum w:abstractNumId="42">
+    <w:nsid w:val="DD1FD169"/>
+    <w:multiLevelType w:val="singleLevel"/>
+    <w:tmpl w:val="DD1FD169"/>
     <w:lvl w:ilvl="0" w:tentative="0">
       <w:start w:val="0"/>
       <w:numFmt w:val="bullet"/>
@@ -10135,10 +10610,24 @@
       </w:rPr>
     </w:lvl>
   </w:abstractNum>
-  <w:abstractNum w:abstractNumId="12">
-    <w:nsid w:val="B6AECFED"/>
-    <w:multiLevelType w:val="singleLevel"/>
-    <w:tmpl w:val="B6AECFED"/>
+  <w:abstractNum w:abstractNumId="43">
+    <w:nsid w:val="DF02DF87"/>
+    <w:multiLevelType w:val="singleLevel"/>
+    <w:tmpl w:val="DF02DF87"/>
+    <w:lvl w:ilvl="0" w:tentative="0">
+      <w:start w:val="0"/>
+      <w:numFmt w:val="bullet"/>
+      <w:lvlText w:val="￮"/>
+      <w:lvlJc w:val="left"/>
+      <w:rPr>
+        <w:color w:val="3370FF"/>
+      </w:rPr>
+    </w:lvl>
+  </w:abstractNum>
+  <w:abstractNum w:abstractNumId="44">
+    <w:nsid w:val="DF1FE129"/>
+    <w:multiLevelType w:val="singleLevel"/>
+    <w:tmpl w:val="DF1FE129"/>
     <w:lvl w:ilvl="0" w:tentative="0">
       <w:start w:val="0"/>
       <w:numFmt w:val="bullet"/>
@@ -10149,10 +10638,10 @@
       </w:rPr>
     </w:lvl>
   </w:abstractNum>
-  <w:abstractNum w:abstractNumId="13">
-    <w:nsid w:val="B73FD9EC"/>
-    <w:multiLevelType w:val="singleLevel"/>
-    <w:tmpl w:val="B73FD9EC"/>
+  <w:abstractNum w:abstractNumId="45">
+    <w:nsid w:val="DF7C430E"/>
+    <w:multiLevelType w:val="singleLevel"/>
+    <w:tmpl w:val="DF7C430E"/>
     <w:lvl w:ilvl="0" w:tentative="0">
       <w:start w:val="0"/>
       <w:numFmt w:val="bullet"/>
@@ -10163,10 +10652,52 @@
       </w:rPr>
     </w:lvl>
   </w:abstractNum>
-  <w:abstractNum w:abstractNumId="14">
-    <w:nsid w:val="B7D7CCD6"/>
-    <w:multiLevelType w:val="singleLevel"/>
-    <w:tmpl w:val="B7D7CCD6"/>
+  <w:abstractNum w:abstractNumId="46">
+    <w:nsid w:val="DFBFDF37"/>
+    <w:multiLevelType w:val="singleLevel"/>
+    <w:tmpl w:val="DFBFDF37"/>
+    <w:lvl w:ilvl="0" w:tentative="0">
+      <w:start w:val="0"/>
+      <w:numFmt w:val="bullet"/>
+      <w:lvlText w:val="￮"/>
+      <w:lvlJc w:val="left"/>
+      <w:rPr>
+        <w:color w:val="3370FF"/>
+      </w:rPr>
+    </w:lvl>
+  </w:abstractNum>
+  <w:abstractNum w:abstractNumId="47">
+    <w:nsid w:val="DFEBC116"/>
+    <w:multiLevelType w:val="singleLevel"/>
+    <w:tmpl w:val="DFEBC116"/>
+    <w:lvl w:ilvl="0" w:tentative="0">
+      <w:start w:val="0"/>
+      <w:numFmt w:val="bullet"/>
+      <w:lvlText w:val="￮"/>
+      <w:lvlJc w:val="left"/>
+      <w:rPr>
+        <w:color w:val="3370FF"/>
+      </w:rPr>
+    </w:lvl>
+  </w:abstractNum>
+  <w:abstractNum w:abstractNumId="48">
+    <w:nsid w:val="DFEE12CA"/>
+    <w:multiLevelType w:val="singleLevel"/>
+    <w:tmpl w:val="DFEE12CA"/>
+    <w:lvl w:ilvl="0" w:tentative="0">
+      <w:start w:val="0"/>
+      <w:numFmt w:val="bullet"/>
+      <w:lvlText w:val="￮"/>
+      <w:lvlJc w:val="left"/>
+      <w:rPr>
+        <w:color w:val="3370FF"/>
+      </w:rPr>
+    </w:lvl>
+  </w:abstractNum>
+  <w:abstractNum w:abstractNumId="49">
+    <w:nsid w:val="DFEF693E"/>
+    <w:multiLevelType w:val="singleLevel"/>
+    <w:tmpl w:val="DFEF693E"/>
     <w:lvl w:ilvl="0" w:tentative="0">
       <w:start w:val="0"/>
       <w:numFmt w:val="bullet"/>
@@ -10177,10 +10708,10 @@
       </w:rPr>
     </w:lvl>
   </w:abstractNum>
-  <w:abstractNum w:abstractNumId="15">
-    <w:nsid w:val="B7FE4461"/>
-    <w:multiLevelType w:val="singleLevel"/>
-    <w:tmpl w:val="B7FE4461"/>
+  <w:abstractNum w:abstractNumId="50">
+    <w:nsid w:val="DFFBF503"/>
+    <w:multiLevelType w:val="singleLevel"/>
+    <w:tmpl w:val="DFFBF503"/>
     <w:lvl w:ilvl="0" w:tentative="0">
       <w:start w:val="0"/>
       <w:numFmt w:val="bullet"/>
@@ -10191,10 +10722,10 @@
       </w:rPr>
     </w:lvl>
   </w:abstractNum>
-  <w:abstractNum w:abstractNumId="16">
-    <w:nsid w:val="BB7ECEA1"/>
-    <w:multiLevelType w:val="singleLevel"/>
-    <w:tmpl w:val="BB7ECEA1"/>
+  <w:abstractNum w:abstractNumId="51">
+    <w:nsid w:val="DFFFE172"/>
+    <w:multiLevelType w:val="singleLevel"/>
+    <w:tmpl w:val="DFFFE172"/>
     <w:lvl w:ilvl="0" w:tentative="0">
       <w:start w:val="0"/>
       <w:numFmt w:val="bullet"/>
@@ -10205,10 +10736,10 @@
       </w:rPr>
     </w:lvl>
   </w:abstractNum>
-  <w:abstractNum w:abstractNumId="17">
-    <w:nsid w:val="BB9F2287"/>
-    <w:multiLevelType w:val="singleLevel"/>
-    <w:tmpl w:val="BB9F2287"/>
+  <w:abstractNum w:abstractNumId="52">
+    <w:nsid w:val="E375C35D"/>
+    <w:multiLevelType w:val="singleLevel"/>
+    <w:tmpl w:val="E375C35D"/>
     <w:lvl w:ilvl="0" w:tentative="0">
       <w:start w:val="0"/>
       <w:numFmt w:val="bullet"/>
@@ -10219,10 +10750,10 @@
       </w:rPr>
     </w:lvl>
   </w:abstractNum>
-  <w:abstractNum w:abstractNumId="18">
-    <w:nsid w:val="BBBF7DA8"/>
-    <w:multiLevelType w:val="singleLevel"/>
-    <w:tmpl w:val="BBBF7DA8"/>
+  <w:abstractNum w:abstractNumId="53">
+    <w:nsid w:val="E53289FA"/>
+    <w:multiLevelType w:val="singleLevel"/>
+    <w:tmpl w:val="E53289FA"/>
     <w:lvl w:ilvl="0" w:tentative="0">
       <w:start w:val="0"/>
       <w:numFmt w:val="bullet"/>
@@ -10233,10 +10764,10 @@
       </w:rPr>
     </w:lvl>
   </w:abstractNum>
-  <w:abstractNum w:abstractNumId="19">
-    <w:nsid w:val="BBF34F14"/>
-    <w:multiLevelType w:val="singleLevel"/>
-    <w:tmpl w:val="BBF34F14"/>
+  <w:abstractNum w:abstractNumId="54">
+    <w:nsid w:val="E5BF6969"/>
+    <w:multiLevelType w:val="singleLevel"/>
+    <w:tmpl w:val="E5BF6969"/>
     <w:lvl w:ilvl="0" w:tentative="0">
       <w:start w:val="0"/>
       <w:numFmt w:val="bullet"/>
@@ -10247,10 +10778,10 @@
       </w:rPr>
     </w:lvl>
   </w:abstractNum>
-  <w:abstractNum w:abstractNumId="20">
-    <w:nsid w:val="BFB67D3F"/>
-    <w:multiLevelType w:val="singleLevel"/>
-    <w:tmpl w:val="BFB67D3F"/>
+  <w:abstractNum w:abstractNumId="55">
+    <w:nsid w:val="E9BD120B"/>
+    <w:multiLevelType w:val="singleLevel"/>
+    <w:tmpl w:val="E9BD120B"/>
     <w:lvl w:ilvl="0" w:tentative="0">
       <w:start w:val="0"/>
       <w:numFmt w:val="bullet"/>
@@ -10261,52 +10792,24 @@
       </w:rPr>
     </w:lvl>
   </w:abstractNum>
-  <w:abstractNum w:abstractNumId="21">
-    <w:nsid w:val="BFBEF24F"/>
-    <w:multiLevelType w:val="singleLevel"/>
-    <w:tmpl w:val="BFBEF24F"/>
-    <w:lvl w:ilvl="0" w:tentative="0">
-      <w:start w:val="0"/>
-      <w:numFmt w:val="bullet"/>
-      <w:lvlText w:val="•"/>
-      <w:lvlJc w:val="left"/>
-      <w:rPr>
-        <w:color w:val="3370FF"/>
-      </w:rPr>
-    </w:lvl>
-  </w:abstractNum>
-  <w:abstractNum w:abstractNumId="22">
-    <w:nsid w:val="CAFBE5F3"/>
-    <w:multiLevelType w:val="singleLevel"/>
-    <w:tmpl w:val="CAFBE5F3"/>
-    <w:lvl w:ilvl="0" w:tentative="0">
-      <w:start w:val="0"/>
-      <w:numFmt w:val="bullet"/>
-      <w:lvlText w:val="•"/>
-      <w:lvlJc w:val="left"/>
-      <w:rPr>
-        <w:color w:val="3370FF"/>
-      </w:rPr>
-    </w:lvl>
-  </w:abstractNum>
-  <w:abstractNum w:abstractNumId="23">
-    <w:nsid w:val="CDD3C1F0"/>
-    <w:multiLevelType w:val="singleLevel"/>
-    <w:tmpl w:val="CDD3C1F0"/>
-    <w:lvl w:ilvl="0" w:tentative="0">
-      <w:start w:val="0"/>
-      <w:numFmt w:val="bullet"/>
-      <w:lvlText w:val="•"/>
-      <w:lvlJc w:val="left"/>
-      <w:rPr>
-        <w:color w:val="3370FF"/>
-      </w:rPr>
-    </w:lvl>
-  </w:abstractNum>
-  <w:abstractNum w:abstractNumId="24">
-    <w:nsid w:val="CDDF290E"/>
-    <w:multiLevelType w:val="singleLevel"/>
-    <w:tmpl w:val="CDDF290E"/>
+  <w:abstractNum w:abstractNumId="56">
+    <w:nsid w:val="E9CE7FBB"/>
+    <w:multiLevelType w:val="singleLevel"/>
+    <w:tmpl w:val="E9CE7FBB"/>
+    <w:lvl w:ilvl="0" w:tentative="0">
+      <w:start w:val="2"/>
+      <w:numFmt w:val="decimal"/>
+      <w:lvlText w:val="%1."/>
+      <w:lvlJc w:val="left"/>
+      <w:rPr>
+        <w:color w:val="3370FF"/>
+      </w:rPr>
+    </w:lvl>
+  </w:abstractNum>
+  <w:abstractNum w:abstractNumId="57">
+    <w:nsid w:val="E9D62859"/>
+    <w:multiLevelType w:val="singleLevel"/>
+    <w:tmpl w:val="E9D62859"/>
     <w:lvl w:ilvl="0" w:tentative="0">
       <w:start w:val="0"/>
       <w:numFmt w:val="bullet"/>
@@ -10317,66 +10820,10 @@
       </w:rPr>
     </w:lvl>
   </w:abstractNum>
-  <w:abstractNum w:abstractNumId="25">
-    <w:nsid w:val="CFBEB4D4"/>
-    <w:multiLevelType w:val="singleLevel"/>
-    <w:tmpl w:val="CFBEB4D4"/>
-    <w:lvl w:ilvl="0" w:tentative="0">
-      <w:start w:val="0"/>
-      <w:numFmt w:val="bullet"/>
-      <w:lvlText w:val="￮"/>
-      <w:lvlJc w:val="left"/>
-      <w:rPr>
-        <w:color w:val="3370FF"/>
-      </w:rPr>
-    </w:lvl>
-  </w:abstractNum>
-  <w:abstractNum w:abstractNumId="26">
-    <w:nsid w:val="CFFEA250"/>
-    <w:multiLevelType w:val="singleLevel"/>
-    <w:tmpl w:val="CFFEA250"/>
-    <w:lvl w:ilvl="0" w:tentative="0">
-      <w:start w:val="0"/>
-      <w:numFmt w:val="bullet"/>
-      <w:lvlText w:val="•"/>
-      <w:lvlJc w:val="left"/>
-      <w:rPr>
-        <w:color w:val="3370FF"/>
-      </w:rPr>
-    </w:lvl>
-  </w:abstractNum>
-  <w:abstractNum w:abstractNumId="27">
-    <w:nsid w:val="D3DFDC4B"/>
-    <w:multiLevelType w:val="singleLevel"/>
-    <w:tmpl w:val="D3DFDC4B"/>
-    <w:lvl w:ilvl="0" w:tentative="0">
-      <w:start w:val="0"/>
-      <w:numFmt w:val="bullet"/>
-      <w:lvlText w:val="￮"/>
-      <w:lvlJc w:val="left"/>
-      <w:rPr>
-        <w:color w:val="3370FF"/>
-      </w:rPr>
-    </w:lvl>
-  </w:abstractNum>
-  <w:abstractNum w:abstractNumId="28">
-    <w:nsid w:val="D7B3B6C1"/>
-    <w:multiLevelType w:val="singleLevel"/>
-    <w:tmpl w:val="D7B3B6C1"/>
-    <w:lvl w:ilvl="0" w:tentative="0">
-      <w:start w:val="0"/>
-      <w:numFmt w:val="bullet"/>
-      <w:lvlText w:val="•"/>
-      <w:lvlJc w:val="left"/>
-      <w:rPr>
-        <w:color w:val="3370FF"/>
-      </w:rPr>
-    </w:lvl>
-  </w:abstractNum>
-  <w:abstractNum w:abstractNumId="29">
-    <w:nsid w:val="D7EF9509"/>
-    <w:multiLevelType w:val="singleLevel"/>
-    <w:tmpl w:val="D7EF9509"/>
+  <w:abstractNum w:abstractNumId="58">
+    <w:nsid w:val="EAFEA711"/>
+    <w:multiLevelType w:val="singleLevel"/>
+    <w:tmpl w:val="EAFEA711"/>
     <w:lvl w:ilvl="0" w:tentative="0">
       <w:start w:val="1"/>
       <w:numFmt w:val="decimal"/>
@@ -10387,10 +10834,38 @@
       </w:rPr>
     </w:lvl>
   </w:abstractNum>
-  <w:abstractNum w:abstractNumId="30">
-    <w:nsid w:val="D9D74314"/>
-    <w:multiLevelType w:val="singleLevel"/>
-    <w:tmpl w:val="D9D74314"/>
+  <w:abstractNum w:abstractNumId="59">
+    <w:nsid w:val="EB3CC02C"/>
+    <w:multiLevelType w:val="singleLevel"/>
+    <w:tmpl w:val="EB3CC02C"/>
+    <w:lvl w:ilvl="0" w:tentative="0">
+      <w:start w:val="0"/>
+      <w:numFmt w:val="bullet"/>
+      <w:lvlText w:val="￮"/>
+      <w:lvlJc w:val="left"/>
+      <w:rPr>
+        <w:color w:val="3370FF"/>
+      </w:rPr>
+    </w:lvl>
+  </w:abstractNum>
+  <w:abstractNum w:abstractNumId="60">
+    <w:nsid w:val="ECEFEA4D"/>
+    <w:multiLevelType w:val="singleLevel"/>
+    <w:tmpl w:val="ECEFEA4D"/>
+    <w:lvl w:ilvl="0" w:tentative="0">
+      <w:start w:val="0"/>
+      <w:numFmt w:val="bullet"/>
+      <w:lvlText w:val="￮"/>
+      <w:lvlJc w:val="left"/>
+      <w:rPr>
+        <w:color w:val="3370FF"/>
+      </w:rPr>
+    </w:lvl>
+  </w:abstractNum>
+  <w:abstractNum w:abstractNumId="61">
+    <w:nsid w:val="ED7E0BE2"/>
+    <w:multiLevelType w:val="singleLevel"/>
+    <w:tmpl w:val="ED7E0BE2"/>
     <w:lvl w:ilvl="0" w:tentative="0">
       <w:start w:val="0"/>
       <w:numFmt w:val="bullet"/>
@@ -10401,24 +10876,24 @@
       </w:rPr>
     </w:lvl>
   </w:abstractNum>
-  <w:abstractNum w:abstractNumId="31">
-    <w:nsid w:val="DBDA36DC"/>
-    <w:multiLevelType w:val="singleLevel"/>
-    <w:tmpl w:val="DBDA36DC"/>
-    <w:lvl w:ilvl="0" w:tentative="0">
-      <w:start w:val="0"/>
-      <w:numFmt w:val="bullet"/>
-      <w:lvlText w:val="￮"/>
-      <w:lvlJc w:val="left"/>
-      <w:rPr>
-        <w:color w:val="3370FF"/>
-      </w:rPr>
-    </w:lvl>
-  </w:abstractNum>
-  <w:abstractNum w:abstractNumId="32">
-    <w:nsid w:val="DBFAC0EB"/>
-    <w:multiLevelType w:val="singleLevel"/>
-    <w:tmpl w:val="DBFAC0EB"/>
+  <w:abstractNum w:abstractNumId="62">
+    <w:nsid w:val="EE375FCB"/>
+    <w:multiLevelType w:val="singleLevel"/>
+    <w:tmpl w:val="EE375FCB"/>
+    <w:lvl w:ilvl="0" w:tentative="0">
+      <w:start w:val="2"/>
+      <w:numFmt w:val="decimal"/>
+      <w:lvlText w:val="%1."/>
+      <w:lvlJc w:val="left"/>
+      <w:rPr>
+        <w:color w:val="3370FF"/>
+      </w:rPr>
+    </w:lvl>
+  </w:abstractNum>
+  <w:abstractNum w:abstractNumId="63">
+    <w:nsid w:val="EEFEA7E5"/>
+    <w:multiLevelType w:val="singleLevel"/>
+    <w:tmpl w:val="EEFEA7E5"/>
     <w:lvl w:ilvl="0" w:tentative="0">
       <w:start w:val="0"/>
       <w:numFmt w:val="bullet"/>
@@ -10429,24 +10904,10 @@
       </w:rPr>
     </w:lvl>
   </w:abstractNum>
-  <w:abstractNum w:abstractNumId="33">
-    <w:nsid w:val="DEFB3ED8"/>
-    <w:multiLevelType w:val="singleLevel"/>
-    <w:tmpl w:val="DEFB3ED8"/>
-    <w:lvl w:ilvl="0" w:tentative="0">
-      <w:start w:val="4"/>
-      <w:numFmt w:val="lowerLetter"/>
-      <w:lvlText w:val="%1."/>
-      <w:lvlJc w:val="left"/>
-      <w:rPr>
-        <w:color w:val="3370FF"/>
-      </w:rPr>
-    </w:lvl>
-  </w:abstractNum>
-  <w:abstractNum w:abstractNumId="34">
-    <w:nsid w:val="DEFCDE56"/>
-    <w:multiLevelType w:val="singleLevel"/>
-    <w:tmpl w:val="DEFCDE56"/>
+  <w:abstractNum w:abstractNumId="64">
+    <w:nsid w:val="EF9AF348"/>
+    <w:multiLevelType w:val="singleLevel"/>
+    <w:tmpl w:val="EF9AF348"/>
     <w:lvl w:ilvl="0" w:tentative="0">
       <w:start w:val="0"/>
       <w:numFmt w:val="bullet"/>
@@ -10457,52 +10918,10 @@
       </w:rPr>
     </w:lvl>
   </w:abstractNum>
-  <w:abstractNum w:abstractNumId="35">
-    <w:nsid w:val="DFDCA6DE"/>
-    <w:multiLevelType w:val="singleLevel"/>
-    <w:tmpl w:val="DFDCA6DE"/>
-    <w:lvl w:ilvl="0" w:tentative="0">
-      <w:start w:val="0"/>
-      <w:numFmt w:val="bullet"/>
-      <w:lvlText w:val="•"/>
-      <w:lvlJc w:val="left"/>
-      <w:rPr>
-        <w:color w:val="3370FF"/>
-      </w:rPr>
-    </w:lvl>
-  </w:abstractNum>
-  <w:abstractNum w:abstractNumId="36">
-    <w:nsid w:val="DFDFA872"/>
-    <w:multiLevelType w:val="singleLevel"/>
-    <w:tmpl w:val="DFDFA872"/>
-    <w:lvl w:ilvl="0" w:tentative="0">
-      <w:start w:val="0"/>
-      <w:numFmt w:val="bullet"/>
-      <w:lvlText w:val="•"/>
-      <w:lvlJc w:val="left"/>
-      <w:rPr>
-        <w:color w:val="3370FF"/>
-      </w:rPr>
-    </w:lvl>
-  </w:abstractNum>
-  <w:abstractNum w:abstractNumId="37">
-    <w:nsid w:val="DFEA9389"/>
-    <w:multiLevelType w:val="singleLevel"/>
-    <w:tmpl w:val="DFEA9389"/>
-    <w:lvl w:ilvl="0" w:tentative="0">
-      <w:start w:val="0"/>
-      <w:numFmt w:val="bullet"/>
-      <w:lvlText w:val="•"/>
-      <w:lvlJc w:val="left"/>
-      <w:rPr>
-        <w:color w:val="3370FF"/>
-      </w:rPr>
-    </w:lvl>
-  </w:abstractNum>
-  <w:abstractNum w:abstractNumId="38">
-    <w:nsid w:val="DFFD5312"/>
-    <w:multiLevelType w:val="singleLevel"/>
-    <w:tmpl w:val="DFFD5312"/>
+  <w:abstractNum w:abstractNumId="65">
+    <w:nsid w:val="EFBA4DFE"/>
+    <w:multiLevelType w:val="singleLevel"/>
+    <w:tmpl w:val="EFBA4DFE"/>
     <w:lvl w:ilvl="0" w:tentative="0">
       <w:start w:val="3"/>
       <w:numFmt w:val="lowerLetter"/>
@@ -10513,10 +10932,10 @@
       </w:rPr>
     </w:lvl>
   </w:abstractNum>
-  <w:abstractNum w:abstractNumId="39">
-    <w:nsid w:val="E2FE3A10"/>
-    <w:multiLevelType w:val="singleLevel"/>
-    <w:tmpl w:val="E2FE3A10"/>
+  <w:abstractNum w:abstractNumId="66">
+    <w:nsid w:val="EFCE0E00"/>
+    <w:multiLevelType w:val="singleLevel"/>
+    <w:tmpl w:val="EFCE0E00"/>
     <w:lvl w:ilvl="0" w:tentative="0">
       <w:start w:val="0"/>
       <w:numFmt w:val="bullet"/>
@@ -10527,10 +10946,10 @@
       </w:rPr>
     </w:lvl>
   </w:abstractNum>
-  <w:abstractNum w:abstractNumId="40">
-    <w:nsid w:val="E6A53F59"/>
-    <w:multiLevelType w:val="singleLevel"/>
-    <w:tmpl w:val="E6A53F59"/>
+  <w:abstractNum w:abstractNumId="67">
+    <w:nsid w:val="EFCEB171"/>
+    <w:multiLevelType w:val="singleLevel"/>
+    <w:tmpl w:val="EFCEB171"/>
     <w:lvl w:ilvl="0" w:tentative="0">
       <w:start w:val="0"/>
       <w:numFmt w:val="bullet"/>
@@ -10541,10 +10960,52 @@
       </w:rPr>
     </w:lvl>
   </w:abstractNum>
-  <w:abstractNum w:abstractNumId="41">
-    <w:nsid w:val="E6EE7705"/>
-    <w:multiLevelType w:val="singleLevel"/>
-    <w:tmpl w:val="E6EE7705"/>
+  <w:abstractNum w:abstractNumId="68">
+    <w:nsid w:val="EFFEB132"/>
+    <w:multiLevelType w:val="singleLevel"/>
+    <w:tmpl w:val="EFFEB132"/>
+    <w:lvl w:ilvl="0" w:tentative="0">
+      <w:start w:val="1"/>
+      <w:numFmt w:val="decimal"/>
+      <w:lvlText w:val="%1."/>
+      <w:lvlJc w:val="left"/>
+      <w:rPr>
+        <w:color w:val="3370FF"/>
+      </w:rPr>
+    </w:lvl>
+  </w:abstractNum>
+  <w:abstractNum w:abstractNumId="69">
+    <w:nsid w:val="EFFFC5F7"/>
+    <w:multiLevelType w:val="singleLevel"/>
+    <w:tmpl w:val="EFFFC5F7"/>
+    <w:lvl w:ilvl="0" w:tentative="0">
+      <w:start w:val="0"/>
+      <w:numFmt w:val="bullet"/>
+      <w:lvlText w:val="￮"/>
+      <w:lvlJc w:val="left"/>
+      <w:rPr>
+        <w:color w:val="3370FF"/>
+      </w:rPr>
+    </w:lvl>
+  </w:abstractNum>
+  <w:abstractNum w:abstractNumId="70">
+    <w:nsid w:val="F1FE6634"/>
+    <w:multiLevelType w:val="singleLevel"/>
+    <w:tmpl w:val="F1FE6634"/>
+    <w:lvl w:ilvl="0" w:tentative="0">
+      <w:start w:val="3"/>
+      <w:numFmt w:val="lowerLetter"/>
+      <w:lvlText w:val="%1."/>
+      <w:lvlJc w:val="left"/>
+      <w:rPr>
+        <w:color w:val="3370FF"/>
+      </w:rPr>
+    </w:lvl>
+  </w:abstractNum>
+  <w:abstractNum w:abstractNumId="71">
+    <w:nsid w:val="F27FF0FB"/>
+    <w:multiLevelType w:val="singleLevel"/>
+    <w:tmpl w:val="F27FF0FB"/>
     <w:lvl w:ilvl="0" w:tentative="0">
       <w:start w:val="0"/>
       <w:numFmt w:val="bullet"/>
@@ -10555,10 +11016,38 @@
       </w:rPr>
     </w:lvl>
   </w:abstractNum>
-  <w:abstractNum w:abstractNumId="42">
-    <w:nsid w:val="E76A7BB4"/>
-    <w:multiLevelType w:val="singleLevel"/>
-    <w:tmpl w:val="E76A7BB4"/>
+  <w:abstractNum w:abstractNumId="72">
+    <w:nsid w:val="F37E6A87"/>
+    <w:multiLevelType w:val="singleLevel"/>
+    <w:tmpl w:val="F37E6A87"/>
+    <w:lvl w:ilvl="0" w:tentative="0">
+      <w:start w:val="0"/>
+      <w:numFmt w:val="bullet"/>
+      <w:lvlText w:val="￮"/>
+      <w:lvlJc w:val="left"/>
+      <w:rPr>
+        <w:color w:val="3370FF"/>
+      </w:rPr>
+    </w:lvl>
+  </w:abstractNum>
+  <w:abstractNum w:abstractNumId="73">
+    <w:nsid w:val="F3F5F687"/>
+    <w:multiLevelType w:val="singleLevel"/>
+    <w:tmpl w:val="F3F5F687"/>
+    <w:lvl w:ilvl="0" w:tentative="0">
+      <w:start w:val="0"/>
+      <w:numFmt w:val="bullet"/>
+      <w:lvlText w:val="￮"/>
+      <w:lvlJc w:val="left"/>
+      <w:rPr>
+        <w:color w:val="3370FF"/>
+      </w:rPr>
+    </w:lvl>
+  </w:abstractNum>
+  <w:abstractNum w:abstractNumId="74">
+    <w:nsid w:val="F3FE7C2F"/>
+    <w:multiLevelType w:val="singleLevel"/>
+    <w:tmpl w:val="F3FE7C2F"/>
     <w:lvl w:ilvl="0" w:tentative="0">
       <w:start w:val="0"/>
       <w:numFmt w:val="bullet"/>
@@ -10569,10 +11058,80 @@
       </w:rPr>
     </w:lvl>
   </w:abstractNum>
-  <w:abstractNum w:abstractNumId="43">
-    <w:nsid w:val="E7DBD9A3"/>
-    <w:multiLevelType w:val="singleLevel"/>
-    <w:tmpl w:val="E7DBD9A3"/>
+  <w:abstractNum w:abstractNumId="75">
+    <w:nsid w:val="F5F326B2"/>
+    <w:multiLevelType w:val="singleLevel"/>
+    <w:tmpl w:val="F5F326B2"/>
+    <w:lvl w:ilvl="0" w:tentative="0">
+      <w:start w:val="0"/>
+      <w:numFmt w:val="bullet"/>
+      <w:lvlText w:val="￮"/>
+      <w:lvlJc w:val="left"/>
+      <w:rPr>
+        <w:color w:val="3370FF"/>
+      </w:rPr>
+    </w:lvl>
+  </w:abstractNum>
+  <w:abstractNum w:abstractNumId="76">
+    <w:nsid w:val="F6FFAB4C"/>
+    <w:multiLevelType w:val="singleLevel"/>
+    <w:tmpl w:val="F6FFAB4C"/>
+    <w:lvl w:ilvl="0" w:tentative="0">
+      <w:start w:val="0"/>
+      <w:numFmt w:val="bullet"/>
+      <w:lvlText w:val="￮"/>
+      <w:lvlJc w:val="left"/>
+      <w:rPr>
+        <w:color w:val="3370FF"/>
+      </w:rPr>
+    </w:lvl>
+  </w:abstractNum>
+  <w:abstractNum w:abstractNumId="77">
+    <w:nsid w:val="F79C2C95"/>
+    <w:multiLevelType w:val="singleLevel"/>
+    <w:tmpl w:val="F79C2C95"/>
+    <w:lvl w:ilvl="0" w:tentative="0">
+      <w:start w:val="0"/>
+      <w:numFmt w:val="bullet"/>
+      <w:lvlText w:val="•"/>
+      <w:lvlJc w:val="left"/>
+      <w:rPr>
+        <w:color w:val="3370FF"/>
+      </w:rPr>
+    </w:lvl>
+  </w:abstractNum>
+  <w:abstractNum w:abstractNumId="78">
+    <w:nsid w:val="F7DEAC44"/>
+    <w:multiLevelType w:val="singleLevel"/>
+    <w:tmpl w:val="F7DEAC44"/>
+    <w:lvl w:ilvl="0" w:tentative="0">
+      <w:start w:val="0"/>
+      <w:numFmt w:val="bullet"/>
+      <w:lvlText w:val="•"/>
+      <w:lvlJc w:val="left"/>
+      <w:rPr>
+        <w:color w:val="3370FF"/>
+      </w:rPr>
+    </w:lvl>
+  </w:abstractNum>
+  <w:abstractNum w:abstractNumId="79">
+    <w:nsid w:val="F7F3445A"/>
+    <w:multiLevelType w:val="singleLevel"/>
+    <w:tmpl w:val="F7F3445A"/>
+    <w:lvl w:ilvl="0" w:tentative="0">
+      <w:start w:val="0"/>
+      <w:numFmt w:val="bullet"/>
+      <w:lvlText w:val="•"/>
+      <w:lvlJc w:val="left"/>
+      <w:rPr>
+        <w:color w:val="3370FF"/>
+      </w:rPr>
+    </w:lvl>
+  </w:abstractNum>
+  <w:abstractNum w:abstractNumId="80">
+    <w:nsid w:val="F8F7CA22"/>
+    <w:multiLevelType w:val="singleLevel"/>
+    <w:tmpl w:val="F8F7CA22"/>
     <w:lvl w:ilvl="0" w:tentative="0">
       <w:start w:val="2"/>
       <w:numFmt w:val="decimal"/>
@@ -10583,10 +11142,24 @@
       </w:rPr>
     </w:lvl>
   </w:abstractNum>
-  <w:abstractNum w:abstractNumId="44">
-    <w:nsid w:val="EC7F300E"/>
-    <w:multiLevelType w:val="singleLevel"/>
-    <w:tmpl w:val="EC7F300E"/>
+  <w:abstractNum w:abstractNumId="81">
+    <w:nsid w:val="FAD80640"/>
+    <w:multiLevelType w:val="singleLevel"/>
+    <w:tmpl w:val="FAD80640"/>
+    <w:lvl w:ilvl="0" w:tentative="0">
+      <w:start w:val="0"/>
+      <w:numFmt w:val="bullet"/>
+      <w:lvlText w:val="￮"/>
+      <w:lvlJc w:val="left"/>
+      <w:rPr>
+        <w:color w:val="3370FF"/>
+      </w:rPr>
+    </w:lvl>
+  </w:abstractNum>
+  <w:abstractNum w:abstractNumId="82">
+    <w:nsid w:val="FADDD34C"/>
+    <w:multiLevelType w:val="singleLevel"/>
+    <w:tmpl w:val="FADDD34C"/>
     <w:lvl w:ilvl="0" w:tentative="0">
       <w:start w:val="0"/>
       <w:numFmt w:val="bullet"/>
@@ -10597,10 +11170,66 @@
       </w:rPr>
     </w:lvl>
   </w:abstractNum>
-  <w:abstractNum w:abstractNumId="45">
-    <w:nsid w:val="EDBEB169"/>
-    <w:multiLevelType w:val="singleLevel"/>
-    <w:tmpl w:val="EDBEB169"/>
+  <w:abstractNum w:abstractNumId="83">
+    <w:nsid w:val="FB6C4B36"/>
+    <w:multiLevelType w:val="singleLevel"/>
+    <w:tmpl w:val="FB6C4B36"/>
+    <w:lvl w:ilvl="0" w:tentative="0">
+      <w:start w:val="0"/>
+      <w:numFmt w:val="bullet"/>
+      <w:lvlText w:val="•"/>
+      <w:lvlJc w:val="left"/>
+      <w:rPr>
+        <w:color w:val="3370FF"/>
+      </w:rPr>
+    </w:lvl>
+  </w:abstractNum>
+  <w:abstractNum w:abstractNumId="84">
+    <w:nsid w:val="FBB73F4B"/>
+    <w:multiLevelType w:val="singleLevel"/>
+    <w:tmpl w:val="FBB73F4B"/>
+    <w:lvl w:ilvl="0" w:tentative="0">
+      <w:start w:val="0"/>
+      <w:numFmt w:val="bullet"/>
+      <w:lvlText w:val="•"/>
+      <w:lvlJc w:val="left"/>
+      <w:rPr>
+        <w:color w:val="3370FF"/>
+      </w:rPr>
+    </w:lvl>
+  </w:abstractNum>
+  <w:abstractNum w:abstractNumId="85">
+    <w:nsid w:val="FBF7178B"/>
+    <w:multiLevelType w:val="singleLevel"/>
+    <w:tmpl w:val="FBF7178B"/>
+    <w:lvl w:ilvl="0" w:tentative="0">
+      <w:start w:val="0"/>
+      <w:numFmt w:val="bullet"/>
+      <w:lvlText w:val="•"/>
+      <w:lvlJc w:val="left"/>
+      <w:rPr>
+        <w:color w:val="3370FF"/>
+      </w:rPr>
+    </w:lvl>
+  </w:abstractNum>
+  <w:abstractNum w:abstractNumId="86">
+    <w:nsid w:val="FCFE7820"/>
+    <w:multiLevelType w:val="singleLevel"/>
+    <w:tmpl w:val="FCFE7820"/>
+    <w:lvl w:ilvl="0" w:tentative="0">
+      <w:start w:val="0"/>
+      <w:numFmt w:val="bullet"/>
+      <w:lvlText w:val="￮"/>
+      <w:lvlJc w:val="left"/>
+      <w:rPr>
+        <w:color w:val="3370FF"/>
+      </w:rPr>
+    </w:lvl>
+  </w:abstractNum>
+  <w:abstractNum w:abstractNumId="87">
+    <w:nsid w:val="FD2EC36F"/>
+    <w:multiLevelType w:val="singleLevel"/>
+    <w:tmpl w:val="FD2EC36F"/>
     <w:lvl w:ilvl="0" w:tentative="0">
       <w:start w:val="1"/>
       <w:numFmt w:val="decimal"/>
@@ -10611,26 +11240,12 @@
       </w:rPr>
     </w:lvl>
   </w:abstractNum>
-  <w:abstractNum w:abstractNumId="46">
-    <w:nsid w:val="EDFAA60A"/>
-    <w:multiLevelType w:val="singleLevel"/>
-    <w:tmpl w:val="EDFAA60A"/>
-    <w:lvl w:ilvl="0" w:tentative="0">
-      <w:start w:val="0"/>
-      <w:numFmt w:val="bullet"/>
-      <w:lvlText w:val="￮"/>
-      <w:lvlJc w:val="left"/>
-      <w:rPr>
-        <w:color w:val="3370FF"/>
-      </w:rPr>
-    </w:lvl>
-  </w:abstractNum>
-  <w:abstractNum w:abstractNumId="47">
-    <w:nsid w:val="EEEA2A6D"/>
-    <w:multiLevelType w:val="singleLevel"/>
-    <w:tmpl w:val="EEEA2A6D"/>
-    <w:lvl w:ilvl="0" w:tentative="0">
-      <w:start w:val="4"/>
+  <w:abstractNum w:abstractNumId="88">
+    <w:nsid w:val="FDA53977"/>
+    <w:multiLevelType w:val="singleLevel"/>
+    <w:tmpl w:val="FDA53977"/>
+    <w:lvl w:ilvl="0" w:tentative="0">
+      <w:start w:val="2"/>
       <w:numFmt w:val="lowerLetter"/>
       <w:lvlText w:val="%1."/>
       <w:lvlJc w:val="left"/>
@@ -10639,10 +11254,150 @@
       </w:rPr>
     </w:lvl>
   </w:abstractNum>
-  <w:abstractNum w:abstractNumId="48">
-    <w:nsid w:val="EF5F35AA"/>
-    <w:multiLevelType w:val="singleLevel"/>
-    <w:tmpl w:val="EF5F35AA"/>
+  <w:abstractNum w:abstractNumId="89">
+    <w:nsid w:val="FDAE787D"/>
+    <w:multiLevelType w:val="singleLevel"/>
+    <w:tmpl w:val="FDAE787D"/>
+    <w:lvl w:ilvl="0" w:tentative="0">
+      <w:start w:val="0"/>
+      <w:numFmt w:val="bullet"/>
+      <w:lvlText w:val="•"/>
+      <w:lvlJc w:val="left"/>
+      <w:rPr>
+        <w:color w:val="3370FF"/>
+      </w:rPr>
+    </w:lvl>
+  </w:abstractNum>
+  <w:abstractNum w:abstractNumId="90">
+    <w:nsid w:val="FDBDB11B"/>
+    <w:multiLevelType w:val="singleLevel"/>
+    <w:tmpl w:val="FDBDB11B"/>
+    <w:lvl w:ilvl="0" w:tentative="0">
+      <w:start w:val="0"/>
+      <w:numFmt w:val="bullet"/>
+      <w:lvlText w:val="•"/>
+      <w:lvlJc w:val="left"/>
+      <w:rPr>
+        <w:color w:val="3370FF"/>
+      </w:rPr>
+    </w:lvl>
+  </w:abstractNum>
+  <w:abstractNum w:abstractNumId="91">
+    <w:nsid w:val="FDDE46AE"/>
+    <w:multiLevelType w:val="singleLevel"/>
+    <w:tmpl w:val="FDDE46AE"/>
+    <w:lvl w:ilvl="0" w:tentative="0">
+      <w:start w:val="0"/>
+      <w:numFmt w:val="bullet"/>
+      <w:lvlText w:val="•"/>
+      <w:lvlJc w:val="left"/>
+      <w:rPr>
+        <w:color w:val="3370FF"/>
+      </w:rPr>
+    </w:lvl>
+  </w:abstractNum>
+  <w:abstractNum w:abstractNumId="92">
+    <w:nsid w:val="FDFB6672"/>
+    <w:multiLevelType w:val="singleLevel"/>
+    <w:tmpl w:val="FDFB6672"/>
+    <w:lvl w:ilvl="0" w:tentative="0">
+      <w:start w:val="0"/>
+      <w:numFmt w:val="bullet"/>
+      <w:lvlText w:val="•"/>
+      <w:lvlJc w:val="left"/>
+      <w:rPr>
+        <w:color w:val="3370FF"/>
+      </w:rPr>
+    </w:lvl>
+  </w:abstractNum>
+  <w:abstractNum w:abstractNumId="93">
+    <w:nsid w:val="FDFE0601"/>
+    <w:multiLevelType w:val="singleLevel"/>
+    <w:tmpl w:val="FDFE0601"/>
+    <w:lvl w:ilvl="0" w:tentative="0">
+      <w:start w:val="0"/>
+      <w:numFmt w:val="bullet"/>
+      <w:lvlText w:val="•"/>
+      <w:lvlJc w:val="left"/>
+      <w:rPr>
+        <w:color w:val="3370FF"/>
+      </w:rPr>
+    </w:lvl>
+  </w:abstractNum>
+  <w:abstractNum w:abstractNumId="94">
+    <w:nsid w:val="FDFE79BA"/>
+    <w:multiLevelType w:val="singleLevel"/>
+    <w:tmpl w:val="FDFE79BA"/>
+    <w:lvl w:ilvl="0" w:tentative="0">
+      <w:start w:val="0"/>
+      <w:numFmt w:val="bullet"/>
+      <w:lvlText w:val="•"/>
+      <w:lvlJc w:val="left"/>
+      <w:rPr>
+        <w:color w:val="3370FF"/>
+      </w:rPr>
+    </w:lvl>
+  </w:abstractNum>
+  <w:abstractNum w:abstractNumId="95">
+    <w:nsid w:val="FDFEB9C1"/>
+    <w:multiLevelType w:val="singleLevel"/>
+    <w:tmpl w:val="FDFEB9C1"/>
+    <w:lvl w:ilvl="0" w:tentative="0">
+      <w:start w:val="0"/>
+      <w:numFmt w:val="bullet"/>
+      <w:lvlText w:val="•"/>
+      <w:lvlJc w:val="left"/>
+      <w:rPr>
+        <w:color w:val="3370FF"/>
+      </w:rPr>
+    </w:lvl>
+  </w:abstractNum>
+  <w:abstractNum w:abstractNumId="96">
+    <w:nsid w:val="FE5E6CE6"/>
+    <w:multiLevelType w:val="singleLevel"/>
+    <w:tmpl w:val="FE5E6CE6"/>
+    <w:lvl w:ilvl="0" w:tentative="0">
+      <w:start w:val="0"/>
+      <w:numFmt w:val="bullet"/>
+      <w:lvlText w:val="•"/>
+      <w:lvlJc w:val="left"/>
+      <w:rPr>
+        <w:color w:val="3370FF"/>
+      </w:rPr>
+    </w:lvl>
+  </w:abstractNum>
+  <w:abstractNum w:abstractNumId="97">
+    <w:nsid w:val="FE7A4D54"/>
+    <w:multiLevelType w:val="singleLevel"/>
+    <w:tmpl w:val="FE7A4D54"/>
+    <w:lvl w:ilvl="0" w:tentative="0">
+      <w:start w:val="0"/>
+      <w:numFmt w:val="bullet"/>
+      <w:lvlText w:val="•"/>
+      <w:lvlJc w:val="left"/>
+      <w:rPr>
+        <w:color w:val="3370FF"/>
+      </w:rPr>
+    </w:lvl>
+  </w:abstractNum>
+  <w:abstractNum w:abstractNumId="98">
+    <w:nsid w:val="FE7E963F"/>
+    <w:multiLevelType w:val="singleLevel"/>
+    <w:tmpl w:val="FE7E963F"/>
+    <w:lvl w:ilvl="0" w:tentative="0">
+      <w:start w:val="0"/>
+      <w:numFmt w:val="bullet"/>
+      <w:lvlText w:val="•"/>
+      <w:lvlJc w:val="left"/>
+      <w:rPr>
+        <w:color w:val="3370FF"/>
+      </w:rPr>
+    </w:lvl>
+  </w:abstractNum>
+  <w:abstractNum w:abstractNumId="99">
+    <w:nsid w:val="FEE5BEE7"/>
+    <w:multiLevelType w:val="singleLevel"/>
+    <w:tmpl w:val="FEE5BEE7"/>
     <w:lvl w:ilvl="0" w:tentative="0">
       <w:start w:val="0"/>
       <w:numFmt w:val="bullet"/>
@@ -10653,10 +11408,10 @@
       </w:rPr>
     </w:lvl>
   </w:abstractNum>
-  <w:abstractNum w:abstractNumId="49">
-    <w:nsid w:val="EF6F9E39"/>
-    <w:multiLevelType w:val="singleLevel"/>
-    <w:tmpl w:val="EF6F9E39"/>
+  <w:abstractNum w:abstractNumId="100">
+    <w:nsid w:val="FEF7A67C"/>
+    <w:multiLevelType w:val="singleLevel"/>
+    <w:tmpl w:val="FEF7A67C"/>
     <w:lvl w:ilvl="0" w:tentative="0">
       <w:start w:val="0"/>
       <w:numFmt w:val="bullet"/>
@@ -10667,10 +11422,10 @@
       </w:rPr>
     </w:lvl>
   </w:abstractNum>
-  <w:abstractNum w:abstractNumId="50">
-    <w:nsid w:val="EF79668D"/>
-    <w:multiLevelType w:val="singleLevel"/>
-    <w:tmpl w:val="EF79668D"/>
+  <w:abstractNum w:abstractNumId="101">
+    <w:nsid w:val="FEFD3325"/>
+    <w:multiLevelType w:val="singleLevel"/>
+    <w:tmpl w:val="FEFD3325"/>
     <w:lvl w:ilvl="0" w:tentative="0">
       <w:start w:val="0"/>
       <w:numFmt w:val="bullet"/>
@@ -10681,10 +11436,10 @@
       </w:rPr>
     </w:lvl>
   </w:abstractNum>
-  <w:abstractNum w:abstractNumId="51">
-    <w:nsid w:val="EFBD3C3F"/>
-    <w:multiLevelType w:val="singleLevel"/>
-    <w:tmpl w:val="EFBD3C3F"/>
+  <w:abstractNum w:abstractNumId="102">
+    <w:nsid w:val="FF5F9956"/>
+    <w:multiLevelType w:val="singleLevel"/>
+    <w:tmpl w:val="FF5F9956"/>
     <w:lvl w:ilvl="0" w:tentative="0">
       <w:start w:val="0"/>
       <w:numFmt w:val="bullet"/>
@@ -10695,10 +11450,10 @@
       </w:rPr>
     </w:lvl>
   </w:abstractNum>
-  <w:abstractNum w:abstractNumId="52">
-    <w:nsid w:val="EFFDC511"/>
-    <w:multiLevelType w:val="singleLevel"/>
-    <w:tmpl w:val="EFFDC511"/>
+  <w:abstractNum w:abstractNumId="103">
+    <w:nsid w:val="FF6492C2"/>
+    <w:multiLevelType w:val="singleLevel"/>
+    <w:tmpl w:val="FF6492C2"/>
     <w:lvl w:ilvl="0" w:tentative="0">
       <w:start w:val="0"/>
       <w:numFmt w:val="bullet"/>
@@ -10709,10 +11464,24 @@
       </w:rPr>
     </w:lvl>
   </w:abstractNum>
-  <w:abstractNum w:abstractNumId="53">
-    <w:nsid w:val="EFFE7805"/>
-    <w:multiLevelType w:val="singleLevel"/>
-    <w:tmpl w:val="EFFE7805"/>
+  <w:abstractNum w:abstractNumId="104">
+    <w:nsid w:val="FF67C321"/>
+    <w:multiLevelType w:val="singleLevel"/>
+    <w:tmpl w:val="FF67C321"/>
+    <w:lvl w:ilvl="0" w:tentative="0">
+      <w:start w:val="0"/>
+      <w:numFmt w:val="bullet"/>
+      <w:lvlText w:val="•"/>
+      <w:lvlJc w:val="left"/>
+      <w:rPr>
+        <w:color w:val="3370FF"/>
+      </w:rPr>
+    </w:lvl>
+  </w:abstractNum>
+  <w:abstractNum w:abstractNumId="105">
+    <w:nsid w:val="FF6F8FC2"/>
+    <w:multiLevelType w:val="singleLevel"/>
+    <w:tmpl w:val="FF6F8FC2"/>
     <w:lvl w:ilvl="0" w:tentative="0">
       <w:start w:val="0"/>
       <w:numFmt w:val="bullet"/>
@@ -10723,10 +11492,10 @@
       </w:rPr>
     </w:lvl>
   </w:abstractNum>
-  <w:abstractNum w:abstractNumId="54">
-    <w:nsid w:val="F1B84497"/>
-    <w:multiLevelType w:val="singleLevel"/>
-    <w:tmpl w:val="F1B84497"/>
+  <w:abstractNum w:abstractNumId="106">
+    <w:nsid w:val="FF7AD095"/>
+    <w:multiLevelType w:val="singleLevel"/>
+    <w:tmpl w:val="FF7AD095"/>
     <w:lvl w:ilvl="0" w:tentative="0">
       <w:start w:val="0"/>
       <w:numFmt w:val="bullet"/>
@@ -10737,10 +11506,10 @@
       </w:rPr>
     </w:lvl>
   </w:abstractNum>
-  <w:abstractNum w:abstractNumId="55">
-    <w:nsid w:val="F2F9D618"/>
-    <w:multiLevelType w:val="singleLevel"/>
-    <w:tmpl w:val="F2F9D618"/>
+  <w:abstractNum w:abstractNumId="107">
+    <w:nsid w:val="FF7DA354"/>
+    <w:multiLevelType w:val="singleLevel"/>
+    <w:tmpl w:val="FF7DA354"/>
     <w:lvl w:ilvl="0" w:tentative="0">
       <w:start w:val="0"/>
       <w:numFmt w:val="bullet"/>
@@ -10751,10 +11520,52 @@
       </w:rPr>
     </w:lvl>
   </w:abstractNum>
-  <w:abstractNum w:abstractNumId="56">
-    <w:nsid w:val="F33B720C"/>
-    <w:multiLevelType w:val="singleLevel"/>
-    <w:tmpl w:val="F33B720C"/>
+  <w:abstractNum w:abstractNumId="108">
+    <w:nsid w:val="FF7E5D86"/>
+    <w:multiLevelType w:val="singleLevel"/>
+    <w:tmpl w:val="FF7E5D86"/>
+    <w:lvl w:ilvl="0" w:tentative="0">
+      <w:start w:val="1"/>
+      <w:numFmt w:val="decimal"/>
+      <w:lvlText w:val="%1."/>
+      <w:lvlJc w:val="left"/>
+      <w:rPr>
+        <w:color w:val="3370FF"/>
+      </w:rPr>
+    </w:lvl>
+  </w:abstractNum>
+  <w:abstractNum w:abstractNumId="109">
+    <w:nsid w:val="FF963E4E"/>
+    <w:multiLevelType w:val="singleLevel"/>
+    <w:tmpl w:val="FF963E4E"/>
+    <w:lvl w:ilvl="0" w:tentative="0">
+      <w:start w:val="2"/>
+      <w:numFmt w:val="lowerLetter"/>
+      <w:lvlText w:val="%1."/>
+      <w:lvlJc w:val="left"/>
+      <w:rPr>
+        <w:color w:val="3370FF"/>
+      </w:rPr>
+    </w:lvl>
+  </w:abstractNum>
+  <w:abstractNum w:abstractNumId="110">
+    <w:nsid w:val="FF977558"/>
+    <w:multiLevelType w:val="singleLevel"/>
+    <w:tmpl w:val="FF977558"/>
+    <w:lvl w:ilvl="0" w:tentative="0">
+      <w:start w:val="0"/>
+      <w:numFmt w:val="bullet"/>
+      <w:lvlText w:val="￮"/>
+      <w:lvlJc w:val="left"/>
+      <w:rPr>
+        <w:color w:val="3370FF"/>
+      </w:rPr>
+    </w:lvl>
+  </w:abstractNum>
+  <w:abstractNum w:abstractNumId="111">
+    <w:nsid w:val="FFAAB0EC"/>
+    <w:multiLevelType w:val="singleLevel"/>
+    <w:tmpl w:val="FFAAB0EC"/>
     <w:lvl w:ilvl="0" w:tentative="0">
       <w:start w:val="0"/>
       <w:numFmt w:val="bullet"/>
@@ -10765,10 +11576,24 @@
       </w:rPr>
     </w:lvl>
   </w:abstractNum>
-  <w:abstractNum w:abstractNumId="57">
-    <w:nsid w:val="F3BD5ACD"/>
-    <w:multiLevelType w:val="singleLevel"/>
-    <w:tmpl w:val="F3BD5ACD"/>
+  <w:abstractNum w:abstractNumId="112">
+    <w:nsid w:val="FFDCC2EF"/>
+    <w:multiLevelType w:val="singleLevel"/>
+    <w:tmpl w:val="FFDCC2EF"/>
+    <w:lvl w:ilvl="0" w:tentative="0">
+      <w:start w:val="0"/>
+      <w:numFmt w:val="bullet"/>
+      <w:lvlText w:val="￮"/>
+      <w:lvlJc w:val="left"/>
+      <w:rPr>
+        <w:color w:val="3370FF"/>
+      </w:rPr>
+    </w:lvl>
+  </w:abstractNum>
+  <w:abstractNum w:abstractNumId="113">
+    <w:nsid w:val="FFDE7018"/>
+    <w:multiLevelType w:val="singleLevel"/>
+    <w:tmpl w:val="FFDE7018"/>
     <w:lvl w:ilvl="0" w:tentative="0">
       <w:start w:val="0"/>
       <w:numFmt w:val="bullet"/>
@@ -10779,10 +11604,10 @@
       </w:rPr>
     </w:lvl>
   </w:abstractNum>
-  <w:abstractNum w:abstractNumId="58">
-    <w:nsid w:val="F3EFED2D"/>
-    <w:multiLevelType w:val="singleLevel"/>
-    <w:tmpl w:val="F3EFED2D"/>
+  <w:abstractNum w:abstractNumId="114">
+    <w:nsid w:val="FFEFCA38"/>
+    <w:multiLevelType w:val="singleLevel"/>
+    <w:tmpl w:val="FFEFCA38"/>
     <w:lvl w:ilvl="0" w:tentative="0">
       <w:start w:val="0"/>
       <w:numFmt w:val="bullet"/>
@@ -10793,10 +11618,66 @@
       </w:rPr>
     </w:lvl>
   </w:abstractNum>
-  <w:abstractNum w:abstractNumId="59">
-    <w:nsid w:val="F56BEA57"/>
-    <w:multiLevelType w:val="singleLevel"/>
-    <w:tmpl w:val="F56BEA57"/>
+  <w:abstractNum w:abstractNumId="115">
+    <w:nsid w:val="FFF64231"/>
+    <w:multiLevelType w:val="singleLevel"/>
+    <w:tmpl w:val="FFF64231"/>
+    <w:lvl w:ilvl="0" w:tentative="0">
+      <w:start w:val="0"/>
+      <w:numFmt w:val="bullet"/>
+      <w:lvlText w:val="•"/>
+      <w:lvlJc w:val="left"/>
+      <w:rPr>
+        <w:color w:val="3370FF"/>
+      </w:rPr>
+    </w:lvl>
+  </w:abstractNum>
+  <w:abstractNum w:abstractNumId="116">
+    <w:nsid w:val="FFFB6EC7"/>
+    <w:multiLevelType w:val="singleLevel"/>
+    <w:tmpl w:val="FFFB6EC7"/>
+    <w:lvl w:ilvl="0" w:tentative="0">
+      <w:start w:val="0"/>
+      <w:numFmt w:val="bullet"/>
+      <w:lvlText w:val="•"/>
+      <w:lvlJc w:val="left"/>
+      <w:rPr>
+        <w:color w:val="3370FF"/>
+      </w:rPr>
+    </w:lvl>
+  </w:abstractNum>
+  <w:abstractNum w:abstractNumId="117">
+    <w:nsid w:val="FFFE933B"/>
+    <w:multiLevelType w:val="singleLevel"/>
+    <w:tmpl w:val="FFFE933B"/>
+    <w:lvl w:ilvl="0" w:tentative="0">
+      <w:start w:val="0"/>
+      <w:numFmt w:val="bullet"/>
+      <w:lvlText w:val="•"/>
+      <w:lvlJc w:val="left"/>
+      <w:rPr>
+        <w:color w:val="3370FF"/>
+      </w:rPr>
+    </w:lvl>
+  </w:abstractNum>
+  <w:abstractNum w:abstractNumId="118">
+    <w:nsid w:val="FFFED5C1"/>
+    <w:multiLevelType w:val="singleLevel"/>
+    <w:tmpl w:val="FFFED5C1"/>
+    <w:lvl w:ilvl="0" w:tentative="0">
+      <w:start w:val="0"/>
+      <w:numFmt w:val="bullet"/>
+      <w:lvlText w:val="•"/>
+      <w:lvlJc w:val="left"/>
+      <w:rPr>
+        <w:color w:val="3370FF"/>
+      </w:rPr>
+    </w:lvl>
+  </w:abstractNum>
+  <w:abstractNum w:abstractNumId="119">
+    <w:nsid w:val="1BAEB50F"/>
+    <w:multiLevelType w:val="singleLevel"/>
+    <w:tmpl w:val="1BAEB50F"/>
     <w:lvl w:ilvl="0" w:tentative="0">
       <w:start w:val="2"/>
       <w:numFmt w:val="decimal"/>
@@ -10807,10 +11688,10 @@
       </w:rPr>
     </w:lvl>
   </w:abstractNum>
-  <w:abstractNum w:abstractNumId="60">
-    <w:nsid w:val="F6BC7F63"/>
-    <w:multiLevelType w:val="singleLevel"/>
-    <w:tmpl w:val="F6BC7F63"/>
+  <w:abstractNum w:abstractNumId="120">
+    <w:nsid w:val="1FCEFD18"/>
+    <w:multiLevelType w:val="singleLevel"/>
+    <w:tmpl w:val="1FCEFD18"/>
     <w:lvl w:ilvl="0" w:tentative="0">
       <w:start w:val="0"/>
       <w:numFmt w:val="bullet"/>
@@ -10821,10 +11702,24 @@
       </w:rPr>
     </w:lvl>
   </w:abstractNum>
-  <w:abstractNum w:abstractNumId="61">
-    <w:nsid w:val="F7DC3AB2"/>
-    <w:multiLevelType w:val="singleLevel"/>
-    <w:tmpl w:val="F7DC3AB2"/>
+  <w:abstractNum w:abstractNumId="121">
+    <w:nsid w:val="1FED192E"/>
+    <w:multiLevelType w:val="singleLevel"/>
+    <w:tmpl w:val="1FED192E"/>
+    <w:lvl w:ilvl="0" w:tentative="0">
+      <w:start w:val="0"/>
+      <w:numFmt w:val="bullet"/>
+      <w:lvlText w:val="￮"/>
+      <w:lvlJc w:val="left"/>
+      <w:rPr>
+        <w:color w:val="3370FF"/>
+      </w:rPr>
+    </w:lvl>
+  </w:abstractNum>
+  <w:abstractNum w:abstractNumId="122">
+    <w:nsid w:val="2BB97676"/>
+    <w:multiLevelType w:val="singleLevel"/>
+    <w:tmpl w:val="2BB97676"/>
     <w:lvl w:ilvl="0" w:tentative="0">
       <w:start w:val="0"/>
       <w:numFmt w:val="bullet"/>
@@ -10835,10 +11730,10 @@
       </w:rPr>
     </w:lvl>
   </w:abstractNum>
-  <w:abstractNum w:abstractNumId="62">
-    <w:nsid w:val="F7DEE938"/>
-    <w:multiLevelType w:val="singleLevel"/>
-    <w:tmpl w:val="F7DEE938"/>
+  <w:abstractNum w:abstractNumId="123">
+    <w:nsid w:val="33A6A6AF"/>
+    <w:multiLevelType w:val="singleLevel"/>
+    <w:tmpl w:val="33A6A6AF"/>
     <w:lvl w:ilvl="0" w:tentative="0">
       <w:start w:val="0"/>
       <w:numFmt w:val="bullet"/>
@@ -10849,124 +11744,12 @@
       </w:rPr>
     </w:lvl>
   </w:abstractNum>
-  <w:abstractNum w:abstractNumId="63">
-    <w:nsid w:val="F7EE903F"/>
-    <w:multiLevelType w:val="singleLevel"/>
-    <w:tmpl w:val="F7EE903F"/>
-    <w:lvl w:ilvl="0" w:tentative="0">
-      <w:start w:val="0"/>
-      <w:numFmt w:val="bullet"/>
-      <w:lvlText w:val="￮"/>
-      <w:lvlJc w:val="left"/>
-      <w:rPr>
-        <w:color w:val="3370FF"/>
-      </w:rPr>
-    </w:lvl>
-  </w:abstractNum>
-  <w:abstractNum w:abstractNumId="64">
-    <w:nsid w:val="F7F6E7FC"/>
-    <w:multiLevelType w:val="singleLevel"/>
-    <w:tmpl w:val="F7F6E7FC"/>
+  <w:abstractNum w:abstractNumId="124">
+    <w:nsid w:val="36FEA130"/>
+    <w:multiLevelType w:val="singleLevel"/>
+    <w:tmpl w:val="36FEA130"/>
     <w:lvl w:ilvl="0" w:tentative="0">
       <w:start w:val="3"/>
-      <w:numFmt w:val="lowerLetter"/>
-      <w:lvlText w:val="%1."/>
-      <w:lvlJc w:val="left"/>
-      <w:rPr>
-        <w:color w:val="3370FF"/>
-      </w:rPr>
-    </w:lvl>
-  </w:abstractNum>
-  <w:abstractNum w:abstractNumId="65">
-    <w:nsid w:val="F7FCEB92"/>
-    <w:multiLevelType w:val="singleLevel"/>
-    <w:tmpl w:val="F7FCEB92"/>
-    <w:lvl w:ilvl="0" w:tentative="0">
-      <w:start w:val="0"/>
-      <w:numFmt w:val="bullet"/>
-      <w:lvlText w:val="•"/>
-      <w:lvlJc w:val="left"/>
-      <w:rPr>
-        <w:color w:val="3370FF"/>
-      </w:rPr>
-    </w:lvl>
-  </w:abstractNum>
-  <w:abstractNum w:abstractNumId="66">
-    <w:nsid w:val="FA8C9005"/>
-    <w:multiLevelType w:val="singleLevel"/>
-    <w:tmpl w:val="FA8C9005"/>
-    <w:lvl w:ilvl="0" w:tentative="0">
-      <w:start w:val="0"/>
-      <w:numFmt w:val="bullet"/>
-      <w:lvlText w:val="•"/>
-      <w:lvlJc w:val="left"/>
-      <w:rPr>
-        <w:color w:val="3370FF"/>
-      </w:rPr>
-    </w:lvl>
-  </w:abstractNum>
-  <w:abstractNum w:abstractNumId="67">
-    <w:nsid w:val="FB7F367C"/>
-    <w:multiLevelType w:val="singleLevel"/>
-    <w:tmpl w:val="FB7F367C"/>
-    <w:lvl w:ilvl="0" w:tentative="0">
-      <w:start w:val="0"/>
-      <w:numFmt w:val="bullet"/>
-      <w:lvlText w:val="￮"/>
-      <w:lvlJc w:val="left"/>
-      <w:rPr>
-        <w:color w:val="3370FF"/>
-      </w:rPr>
-    </w:lvl>
-  </w:abstractNum>
-  <w:abstractNum w:abstractNumId="68">
-    <w:nsid w:val="FBAA97B0"/>
-    <w:multiLevelType w:val="singleLevel"/>
-    <w:tmpl w:val="FBAA97B0"/>
-    <w:lvl w:ilvl="0" w:tentative="0">
-      <w:start w:val="0"/>
-      <w:numFmt w:val="bullet"/>
-      <w:lvlText w:val="•"/>
-      <w:lvlJc w:val="left"/>
-      <w:rPr>
-        <w:color w:val="3370FF"/>
-      </w:rPr>
-    </w:lvl>
-  </w:abstractNum>
-  <w:abstractNum w:abstractNumId="69">
-    <w:nsid w:val="FBEE3391"/>
-    <w:multiLevelType w:val="singleLevel"/>
-    <w:tmpl w:val="FBEE3391"/>
-    <w:lvl w:ilvl="0" w:tentative="0">
-      <w:start w:val="0"/>
-      <w:numFmt w:val="bullet"/>
-      <w:lvlText w:val="•"/>
-      <w:lvlJc w:val="left"/>
-      <w:rPr>
-        <w:color w:val="3370FF"/>
-      </w:rPr>
-    </w:lvl>
-  </w:abstractNum>
-  <w:abstractNum w:abstractNumId="70">
-    <w:nsid w:val="FBF1A678"/>
-    <w:multiLevelType w:val="singleLevel"/>
-    <w:tmpl w:val="FBF1A678"/>
-    <w:lvl w:ilvl="0" w:tentative="0">
-      <w:start w:val="0"/>
-      <w:numFmt w:val="bullet"/>
-      <w:lvlText w:val="•"/>
-      <w:lvlJc w:val="left"/>
-      <w:rPr>
-        <w:color w:val="3370FF"/>
-      </w:rPr>
-    </w:lvl>
-  </w:abstractNum>
-  <w:abstractNum w:abstractNumId="71">
-    <w:nsid w:val="FBF2D428"/>
-    <w:multiLevelType w:val="singleLevel"/>
-    <w:tmpl w:val="FBF2D428"/>
-    <w:lvl w:ilvl="0" w:tentative="0">
-      <w:start w:val="1"/>
       <w:numFmt w:val="decimal"/>
       <w:lvlText w:val="%1."/>
       <w:lvlJc w:val="left"/>
@@ -10975,10 +11758,66 @@
       </w:rPr>
     </w:lvl>
   </w:abstractNum>
-  <w:abstractNum w:abstractNumId="72">
-    <w:nsid w:val="FBFAA7F6"/>
-    <w:multiLevelType w:val="singleLevel"/>
-    <w:tmpl w:val="FBFAA7F6"/>
+  <w:abstractNum w:abstractNumId="125">
+    <w:nsid w:val="3F3E7208"/>
+    <w:multiLevelType w:val="singleLevel"/>
+    <w:tmpl w:val="3F3E7208"/>
+    <w:lvl w:ilvl="0" w:tentative="0">
+      <w:start w:val="0"/>
+      <w:numFmt w:val="bullet"/>
+      <w:lvlText w:val="•"/>
+      <w:lvlJc w:val="left"/>
+      <w:rPr>
+        <w:color w:val="3370FF"/>
+      </w:rPr>
+    </w:lvl>
+  </w:abstractNum>
+  <w:abstractNum w:abstractNumId="126">
+    <w:nsid w:val="3FBC7082"/>
+    <w:multiLevelType w:val="singleLevel"/>
+    <w:tmpl w:val="3FBC7082"/>
+    <w:lvl w:ilvl="0" w:tentative="0">
+      <w:start w:val="0"/>
+      <w:numFmt w:val="bullet"/>
+      <w:lvlText w:val="•"/>
+      <w:lvlJc w:val="left"/>
+      <w:rPr>
+        <w:color w:val="3370FF"/>
+      </w:rPr>
+    </w:lvl>
+  </w:abstractNum>
+  <w:abstractNum w:abstractNumId="127">
+    <w:nsid w:val="3FD5A040"/>
+    <w:multiLevelType w:val="singleLevel"/>
+    <w:tmpl w:val="3FD5A040"/>
+    <w:lvl w:ilvl="0" w:tentative="0">
+      <w:start w:val="0"/>
+      <w:numFmt w:val="bullet"/>
+      <w:lvlText w:val="•"/>
+      <w:lvlJc w:val="left"/>
+      <w:rPr>
+        <w:color w:val="3370FF"/>
+      </w:rPr>
+    </w:lvl>
+  </w:abstractNum>
+  <w:abstractNum w:abstractNumId="128">
+    <w:nsid w:val="3FFAEF37"/>
+    <w:multiLevelType w:val="singleLevel"/>
+    <w:tmpl w:val="3FFAEF37"/>
+    <w:lvl w:ilvl="0" w:tentative="0">
+      <w:start w:val="0"/>
+      <w:numFmt w:val="bullet"/>
+      <w:lvlText w:val="•"/>
+      <w:lvlJc w:val="left"/>
+      <w:rPr>
+        <w:color w:val="3370FF"/>
+      </w:rPr>
+    </w:lvl>
+  </w:abstractNum>
+  <w:abstractNum w:abstractNumId="129">
+    <w:nsid w:val="3FFBEA78"/>
+    <w:multiLevelType w:val="singleLevel"/>
+    <w:tmpl w:val="3FFBEA78"/>
     <w:lvl w:ilvl="0" w:tentative="0">
       <w:start w:val="0"/>
       <w:numFmt w:val="bullet"/>
@@ -10989,10 +11828,10 @@
       </w:rPr>
     </w:lvl>
   </w:abstractNum>
-  <w:abstractNum w:abstractNumId="73">
-    <w:nsid w:val="FBFC40C0"/>
-    <w:multiLevelType w:val="singleLevel"/>
-    <w:tmpl w:val="FBFC40C0"/>
+  <w:abstractNum w:abstractNumId="130">
+    <w:nsid w:val="5AE9E55A"/>
+    <w:multiLevelType w:val="singleLevel"/>
+    <w:tmpl w:val="5AE9E55A"/>
     <w:lvl w:ilvl="0" w:tentative="0">
       <w:start w:val="0"/>
       <w:numFmt w:val="bullet"/>
@@ -11003,10 +11842,10 @@
       </w:rPr>
     </w:lvl>
   </w:abstractNum>
-  <w:abstractNum w:abstractNumId="74">
-    <w:nsid w:val="FBFE1175"/>
-    <w:multiLevelType w:val="singleLevel"/>
-    <w:tmpl w:val="FBFE1175"/>
+  <w:abstractNum w:abstractNumId="131">
+    <w:nsid w:val="5E6A7ADE"/>
+    <w:multiLevelType w:val="singleLevel"/>
+    <w:tmpl w:val="5E6A7ADE"/>
     <w:lvl w:ilvl="0" w:tentative="0">
       <w:start w:val="0"/>
       <w:numFmt w:val="bullet"/>
@@ -11017,10 +11856,24 @@
       </w:rPr>
     </w:lvl>
   </w:abstractNum>
-  <w:abstractNum w:abstractNumId="75">
-    <w:nsid w:val="FBFF2F8F"/>
-    <w:multiLevelType w:val="singleLevel"/>
-    <w:tmpl w:val="FBFF2F8F"/>
+  <w:abstractNum w:abstractNumId="132">
+    <w:nsid w:val="5EB6D82C"/>
+    <w:multiLevelType w:val="singleLevel"/>
+    <w:tmpl w:val="5EB6D82C"/>
+    <w:lvl w:ilvl="0" w:tentative="0">
+      <w:start w:val="0"/>
+      <w:numFmt w:val="bullet"/>
+      <w:lvlText w:val="￮"/>
+      <w:lvlJc w:val="left"/>
+      <w:rPr>
+        <w:color w:val="3370FF"/>
+      </w:rPr>
+    </w:lvl>
+  </w:abstractNum>
+  <w:abstractNum w:abstractNumId="133">
+    <w:nsid w:val="5EFDD6E3"/>
+    <w:multiLevelType w:val="singleLevel"/>
+    <w:tmpl w:val="5EFDD6E3"/>
     <w:lvl w:ilvl="0" w:tentative="0">
       <w:start w:val="0"/>
       <w:numFmt w:val="bullet"/>
@@ -11031,10 +11884,10 @@
       </w:rPr>
     </w:lvl>
   </w:abstractNum>
-  <w:abstractNum w:abstractNumId="76">
-    <w:nsid w:val="FBFF7BCA"/>
-    <w:multiLevelType w:val="singleLevel"/>
-    <w:tmpl w:val="FBFF7BCA"/>
+  <w:abstractNum w:abstractNumId="134">
+    <w:nsid w:val="5FDB4A2D"/>
+    <w:multiLevelType w:val="singleLevel"/>
+    <w:tmpl w:val="5FDB4A2D"/>
     <w:lvl w:ilvl="0" w:tentative="0">
       <w:start w:val="0"/>
       <w:numFmt w:val="bullet"/>
@@ -11045,10 +11898,10 @@
       </w:rPr>
     </w:lvl>
   </w:abstractNum>
-  <w:abstractNum w:abstractNumId="77">
-    <w:nsid w:val="FC9F4965"/>
-    <w:multiLevelType w:val="singleLevel"/>
-    <w:tmpl w:val="FC9F4965"/>
+  <w:abstractNum w:abstractNumId="135">
+    <w:nsid w:val="66D396E8"/>
+    <w:multiLevelType w:val="singleLevel"/>
+    <w:tmpl w:val="66D396E8"/>
     <w:lvl w:ilvl="0" w:tentative="0">
       <w:start w:val="0"/>
       <w:numFmt w:val="bullet"/>
@@ -11059,10 +11912,10 @@
       </w:rPr>
     </w:lvl>
   </w:abstractNum>
-  <w:abstractNum w:abstractNumId="78">
-    <w:nsid w:val="FCFEBD55"/>
-    <w:multiLevelType w:val="singleLevel"/>
-    <w:tmpl w:val="FCFEBD55"/>
+  <w:abstractNum w:abstractNumId="136">
+    <w:nsid w:val="6C7CE759"/>
+    <w:multiLevelType w:val="singleLevel"/>
+    <w:tmpl w:val="6C7CE759"/>
     <w:lvl w:ilvl="0" w:tentative="0">
       <w:start w:val="0"/>
       <w:numFmt w:val="bullet"/>
@@ -11073,10 +11926,10 @@
       </w:rPr>
     </w:lvl>
   </w:abstractNum>
-  <w:abstractNum w:abstractNumId="79">
-    <w:nsid w:val="FD1635A1"/>
-    <w:multiLevelType w:val="singleLevel"/>
-    <w:tmpl w:val="FD1635A1"/>
+  <w:abstractNum w:abstractNumId="137">
+    <w:nsid w:val="6DB822E2"/>
+    <w:multiLevelType w:val="singleLevel"/>
+    <w:tmpl w:val="6DB822E2"/>
     <w:lvl w:ilvl="0" w:tentative="0">
       <w:start w:val="0"/>
       <w:numFmt w:val="bullet"/>
@@ -11087,10 +11940,80 @@
       </w:rPr>
     </w:lvl>
   </w:abstractNum>
-  <w:abstractNum w:abstractNumId="80">
-    <w:nsid w:val="FD7076E9"/>
-    <w:multiLevelType w:val="singleLevel"/>
-    <w:tmpl w:val="FD7076E9"/>
+  <w:abstractNum w:abstractNumId="138">
+    <w:nsid w:val="6FABD6A6"/>
+    <w:multiLevelType w:val="singleLevel"/>
+    <w:tmpl w:val="6FABD6A6"/>
+    <w:lvl w:ilvl="0" w:tentative="0">
+      <w:start w:val="0"/>
+      <w:numFmt w:val="bullet"/>
+      <w:lvlText w:val="•"/>
+      <w:lvlJc w:val="left"/>
+      <w:rPr>
+        <w:color w:val="3370FF"/>
+      </w:rPr>
+    </w:lvl>
+  </w:abstractNum>
+  <w:abstractNum w:abstractNumId="139">
+    <w:nsid w:val="72EFCDBF"/>
+    <w:multiLevelType w:val="singleLevel"/>
+    <w:tmpl w:val="72EFCDBF"/>
+    <w:lvl w:ilvl="0" w:tentative="0">
+      <w:start w:val="0"/>
+      <w:numFmt w:val="bullet"/>
+      <w:lvlText w:val="•"/>
+      <w:lvlJc w:val="left"/>
+      <w:rPr>
+        <w:color w:val="3370FF"/>
+      </w:rPr>
+    </w:lvl>
+  </w:abstractNum>
+  <w:abstractNum w:abstractNumId="140">
+    <w:nsid w:val="74F24F7F"/>
+    <w:multiLevelType w:val="singleLevel"/>
+    <w:tmpl w:val="74F24F7F"/>
+    <w:lvl w:ilvl="0" w:tentative="0">
+      <w:start w:val="0"/>
+      <w:numFmt w:val="bullet"/>
+      <w:lvlText w:val="•"/>
+      <w:lvlJc w:val="left"/>
+      <w:rPr>
+        <w:color w:val="3370FF"/>
+      </w:rPr>
+    </w:lvl>
+  </w:abstractNum>
+  <w:abstractNum w:abstractNumId="141">
+    <w:nsid w:val="77FE6011"/>
+    <w:multiLevelType w:val="singleLevel"/>
+    <w:tmpl w:val="77FE6011"/>
+    <w:lvl w:ilvl="0" w:tentative="0">
+      <w:start w:val="0"/>
+      <w:numFmt w:val="bullet"/>
+      <w:lvlText w:val="•"/>
+      <w:lvlJc w:val="left"/>
+      <w:rPr>
+        <w:color w:val="3370FF"/>
+      </w:rPr>
+    </w:lvl>
+  </w:abstractNum>
+  <w:abstractNum w:abstractNumId="142">
+    <w:nsid w:val="79FB1DDB"/>
+    <w:multiLevelType w:val="singleLevel"/>
+    <w:tmpl w:val="79FB1DDB"/>
+    <w:lvl w:ilvl="0" w:tentative="0">
+      <w:start w:val="0"/>
+      <w:numFmt w:val="bullet"/>
+      <w:lvlText w:val="•"/>
+      <w:lvlJc w:val="left"/>
+      <w:rPr>
+        <w:color w:val="3370FF"/>
+      </w:rPr>
+    </w:lvl>
+  </w:abstractNum>
+  <w:abstractNum w:abstractNumId="143">
+    <w:nsid w:val="7BDE399E"/>
+    <w:multiLevelType w:val="singleLevel"/>
+    <w:tmpl w:val="7BDE399E"/>
     <w:lvl w:ilvl="0" w:tentative="0">
       <w:start w:val="0"/>
       <w:numFmt w:val="bullet"/>
@@ -11101,24 +12024,10 @@
       </w:rPr>
     </w:lvl>
   </w:abstractNum>
-  <w:abstractNum w:abstractNumId="81">
-    <w:nsid w:val="FD9EAD71"/>
-    <w:multiLevelType w:val="singleLevel"/>
-    <w:tmpl w:val="FD9EAD71"/>
-    <w:lvl w:ilvl="0" w:tentative="0">
-      <w:start w:val="0"/>
-      <w:numFmt w:val="bullet"/>
-      <w:lvlText w:val="￮"/>
-      <w:lvlJc w:val="left"/>
-      <w:rPr>
-        <w:color w:val="3370FF"/>
-      </w:rPr>
-    </w:lvl>
-  </w:abstractNum>
-  <w:abstractNum w:abstractNumId="82">
-    <w:nsid w:val="FDAD8967"/>
-    <w:multiLevelType w:val="singleLevel"/>
-    <w:tmpl w:val="FDAD8967"/>
+  <w:abstractNum w:abstractNumId="144">
+    <w:nsid w:val="7D32487E"/>
+    <w:multiLevelType w:val="singleLevel"/>
+    <w:tmpl w:val="7D32487E"/>
     <w:lvl w:ilvl="0" w:tentative="0">
       <w:start w:val="0"/>
       <w:numFmt w:val="bullet"/>
@@ -11129,262 +12038,10 @@
       </w:rPr>
     </w:lvl>
   </w:abstractNum>
-  <w:abstractNum w:abstractNumId="83">
-    <w:nsid w:val="FDD8F078"/>
-    <w:multiLevelType w:val="singleLevel"/>
-    <w:tmpl w:val="FDD8F078"/>
-    <w:lvl w:ilvl="0" w:tentative="0">
-      <w:start w:val="0"/>
-      <w:numFmt w:val="bullet"/>
-      <w:lvlText w:val="•"/>
-      <w:lvlJc w:val="left"/>
-      <w:rPr>
-        <w:color w:val="3370FF"/>
-      </w:rPr>
-    </w:lvl>
-  </w:abstractNum>
-  <w:abstractNum w:abstractNumId="84">
-    <w:nsid w:val="FE3F4607"/>
-    <w:multiLevelType w:val="singleLevel"/>
-    <w:tmpl w:val="FE3F4607"/>
-    <w:lvl w:ilvl="0" w:tentative="0">
-      <w:start w:val="2"/>
-      <w:numFmt w:val="decimal"/>
-      <w:lvlText w:val="%1."/>
-      <w:lvlJc w:val="left"/>
-      <w:rPr>
-        <w:color w:val="3370FF"/>
-      </w:rPr>
-    </w:lvl>
-  </w:abstractNum>
-  <w:abstractNum w:abstractNumId="85">
-    <w:nsid w:val="FEBBCB99"/>
-    <w:multiLevelType w:val="singleLevel"/>
-    <w:tmpl w:val="FEBBCB99"/>
-    <w:lvl w:ilvl="0" w:tentative="0">
-      <w:start w:val="0"/>
-      <w:numFmt w:val="bullet"/>
-      <w:lvlText w:val="•"/>
-      <w:lvlJc w:val="left"/>
-      <w:rPr>
-        <w:color w:val="3370FF"/>
-      </w:rPr>
-    </w:lvl>
-  </w:abstractNum>
-  <w:abstractNum w:abstractNumId="86">
-    <w:nsid w:val="FEEECE13"/>
-    <w:multiLevelType w:val="singleLevel"/>
-    <w:tmpl w:val="FEEECE13"/>
-    <w:lvl w:ilvl="0" w:tentative="0">
-      <w:start w:val="0"/>
-      <w:numFmt w:val="bullet"/>
-      <w:lvlText w:val="•"/>
-      <w:lvlJc w:val="left"/>
-      <w:rPr>
-        <w:color w:val="3370FF"/>
-      </w:rPr>
-    </w:lvl>
-  </w:abstractNum>
-  <w:abstractNum w:abstractNumId="87">
-    <w:nsid w:val="FEF44F68"/>
-    <w:multiLevelType w:val="singleLevel"/>
-    <w:tmpl w:val="FEF44F68"/>
-    <w:lvl w:ilvl="0" w:tentative="0">
-      <w:start w:val="0"/>
-      <w:numFmt w:val="bullet"/>
-      <w:lvlText w:val="•"/>
-      <w:lvlJc w:val="left"/>
-      <w:rPr>
-        <w:color w:val="3370FF"/>
-      </w:rPr>
-    </w:lvl>
-  </w:abstractNum>
-  <w:abstractNum w:abstractNumId="88">
-    <w:nsid w:val="FEF53F5F"/>
-    <w:multiLevelType w:val="singleLevel"/>
-    <w:tmpl w:val="FEF53F5F"/>
-    <w:lvl w:ilvl="0" w:tentative="0">
-      <w:start w:val="0"/>
-      <w:numFmt w:val="bullet"/>
-      <w:lvlText w:val="•"/>
-      <w:lvlJc w:val="left"/>
-      <w:rPr>
-        <w:color w:val="3370FF"/>
-      </w:rPr>
-    </w:lvl>
-  </w:abstractNum>
-  <w:abstractNum w:abstractNumId="89">
-    <w:nsid w:val="FEF8FDC1"/>
-    <w:multiLevelType w:val="singleLevel"/>
-    <w:tmpl w:val="FEF8FDC1"/>
-    <w:lvl w:ilvl="0" w:tentative="0">
-      <w:start w:val="0"/>
-      <w:numFmt w:val="bullet"/>
-      <w:lvlText w:val="•"/>
-      <w:lvlJc w:val="left"/>
-      <w:rPr>
-        <w:color w:val="3370FF"/>
-      </w:rPr>
-    </w:lvl>
-  </w:abstractNum>
-  <w:abstractNum w:abstractNumId="90">
-    <w:nsid w:val="FEFC56E9"/>
-    <w:multiLevelType w:val="singleLevel"/>
-    <w:tmpl w:val="FEFC56E9"/>
-    <w:lvl w:ilvl="0" w:tentative="0">
-      <w:start w:val="2"/>
-      <w:numFmt w:val="decimal"/>
-      <w:lvlText w:val="%1."/>
-      <w:lvlJc w:val="left"/>
-      <w:rPr>
-        <w:color w:val="3370FF"/>
-      </w:rPr>
-    </w:lvl>
-  </w:abstractNum>
-  <w:abstractNum w:abstractNumId="91">
-    <w:nsid w:val="FEFF371F"/>
-    <w:multiLevelType w:val="singleLevel"/>
-    <w:tmpl w:val="FEFF371F"/>
-    <w:lvl w:ilvl="0" w:tentative="0">
-      <w:start w:val="0"/>
-      <w:numFmt w:val="bullet"/>
-      <w:lvlText w:val="￮"/>
-      <w:lvlJc w:val="left"/>
-      <w:rPr>
-        <w:color w:val="3370FF"/>
-      </w:rPr>
-    </w:lvl>
-  </w:abstractNum>
-  <w:abstractNum w:abstractNumId="92">
-    <w:nsid w:val="FF3E1CB5"/>
-    <w:multiLevelType w:val="singleLevel"/>
-    <w:tmpl w:val="FF3E1CB5"/>
-    <w:lvl w:ilvl="0" w:tentative="0">
-      <w:start w:val="1"/>
-      <w:numFmt w:val="decimal"/>
-      <w:lvlText w:val="%1."/>
-      <w:lvlJc w:val="left"/>
-      <w:rPr>
-        <w:color w:val="3370FF"/>
-      </w:rPr>
-    </w:lvl>
-  </w:abstractNum>
-  <w:abstractNum w:abstractNumId="93">
-    <w:nsid w:val="FF3E3A87"/>
-    <w:multiLevelType w:val="singleLevel"/>
-    <w:tmpl w:val="FF3E3A87"/>
-    <w:lvl w:ilvl="0" w:tentative="0">
-      <w:start w:val="0"/>
-      <w:numFmt w:val="bullet"/>
-      <w:lvlText w:val="•"/>
-      <w:lvlJc w:val="left"/>
-      <w:rPr>
-        <w:color w:val="3370FF"/>
-      </w:rPr>
-    </w:lvl>
-  </w:abstractNum>
-  <w:abstractNum w:abstractNumId="94">
-    <w:nsid w:val="FF5FEFB0"/>
-    <w:multiLevelType w:val="singleLevel"/>
-    <w:tmpl w:val="FF5FEFB0"/>
-    <w:lvl w:ilvl="0" w:tentative="0">
-      <w:start w:val="0"/>
-      <w:numFmt w:val="bullet"/>
-      <w:lvlText w:val="￮"/>
-      <w:lvlJc w:val="left"/>
-      <w:rPr>
-        <w:color w:val="3370FF"/>
-      </w:rPr>
-    </w:lvl>
-  </w:abstractNum>
-  <w:abstractNum w:abstractNumId="95">
-    <w:nsid w:val="FFAEFDE1"/>
-    <w:multiLevelType w:val="singleLevel"/>
-    <w:tmpl w:val="FFAEFDE1"/>
-    <w:lvl w:ilvl="0" w:tentative="0">
-      <w:start w:val="0"/>
-      <w:numFmt w:val="bullet"/>
-      <w:lvlText w:val="•"/>
-      <w:lvlJc w:val="left"/>
-      <w:rPr>
-        <w:color w:val="3370FF"/>
-      </w:rPr>
-    </w:lvl>
-  </w:abstractNum>
-  <w:abstractNum w:abstractNumId="96">
-    <w:nsid w:val="FFB5F277"/>
-    <w:multiLevelType w:val="singleLevel"/>
-    <w:tmpl w:val="FFB5F277"/>
-    <w:lvl w:ilvl="0" w:tentative="0">
-      <w:start w:val="0"/>
-      <w:numFmt w:val="bullet"/>
-      <w:lvlText w:val="•"/>
-      <w:lvlJc w:val="left"/>
-      <w:rPr>
-        <w:color w:val="3370FF"/>
-      </w:rPr>
-    </w:lvl>
-  </w:abstractNum>
-  <w:abstractNum w:abstractNumId="97">
-    <w:nsid w:val="FFB66A0A"/>
-    <w:multiLevelType w:val="singleLevel"/>
-    <w:tmpl w:val="FFB66A0A"/>
-    <w:lvl w:ilvl="0" w:tentative="0">
-      <w:start w:val="0"/>
-      <w:numFmt w:val="bullet"/>
-      <w:lvlText w:val="￮"/>
-      <w:lvlJc w:val="left"/>
-      <w:rPr>
-        <w:color w:val="3370FF"/>
-      </w:rPr>
-    </w:lvl>
-  </w:abstractNum>
-  <w:abstractNum w:abstractNumId="98">
-    <w:nsid w:val="FFBB5F8A"/>
-    <w:multiLevelType w:val="singleLevel"/>
-    <w:tmpl w:val="FFBB5F8A"/>
-    <w:lvl w:ilvl="0" w:tentative="0">
-      <w:start w:val="0"/>
-      <w:numFmt w:val="bullet"/>
-      <w:lvlText w:val="•"/>
-      <w:lvlJc w:val="left"/>
-      <w:rPr>
-        <w:color w:val="3370FF"/>
-      </w:rPr>
-    </w:lvl>
-  </w:abstractNum>
-  <w:abstractNum w:abstractNumId="99">
-    <w:nsid w:val="FFCE868F"/>
-    <w:multiLevelType w:val="singleLevel"/>
-    <w:tmpl w:val="FFCE868F"/>
-    <w:lvl w:ilvl="0" w:tentative="0">
-      <w:start w:val="0"/>
-      <w:numFmt w:val="bullet"/>
-      <w:lvlText w:val="•"/>
-      <w:lvlJc w:val="left"/>
-      <w:rPr>
-        <w:color w:val="3370FF"/>
-      </w:rPr>
-    </w:lvl>
-  </w:abstractNum>
-  <w:abstractNum w:abstractNumId="100">
-    <w:nsid w:val="FFEB89CF"/>
-    <w:multiLevelType w:val="singleLevel"/>
-    <w:tmpl w:val="FFEB89CF"/>
-    <w:lvl w:ilvl="0" w:tentative="0">
-      <w:start w:val="0"/>
-      <w:numFmt w:val="bullet"/>
-      <w:lvlText w:val="•"/>
-      <w:lvlJc w:val="left"/>
-      <w:rPr>
-        <w:color w:val="3370FF"/>
-      </w:rPr>
-    </w:lvl>
-  </w:abstractNum>
-  <w:abstractNum w:abstractNumId="101">
-    <w:nsid w:val="FFF4A307"/>
-    <w:multiLevelType w:val="singleLevel"/>
-    <w:tmpl w:val="FFF4A307"/>
+  <w:abstractNum w:abstractNumId="145">
+    <w:nsid w:val="7DDEAECE"/>
+    <w:multiLevelType w:val="singleLevel"/>
+    <w:tmpl w:val="7DDEAECE"/>
     <w:lvl w:ilvl="0" w:tentative="0">
       <w:start w:val="1"/>
       <w:numFmt w:val="lowerLetter"/>
@@ -11395,10 +12052,38 @@
       </w:rPr>
     </w:lvl>
   </w:abstractNum>
-  <w:abstractNum w:abstractNumId="102">
-    <w:nsid w:val="FFFE09FC"/>
-    <w:multiLevelType w:val="singleLevel"/>
-    <w:tmpl w:val="FFFE09FC"/>
+  <w:abstractNum w:abstractNumId="146">
+    <w:nsid w:val="7DF7AAFD"/>
+    <w:multiLevelType w:val="singleLevel"/>
+    <w:tmpl w:val="7DF7AAFD"/>
+    <w:lvl w:ilvl="0" w:tentative="0">
+      <w:start w:val="0"/>
+      <w:numFmt w:val="bullet"/>
+      <w:lvlText w:val="•"/>
+      <w:lvlJc w:val="left"/>
+      <w:rPr>
+        <w:color w:val="3370FF"/>
+      </w:rPr>
+    </w:lvl>
+  </w:abstractNum>
+  <w:abstractNum w:abstractNumId="147">
+    <w:nsid w:val="7E9CDC86"/>
+    <w:multiLevelType w:val="singleLevel"/>
+    <w:tmpl w:val="7E9CDC86"/>
+    <w:lvl w:ilvl="0" w:tentative="0">
+      <w:start w:val="0"/>
+      <w:numFmt w:val="bullet"/>
+      <w:lvlText w:val="•"/>
+      <w:lvlJc w:val="left"/>
+      <w:rPr>
+        <w:color w:val="3370FF"/>
+      </w:rPr>
+    </w:lvl>
+  </w:abstractNum>
+  <w:abstractNum w:abstractNumId="148">
+    <w:nsid w:val="7E9D4112"/>
+    <w:multiLevelType w:val="singleLevel"/>
+    <w:tmpl w:val="7E9D4112"/>
     <w:lvl w:ilvl="0" w:tentative="0">
       <w:start w:val="0"/>
       <w:numFmt w:val="bullet"/>
@@ -11409,10 +12094,10 @@
       </w:rPr>
     </w:lvl>
   </w:abstractNum>
-  <w:abstractNum w:abstractNumId="103">
-    <w:nsid w:val="FFFE9044"/>
-    <w:multiLevelType w:val="singleLevel"/>
-    <w:tmpl w:val="FFFE9044"/>
+  <w:abstractNum w:abstractNumId="149">
+    <w:nsid w:val="7EF61501"/>
+    <w:multiLevelType w:val="singleLevel"/>
+    <w:tmpl w:val="7EF61501"/>
     <w:lvl w:ilvl="0" w:tentative="0">
       <w:start w:val="0"/>
       <w:numFmt w:val="bullet"/>
@@ -11423,10 +12108,10 @@
       </w:rPr>
     </w:lvl>
   </w:abstractNum>
-  <w:abstractNum w:abstractNumId="104">
-    <w:nsid w:val="16BC2F02"/>
-    <w:multiLevelType w:val="singleLevel"/>
-    <w:tmpl w:val="16BC2F02"/>
+  <w:abstractNum w:abstractNumId="150">
+    <w:nsid w:val="7F994F91"/>
+    <w:multiLevelType w:val="singleLevel"/>
+    <w:tmpl w:val="7F994F91"/>
     <w:lvl w:ilvl="0" w:tentative="0">
       <w:start w:val="0"/>
       <w:numFmt w:val="bullet"/>
@@ -11437,24 +12122,10 @@
       </w:rPr>
     </w:lvl>
   </w:abstractNum>
-  <w:abstractNum w:abstractNumId="105">
-    <w:nsid w:val="1DB7F0FD"/>
-    <w:multiLevelType w:val="singleLevel"/>
-    <w:tmpl w:val="1DB7F0FD"/>
-    <w:lvl w:ilvl="0" w:tentative="0">
-      <w:start w:val="2"/>
-      <w:numFmt w:val="decimal"/>
-      <w:lvlText w:val="%1."/>
-      <w:lvlJc w:val="left"/>
-      <w:rPr>
-        <w:color w:val="3370FF"/>
-      </w:rPr>
-    </w:lvl>
-  </w:abstractNum>
-  <w:abstractNum w:abstractNumId="106">
-    <w:nsid w:val="1F2BDE40"/>
-    <w:multiLevelType w:val="singleLevel"/>
-    <w:tmpl w:val="1F2BDE40"/>
+  <w:abstractNum w:abstractNumId="151">
+    <w:nsid w:val="7FBDFE5B"/>
+    <w:multiLevelType w:val="singleLevel"/>
+    <w:tmpl w:val="7FBDFE5B"/>
     <w:lvl w:ilvl="0" w:tentative="0">
       <w:start w:val="0"/>
       <w:numFmt w:val="bullet"/>
@@ -11465,10 +12136,10 @@
       </w:rPr>
     </w:lvl>
   </w:abstractNum>
-  <w:abstractNum w:abstractNumId="107">
-    <w:nsid w:val="1FBD4CFB"/>
-    <w:multiLevelType w:val="singleLevel"/>
-    <w:tmpl w:val="1FBD4CFB"/>
+  <w:abstractNum w:abstractNumId="152">
+    <w:nsid w:val="7FFDDD62"/>
+    <w:multiLevelType w:val="singleLevel"/>
+    <w:tmpl w:val="7FFDDD62"/>
     <w:lvl w:ilvl="0" w:tentative="0">
       <w:start w:val="0"/>
       <w:numFmt w:val="bullet"/>
@@ -11479,1077 +12150,464 @@
       </w:rPr>
     </w:lvl>
   </w:abstractNum>
-  <w:abstractNum w:abstractNumId="108">
-    <w:nsid w:val="1FF6CEC9"/>
-    <w:multiLevelType w:val="singleLevel"/>
-    <w:tmpl w:val="1FF6CEC9"/>
-    <w:lvl w:ilvl="0" w:tentative="0">
-      <w:start w:val="0"/>
-      <w:numFmt w:val="bullet"/>
-      <w:lvlText w:val="￮"/>
-      <w:lvlJc w:val="left"/>
-      <w:rPr>
-        <w:color w:val="3370FF"/>
-      </w:rPr>
-    </w:lvl>
-  </w:abstractNum>
-  <w:abstractNum w:abstractNumId="109">
-    <w:nsid w:val="29F6402A"/>
-    <w:multiLevelType w:val="singleLevel"/>
-    <w:tmpl w:val="29F6402A"/>
-    <w:lvl w:ilvl="0" w:tentative="0">
-      <w:start w:val="0"/>
-      <w:numFmt w:val="bullet"/>
-      <w:lvlText w:val="•"/>
-      <w:lvlJc w:val="left"/>
-      <w:rPr>
-        <w:color w:val="3370FF"/>
-      </w:rPr>
-    </w:lvl>
-  </w:abstractNum>
-  <w:abstractNum w:abstractNumId="110">
-    <w:nsid w:val="2BD9B0DE"/>
-    <w:multiLevelType w:val="singleLevel"/>
-    <w:tmpl w:val="2BD9B0DE"/>
-    <w:lvl w:ilvl="0" w:tentative="0">
-      <w:start w:val="0"/>
-      <w:numFmt w:val="bullet"/>
-      <w:lvlText w:val="•"/>
-      <w:lvlJc w:val="left"/>
-      <w:rPr>
-        <w:color w:val="3370FF"/>
-      </w:rPr>
-    </w:lvl>
-  </w:abstractNum>
-  <w:abstractNum w:abstractNumId="111">
-    <w:nsid w:val="2FAB1B58"/>
-    <w:multiLevelType w:val="singleLevel"/>
-    <w:tmpl w:val="2FAB1B58"/>
-    <w:lvl w:ilvl="0" w:tentative="0">
-      <w:start w:val="0"/>
-      <w:numFmt w:val="bullet"/>
-      <w:lvlText w:val="•"/>
-      <w:lvlJc w:val="left"/>
-      <w:rPr>
-        <w:color w:val="3370FF"/>
-      </w:rPr>
-    </w:lvl>
-  </w:abstractNum>
-  <w:abstractNum w:abstractNumId="112">
-    <w:nsid w:val="2FEFCB0C"/>
-    <w:multiLevelType w:val="singleLevel"/>
-    <w:tmpl w:val="2FEFCB0C"/>
-    <w:lvl w:ilvl="0" w:tentative="0">
-      <w:start w:val="0"/>
-      <w:numFmt w:val="bullet"/>
-      <w:lvlText w:val="•"/>
-      <w:lvlJc w:val="left"/>
-      <w:rPr>
-        <w:color w:val="3370FF"/>
-      </w:rPr>
-    </w:lvl>
-  </w:abstractNum>
-  <w:abstractNum w:abstractNumId="113">
-    <w:nsid w:val="379C99C0"/>
-    <w:multiLevelType w:val="singleLevel"/>
-    <w:tmpl w:val="379C99C0"/>
-    <w:lvl w:ilvl="0" w:tentative="0">
-      <w:start w:val="0"/>
-      <w:numFmt w:val="bullet"/>
-      <w:lvlText w:val="•"/>
-      <w:lvlJc w:val="left"/>
-      <w:rPr>
-        <w:color w:val="3370FF"/>
-      </w:rPr>
-    </w:lvl>
-  </w:abstractNum>
-  <w:abstractNum w:abstractNumId="114">
-    <w:nsid w:val="37BEE687"/>
-    <w:multiLevelType w:val="singleLevel"/>
-    <w:tmpl w:val="37BEE687"/>
-    <w:lvl w:ilvl="0" w:tentative="0">
-      <w:start w:val="0"/>
-      <w:numFmt w:val="bullet"/>
-      <w:lvlText w:val="￮"/>
-      <w:lvlJc w:val="left"/>
-      <w:rPr>
-        <w:color w:val="3370FF"/>
-      </w:rPr>
-    </w:lvl>
-  </w:abstractNum>
-  <w:abstractNum w:abstractNumId="115">
-    <w:nsid w:val="3F6B2444"/>
-    <w:multiLevelType w:val="singleLevel"/>
-    <w:tmpl w:val="3F6B2444"/>
-    <w:lvl w:ilvl="0" w:tentative="0">
-      <w:start w:val="0"/>
-      <w:numFmt w:val="bullet"/>
-      <w:lvlText w:val="•"/>
-      <w:lvlJc w:val="left"/>
-      <w:rPr>
-        <w:color w:val="3370FF"/>
-      </w:rPr>
-    </w:lvl>
-  </w:abstractNum>
-  <w:abstractNum w:abstractNumId="116">
-    <w:nsid w:val="4AE4D291"/>
-    <w:multiLevelType w:val="singleLevel"/>
-    <w:tmpl w:val="4AE4D291"/>
-    <w:lvl w:ilvl="0" w:tentative="0">
-      <w:start w:val="0"/>
-      <w:numFmt w:val="bullet"/>
-      <w:lvlText w:val="￮"/>
-      <w:lvlJc w:val="left"/>
-      <w:rPr>
-        <w:color w:val="3370FF"/>
-      </w:rPr>
-    </w:lvl>
-  </w:abstractNum>
-  <w:abstractNum w:abstractNumId="117">
-    <w:nsid w:val="4FBF63CB"/>
-    <w:multiLevelType w:val="singleLevel"/>
-    <w:tmpl w:val="4FBF63CB"/>
-    <w:lvl w:ilvl="0" w:tentative="0">
-      <w:start w:val="0"/>
-      <w:numFmt w:val="bullet"/>
-      <w:lvlText w:val="￮"/>
-      <w:lvlJc w:val="left"/>
-      <w:rPr>
-        <w:color w:val="3370FF"/>
-      </w:rPr>
-    </w:lvl>
-  </w:abstractNum>
-  <w:abstractNum w:abstractNumId="118">
-    <w:nsid w:val="4FF60340"/>
-    <w:multiLevelType w:val="singleLevel"/>
-    <w:tmpl w:val="4FF60340"/>
-    <w:lvl w:ilvl="0" w:tentative="0">
-      <w:start w:val="2"/>
-      <w:numFmt w:val="lowerLetter"/>
-      <w:lvlText w:val="%1."/>
-      <w:lvlJc w:val="left"/>
-      <w:rPr>
-        <w:color w:val="3370FF"/>
-      </w:rPr>
-    </w:lvl>
-  </w:abstractNum>
-  <w:abstractNum w:abstractNumId="119">
-    <w:nsid w:val="53AB6207"/>
-    <w:multiLevelType w:val="singleLevel"/>
-    <w:tmpl w:val="53AB6207"/>
-    <w:lvl w:ilvl="0" w:tentative="0">
-      <w:start w:val="0"/>
-      <w:numFmt w:val="bullet"/>
-      <w:lvlText w:val="•"/>
-      <w:lvlJc w:val="left"/>
-      <w:rPr>
-        <w:color w:val="3370FF"/>
-      </w:rPr>
-    </w:lvl>
-  </w:abstractNum>
-  <w:abstractNum w:abstractNumId="120">
-    <w:nsid w:val="57DFFF14"/>
-    <w:multiLevelType w:val="singleLevel"/>
-    <w:tmpl w:val="57DFFF14"/>
-    <w:lvl w:ilvl="0" w:tentative="0">
-      <w:start w:val="0"/>
-      <w:numFmt w:val="bullet"/>
-      <w:lvlText w:val="•"/>
-      <w:lvlJc w:val="left"/>
-      <w:rPr>
-        <w:color w:val="3370FF"/>
-      </w:rPr>
-    </w:lvl>
-  </w:abstractNum>
-  <w:abstractNum w:abstractNumId="121">
-    <w:nsid w:val="5BFEFA9A"/>
-    <w:multiLevelType w:val="singleLevel"/>
-    <w:tmpl w:val="5BFEFA9A"/>
-    <w:lvl w:ilvl="0" w:tentative="0">
-      <w:start w:val="0"/>
-      <w:numFmt w:val="bullet"/>
-      <w:lvlText w:val="•"/>
-      <w:lvlJc w:val="left"/>
-      <w:rPr>
-        <w:color w:val="3370FF"/>
-      </w:rPr>
-    </w:lvl>
-  </w:abstractNum>
-  <w:abstractNum w:abstractNumId="122">
-    <w:nsid w:val="5F7FCBF8"/>
-    <w:multiLevelType w:val="singleLevel"/>
-    <w:tmpl w:val="5F7FCBF8"/>
-    <w:lvl w:ilvl="0" w:tentative="0">
-      <w:start w:val="0"/>
-      <w:numFmt w:val="bullet"/>
-      <w:lvlText w:val="•"/>
-      <w:lvlJc w:val="left"/>
-      <w:rPr>
-        <w:color w:val="3370FF"/>
-      </w:rPr>
-    </w:lvl>
-  </w:abstractNum>
-  <w:abstractNum w:abstractNumId="123">
-    <w:nsid w:val="5FDC1E42"/>
-    <w:multiLevelType w:val="singleLevel"/>
-    <w:tmpl w:val="5FDC1E42"/>
-    <w:lvl w:ilvl="0" w:tentative="0">
-      <w:start w:val="0"/>
-      <w:numFmt w:val="bullet"/>
-      <w:lvlText w:val="•"/>
-      <w:lvlJc w:val="left"/>
-      <w:rPr>
-        <w:color w:val="3370FF"/>
-      </w:rPr>
-    </w:lvl>
-  </w:abstractNum>
-  <w:abstractNum w:abstractNumId="124">
-    <w:nsid w:val="5FDCC31F"/>
-    <w:multiLevelType w:val="singleLevel"/>
-    <w:tmpl w:val="5FDCC31F"/>
-    <w:lvl w:ilvl="0" w:tentative="0">
-      <w:start w:val="0"/>
-      <w:numFmt w:val="bullet"/>
-      <w:lvlText w:val="•"/>
-      <w:lvlJc w:val="left"/>
-      <w:rPr>
-        <w:color w:val="3370FF"/>
-      </w:rPr>
-    </w:lvl>
-  </w:abstractNum>
-  <w:abstractNum w:abstractNumId="125">
-    <w:nsid w:val="5FF8F7BB"/>
-    <w:multiLevelType w:val="singleLevel"/>
-    <w:tmpl w:val="5FF8F7BB"/>
-    <w:lvl w:ilvl="0" w:tentative="0">
-      <w:start w:val="0"/>
-      <w:numFmt w:val="bullet"/>
-      <w:lvlText w:val="￮"/>
-      <w:lvlJc w:val="left"/>
-      <w:rPr>
-        <w:color w:val="3370FF"/>
-      </w:rPr>
-    </w:lvl>
-  </w:abstractNum>
-  <w:abstractNum w:abstractNumId="126">
-    <w:nsid w:val="6F2F636E"/>
-    <w:multiLevelType w:val="singleLevel"/>
-    <w:tmpl w:val="6F2F636E"/>
-    <w:lvl w:ilvl="0" w:tentative="0">
-      <w:start w:val="1"/>
-      <w:numFmt w:val="lowerLetter"/>
-      <w:lvlText w:val="%1."/>
-      <w:lvlJc w:val="left"/>
-      <w:rPr>
-        <w:color w:val="3370FF"/>
-      </w:rPr>
-    </w:lvl>
-  </w:abstractNum>
-  <w:abstractNum w:abstractNumId="127">
-    <w:nsid w:val="737ECC04"/>
-    <w:multiLevelType w:val="singleLevel"/>
-    <w:tmpl w:val="737ECC04"/>
-    <w:lvl w:ilvl="0" w:tentative="0">
-      <w:start w:val="0"/>
-      <w:numFmt w:val="bullet"/>
-      <w:lvlText w:val="•"/>
-      <w:lvlJc w:val="left"/>
-      <w:rPr>
-        <w:color w:val="3370FF"/>
-      </w:rPr>
-    </w:lvl>
-  </w:abstractNum>
-  <w:abstractNum w:abstractNumId="128">
-    <w:nsid w:val="751E6D6A"/>
-    <w:multiLevelType w:val="singleLevel"/>
-    <w:tmpl w:val="751E6D6A"/>
-    <w:lvl w:ilvl="0" w:tentative="0">
-      <w:start w:val="0"/>
-      <w:numFmt w:val="bullet"/>
-      <w:lvlText w:val="•"/>
-      <w:lvlJc w:val="left"/>
-      <w:rPr>
-        <w:color w:val="3370FF"/>
-      </w:rPr>
-    </w:lvl>
-  </w:abstractNum>
-  <w:abstractNum w:abstractNumId="129">
-    <w:nsid w:val="76F73046"/>
-    <w:multiLevelType w:val="singleLevel"/>
-    <w:tmpl w:val="76F73046"/>
-    <w:lvl w:ilvl="0" w:tentative="0">
-      <w:start w:val="0"/>
-      <w:numFmt w:val="bullet"/>
-      <w:lvlText w:val="•"/>
-      <w:lvlJc w:val="left"/>
-      <w:rPr>
-        <w:color w:val="3370FF"/>
-      </w:rPr>
-    </w:lvl>
-  </w:abstractNum>
-  <w:abstractNum w:abstractNumId="130">
-    <w:nsid w:val="76F7B668"/>
-    <w:multiLevelType w:val="singleLevel"/>
-    <w:tmpl w:val="76F7B668"/>
-    <w:lvl w:ilvl="0" w:tentative="0">
-      <w:start w:val="0"/>
-      <w:numFmt w:val="bullet"/>
-      <w:lvlText w:val="•"/>
-      <w:lvlJc w:val="left"/>
-      <w:rPr>
-        <w:color w:val="3370FF"/>
-      </w:rPr>
-    </w:lvl>
-  </w:abstractNum>
-  <w:abstractNum w:abstractNumId="131">
-    <w:nsid w:val="77FBAB40"/>
-    <w:multiLevelType w:val="singleLevel"/>
-    <w:tmpl w:val="77FBAB40"/>
-    <w:lvl w:ilvl="0" w:tentative="0">
-      <w:start w:val="0"/>
-      <w:numFmt w:val="bullet"/>
-      <w:lvlText w:val="•"/>
-      <w:lvlJc w:val="left"/>
-      <w:rPr>
-        <w:color w:val="3370FF"/>
-      </w:rPr>
-    </w:lvl>
-  </w:abstractNum>
-  <w:abstractNum w:abstractNumId="132">
-    <w:nsid w:val="78FCDCB8"/>
-    <w:multiLevelType w:val="singleLevel"/>
-    <w:tmpl w:val="78FCDCB8"/>
-    <w:lvl w:ilvl="0" w:tentative="0">
-      <w:start w:val="0"/>
-      <w:numFmt w:val="bullet"/>
-      <w:lvlText w:val="•"/>
-      <w:lvlJc w:val="left"/>
-      <w:rPr>
-        <w:color w:val="3370FF"/>
-      </w:rPr>
-    </w:lvl>
-  </w:abstractNum>
-  <w:abstractNum w:abstractNumId="133">
-    <w:nsid w:val="7AECDE1D"/>
-    <w:multiLevelType w:val="singleLevel"/>
-    <w:tmpl w:val="7AECDE1D"/>
-    <w:lvl w:ilvl="0" w:tentative="0">
-      <w:start w:val="0"/>
-      <w:numFmt w:val="bullet"/>
-      <w:lvlText w:val="•"/>
-      <w:lvlJc w:val="left"/>
-      <w:rPr>
-        <w:color w:val="3370FF"/>
-      </w:rPr>
-    </w:lvl>
-  </w:abstractNum>
-  <w:abstractNum w:abstractNumId="134">
-    <w:nsid w:val="7AF7ABE4"/>
-    <w:multiLevelType w:val="singleLevel"/>
-    <w:tmpl w:val="7AF7ABE4"/>
-    <w:lvl w:ilvl="0" w:tentative="0">
-      <w:start w:val="0"/>
-      <w:numFmt w:val="bullet"/>
-      <w:lvlText w:val="￮"/>
-      <w:lvlJc w:val="left"/>
-      <w:rPr>
-        <w:color w:val="3370FF"/>
-      </w:rPr>
-    </w:lvl>
-  </w:abstractNum>
-  <w:abstractNum w:abstractNumId="135">
-    <w:nsid w:val="7AF7BD23"/>
-    <w:multiLevelType w:val="singleLevel"/>
-    <w:tmpl w:val="7AF7BD23"/>
-    <w:lvl w:ilvl="0" w:tentative="0">
-      <w:start w:val="2"/>
-      <w:numFmt w:val="lowerLetter"/>
-      <w:lvlText w:val="%1."/>
-      <w:lvlJc w:val="left"/>
-      <w:rPr>
-        <w:color w:val="3370FF"/>
-      </w:rPr>
-    </w:lvl>
-  </w:abstractNum>
-  <w:abstractNum w:abstractNumId="136">
-    <w:nsid w:val="7AFE1427"/>
-    <w:multiLevelType w:val="singleLevel"/>
-    <w:tmpl w:val="7AFE1427"/>
-    <w:lvl w:ilvl="0" w:tentative="0">
-      <w:start w:val="0"/>
-      <w:numFmt w:val="bullet"/>
-      <w:lvlText w:val="￮"/>
-      <w:lvlJc w:val="left"/>
-      <w:rPr>
-        <w:color w:val="3370FF"/>
-      </w:rPr>
-    </w:lvl>
-  </w:abstractNum>
-  <w:abstractNum w:abstractNumId="137">
-    <w:nsid w:val="7BDF4B88"/>
-    <w:multiLevelType w:val="singleLevel"/>
-    <w:tmpl w:val="7BDF4B88"/>
-    <w:lvl w:ilvl="0" w:tentative="0">
-      <w:start w:val="0"/>
-      <w:numFmt w:val="bullet"/>
-      <w:lvlText w:val="•"/>
-      <w:lvlJc w:val="left"/>
-      <w:rPr>
-        <w:color w:val="3370FF"/>
-      </w:rPr>
-    </w:lvl>
-  </w:abstractNum>
-  <w:abstractNum w:abstractNumId="138">
-    <w:nsid w:val="7BFA1719"/>
-    <w:multiLevelType w:val="singleLevel"/>
-    <w:tmpl w:val="7BFA1719"/>
-    <w:lvl w:ilvl="0" w:tentative="0">
-      <w:start w:val="0"/>
-      <w:numFmt w:val="bullet"/>
-      <w:lvlText w:val="•"/>
-      <w:lvlJc w:val="left"/>
-      <w:rPr>
-        <w:color w:val="3370FF"/>
-      </w:rPr>
-    </w:lvl>
-  </w:abstractNum>
-  <w:abstractNum w:abstractNumId="139">
-    <w:nsid w:val="7DEAE08E"/>
-    <w:multiLevelType w:val="singleLevel"/>
-    <w:tmpl w:val="7DEAE08E"/>
-    <w:lvl w:ilvl="0" w:tentative="0">
-      <w:start w:val="0"/>
-      <w:numFmt w:val="bullet"/>
-      <w:lvlText w:val="￮"/>
-      <w:lvlJc w:val="left"/>
-      <w:rPr>
-        <w:color w:val="3370FF"/>
-      </w:rPr>
-    </w:lvl>
-  </w:abstractNum>
-  <w:abstractNum w:abstractNumId="140">
-    <w:nsid w:val="7ECEA500"/>
-    <w:multiLevelType w:val="singleLevel"/>
-    <w:tmpl w:val="7ECEA500"/>
-    <w:lvl w:ilvl="0" w:tentative="0">
-      <w:start w:val="0"/>
-      <w:numFmt w:val="bullet"/>
-      <w:lvlText w:val="￮"/>
-      <w:lvlJc w:val="left"/>
-      <w:rPr>
-        <w:color w:val="3370FF"/>
-      </w:rPr>
-    </w:lvl>
-  </w:abstractNum>
-  <w:abstractNum w:abstractNumId="141">
-    <w:nsid w:val="7EFE216C"/>
-    <w:multiLevelType w:val="singleLevel"/>
-    <w:tmpl w:val="7EFE216C"/>
-    <w:lvl w:ilvl="0" w:tentative="0">
-      <w:start w:val="0"/>
-      <w:numFmt w:val="bullet"/>
-      <w:lvlText w:val="•"/>
-      <w:lvlJc w:val="left"/>
-      <w:rPr>
-        <w:color w:val="3370FF"/>
-      </w:rPr>
-    </w:lvl>
-  </w:abstractNum>
-  <w:abstractNum w:abstractNumId="142">
-    <w:nsid w:val="7F5BB6A4"/>
-    <w:multiLevelType w:val="singleLevel"/>
-    <w:tmpl w:val="7F5BB6A4"/>
-    <w:lvl w:ilvl="0" w:tentative="0">
-      <w:start w:val="0"/>
-      <w:numFmt w:val="bullet"/>
-      <w:lvlText w:val="•"/>
-      <w:lvlJc w:val="left"/>
-      <w:rPr>
-        <w:color w:val="3370FF"/>
-      </w:rPr>
-    </w:lvl>
-  </w:abstractNum>
-  <w:abstractNum w:abstractNumId="143">
-    <w:nsid w:val="7F6ED1A1"/>
-    <w:multiLevelType w:val="singleLevel"/>
-    <w:tmpl w:val="7F6ED1A1"/>
-    <w:lvl w:ilvl="0" w:tentative="0">
-      <w:start w:val="0"/>
-      <w:numFmt w:val="bullet"/>
-      <w:lvlText w:val="•"/>
-      <w:lvlJc w:val="left"/>
-      <w:rPr>
-        <w:color w:val="3370FF"/>
-      </w:rPr>
-    </w:lvl>
-  </w:abstractNum>
-  <w:abstractNum w:abstractNumId="144">
-    <w:nsid w:val="7F7BC746"/>
-    <w:multiLevelType w:val="singleLevel"/>
-    <w:tmpl w:val="7F7BC746"/>
-    <w:lvl w:ilvl="0" w:tentative="0">
-      <w:start w:val="0"/>
-      <w:numFmt w:val="bullet"/>
-      <w:lvlText w:val="•"/>
-      <w:lvlJc w:val="left"/>
-      <w:rPr>
-        <w:color w:val="3370FF"/>
-      </w:rPr>
-    </w:lvl>
-  </w:abstractNum>
-  <w:abstractNum w:abstractNumId="145">
-    <w:nsid w:val="7F7F797D"/>
-    <w:multiLevelType w:val="singleLevel"/>
-    <w:tmpl w:val="7F7F797D"/>
-    <w:lvl w:ilvl="0" w:tentative="0">
-      <w:start w:val="0"/>
-      <w:numFmt w:val="bullet"/>
-      <w:lvlText w:val="￮"/>
-      <w:lvlJc w:val="left"/>
-      <w:rPr>
-        <w:color w:val="3370FF"/>
-      </w:rPr>
-    </w:lvl>
-  </w:abstractNum>
-  <w:abstractNum w:abstractNumId="146">
-    <w:nsid w:val="7F8E01FC"/>
-    <w:multiLevelType w:val="singleLevel"/>
-    <w:tmpl w:val="7F8E01FC"/>
-    <w:lvl w:ilvl="0" w:tentative="0">
-      <w:start w:val="0"/>
-      <w:numFmt w:val="bullet"/>
-      <w:lvlText w:val="•"/>
-      <w:lvlJc w:val="left"/>
-      <w:rPr>
-        <w:color w:val="3370FF"/>
-      </w:rPr>
-    </w:lvl>
-  </w:abstractNum>
-  <w:abstractNum w:abstractNumId="147">
-    <w:nsid w:val="7FB9E469"/>
-    <w:multiLevelType w:val="singleLevel"/>
-    <w:tmpl w:val="7FB9E469"/>
-    <w:lvl w:ilvl="0" w:tentative="0">
-      <w:start w:val="0"/>
-      <w:numFmt w:val="bullet"/>
-      <w:lvlText w:val="￮"/>
-      <w:lvlJc w:val="left"/>
-      <w:rPr>
-        <w:color w:val="3370FF"/>
-      </w:rPr>
-    </w:lvl>
-  </w:abstractNum>
-  <w:abstractNum w:abstractNumId="148">
-    <w:nsid w:val="7FBE630D"/>
-    <w:multiLevelType w:val="singleLevel"/>
-    <w:tmpl w:val="7FBE630D"/>
-    <w:lvl w:ilvl="0" w:tentative="0">
-      <w:start w:val="0"/>
-      <w:numFmt w:val="bullet"/>
-      <w:lvlText w:val="￮"/>
-      <w:lvlJc w:val="left"/>
-      <w:rPr>
-        <w:color w:val="3370FF"/>
-      </w:rPr>
-    </w:lvl>
-  </w:abstractNum>
-  <w:abstractNum w:abstractNumId="149">
-    <w:nsid w:val="7FEFA07B"/>
-    <w:multiLevelType w:val="singleLevel"/>
-    <w:tmpl w:val="7FEFA07B"/>
-    <w:lvl w:ilvl="0" w:tentative="0">
-      <w:start w:val="0"/>
-      <w:numFmt w:val="bullet"/>
-      <w:lvlText w:val="•"/>
-      <w:lvlJc w:val="left"/>
-      <w:rPr>
-        <w:color w:val="3370FF"/>
-      </w:rPr>
-    </w:lvl>
-  </w:abstractNum>
-  <w:abstractNum w:abstractNumId="150">
-    <w:nsid w:val="7FFF0B44"/>
-    <w:multiLevelType w:val="singleLevel"/>
-    <w:tmpl w:val="7FFF0B44"/>
-    <w:lvl w:ilvl="0" w:tentative="0">
-      <w:start w:val="0"/>
-      <w:numFmt w:val="bullet"/>
-      <w:lvlText w:val="￮"/>
-      <w:lvlJc w:val="left"/>
-      <w:rPr>
-        <w:color w:val="3370FF"/>
-      </w:rPr>
-    </w:lvl>
-  </w:abstractNum>
-  <w:abstractNum w:abstractNumId="151">
-    <w:nsid w:val="7FFFB4C5"/>
-    <w:multiLevelType w:val="singleLevel"/>
-    <w:tmpl w:val="7FFFB4C5"/>
-    <w:lvl w:ilvl="0" w:tentative="0">
-      <w:start w:val="0"/>
-      <w:numFmt w:val="bullet"/>
-      <w:lvlText w:val="•"/>
-      <w:lvlJc w:val="left"/>
-      <w:rPr>
-        <w:color w:val="3370FF"/>
-      </w:rPr>
-    </w:lvl>
-  </w:abstractNum>
   <w:num w:numId="1">
+    <w:abstractNumId w:val="29"/>
+  </w:num>
+  <w:num w:numId="2">
+    <w:abstractNumId w:val="17"/>
+  </w:num>
+  <w:num w:numId="3">
     <w:abstractNumId w:val="11"/>
   </w:num>
-  <w:num w:numId="2">
+  <w:num w:numId="4">
+    <w:abstractNumId w:val="86"/>
+  </w:num>
+  <w:num w:numId="5">
+    <w:abstractNumId w:val="8"/>
+  </w:num>
+  <w:num w:numId="6">
+    <w:abstractNumId w:val="67"/>
+  </w:num>
+  <w:num w:numId="7">
+    <w:abstractNumId w:val="104"/>
+  </w:num>
+  <w:num w:numId="8">
+    <w:abstractNumId w:val="45"/>
+  </w:num>
+  <w:num w:numId="9">
+    <w:abstractNumId w:val="128"/>
+  </w:num>
+  <w:num w:numId="10">
+    <w:abstractNumId w:val="63"/>
+  </w:num>
+  <w:num w:numId="11">
+    <w:abstractNumId w:val="26"/>
+  </w:num>
+  <w:num w:numId="12">
+    <w:abstractNumId w:val="87"/>
+  </w:num>
+  <w:num w:numId="13">
+    <w:abstractNumId w:val="38"/>
+  </w:num>
+  <w:num w:numId="14">
+    <w:abstractNumId w:val="68"/>
+  </w:num>
+  <w:num w:numId="15">
+    <w:abstractNumId w:val="105"/>
+  </w:num>
+  <w:num w:numId="16">
+    <w:abstractNumId w:val="47"/>
+  </w:num>
+  <w:num w:numId="17">
+    <w:abstractNumId w:val="76"/>
+  </w:num>
+  <w:num w:numId="18">
+    <w:abstractNumId w:val="121"/>
+  </w:num>
+  <w:num w:numId="19">
+    <w:abstractNumId w:val="119"/>
+  </w:num>
+  <w:num w:numId="20">
+    <w:abstractNumId w:val="54"/>
+  </w:num>
+  <w:num w:numId="21">
+    <w:abstractNumId w:val="148"/>
+  </w:num>
+  <w:num w:numId="22">
+    <w:abstractNumId w:val="112"/>
+  </w:num>
+  <w:num w:numId="23">
+    <w:abstractNumId w:val="40"/>
+  </w:num>
+  <w:num w:numId="24">
+    <w:abstractNumId w:val="93"/>
+  </w:num>
+  <w:num w:numId="25">
+    <w:abstractNumId w:val="145"/>
+  </w:num>
+  <w:num w:numId="26">
+    <w:abstractNumId w:val="109"/>
+  </w:num>
+  <w:num w:numId="27">
+    <w:abstractNumId w:val="70"/>
+  </w:num>
+  <w:num w:numId="28">
+    <w:abstractNumId w:val="5"/>
+  </w:num>
+  <w:num w:numId="29">
+    <w:abstractNumId w:val="116"/>
+  </w:num>
+  <w:num w:numId="30">
+    <w:abstractNumId w:val="77"/>
+  </w:num>
+  <w:num w:numId="31">
+    <w:abstractNumId w:val="64"/>
+  </w:num>
+  <w:num w:numId="32">
+    <w:abstractNumId w:val="144"/>
+  </w:num>
+  <w:num w:numId="33">
+    <w:abstractNumId w:val="49"/>
+  </w:num>
+  <w:num w:numId="34">
+    <w:abstractNumId w:val="107"/>
+  </w:num>
+  <w:num w:numId="35">
+    <w:abstractNumId w:val="23"/>
+  </w:num>
+  <w:num w:numId="36">
+    <w:abstractNumId w:val="114"/>
+  </w:num>
+  <w:num w:numId="37">
+    <w:abstractNumId w:val="83"/>
+  </w:num>
+  <w:num w:numId="38">
+    <w:abstractNumId w:val="96"/>
+  </w:num>
+  <w:num w:numId="39">
+    <w:abstractNumId w:val="44"/>
+  </w:num>
+  <w:num w:numId="40">
+    <w:abstractNumId w:val="27"/>
+  </w:num>
+  <w:num w:numId="41">
+    <w:abstractNumId w:val="103"/>
+  </w:num>
+  <w:num w:numId="42">
+    <w:abstractNumId w:val="16"/>
+  </w:num>
+  <w:num w:numId="43">
+    <w:abstractNumId w:val="9"/>
+  </w:num>
+  <w:num w:numId="44">
+    <w:abstractNumId w:val="12"/>
+  </w:num>
+  <w:num w:numId="45">
+    <w:abstractNumId w:val="33"/>
+  </w:num>
+  <w:num w:numId="46">
+    <w:abstractNumId w:val="28"/>
+  </w:num>
+  <w:num w:numId="47">
+    <w:abstractNumId w:val="90"/>
+  </w:num>
+  <w:num w:numId="48">
+    <w:abstractNumId w:val="37"/>
+  </w:num>
+  <w:num w:numId="49">
+    <w:abstractNumId w:val="31"/>
+  </w:num>
+  <w:num w:numId="50">
+    <w:abstractNumId w:val="136"/>
+  </w:num>
+  <w:num w:numId="51">
+    <w:abstractNumId w:val="135"/>
+  </w:num>
+  <w:num w:numId="52">
+    <w:abstractNumId w:val="22"/>
+  </w:num>
+  <w:num w:numId="53">
+    <w:abstractNumId w:val="20"/>
+  </w:num>
+  <w:num w:numId="54">
+    <w:abstractNumId w:val="100"/>
+  </w:num>
+  <w:num w:numId="55">
+    <w:abstractNumId w:val="122"/>
+  </w:num>
+  <w:num w:numId="56">
+    <w:abstractNumId w:val="85"/>
+  </w:num>
+  <w:num w:numId="57">
+    <w:abstractNumId w:val="78"/>
+  </w:num>
+  <w:num w:numId="58">
+    <w:abstractNumId w:val="36"/>
+  </w:num>
+  <w:num w:numId="59">
+    <w:abstractNumId w:val="2"/>
+  </w:num>
+  <w:num w:numId="60">
+    <w:abstractNumId w:val="0"/>
+  </w:num>
+  <w:num w:numId="61">
+    <w:abstractNumId w:val="133"/>
+  </w:num>
+  <w:num w:numId="62">
     <w:abstractNumId w:val="21"/>
   </w:num>
-  <w:num w:numId="3">
-    <w:abstractNumId w:val="77"/>
-  </w:num>
-  <w:num w:numId="4">
+  <w:num w:numId="63">
+    <w:abstractNumId w:val="25"/>
+  </w:num>
+  <w:num w:numId="64">
+    <w:abstractNumId w:val="120"/>
+  </w:num>
+  <w:num w:numId="65">
+    <w:abstractNumId w:val="131"/>
+  </w:num>
+  <w:num w:numId="66">
+    <w:abstractNumId w:val="98"/>
+  </w:num>
+  <w:num w:numId="67">
+    <w:abstractNumId w:val="101"/>
+  </w:num>
+  <w:num w:numId="68">
+    <w:abstractNumId w:val="55"/>
+  </w:num>
+  <w:num w:numId="69">
+    <w:abstractNumId w:val="94"/>
+  </w:num>
+  <w:num w:numId="70">
+    <w:abstractNumId w:val="4"/>
+  </w:num>
+  <w:num w:numId="71">
+    <w:abstractNumId w:val="34"/>
+  </w:num>
+  <w:num w:numId="72">
+    <w:abstractNumId w:val="30"/>
+  </w:num>
+  <w:num w:numId="73">
+    <w:abstractNumId w:val="14"/>
+  </w:num>
+  <w:num w:numId="74">
+    <w:abstractNumId w:val="127"/>
+  </w:num>
+  <w:num w:numId="75">
+    <w:abstractNumId w:val="79"/>
+  </w:num>
+  <w:num w:numId="76">
+    <w:abstractNumId w:val="123"/>
+  </w:num>
+  <w:num w:numId="77">
+    <w:abstractNumId w:val="7"/>
+  </w:num>
+  <w:num w:numId="78">
+    <w:abstractNumId w:val="88"/>
+  </w:num>
+  <w:num w:numId="79">
+    <w:abstractNumId w:val="65"/>
+  </w:num>
+  <w:num w:numId="80">
+    <w:abstractNumId w:val="24"/>
+  </w:num>
+  <w:num w:numId="81">
+    <w:abstractNumId w:val="10"/>
+  </w:num>
+  <w:num w:numId="82">
+    <w:abstractNumId w:val="151"/>
+  </w:num>
+  <w:num w:numId="83">
+    <w:abstractNumId w:val="50"/>
+  </w:num>
+  <w:num w:numId="84">
+    <w:abstractNumId w:val="130"/>
+  </w:num>
+  <w:num w:numId="85">
+    <w:abstractNumId w:val="39"/>
+  </w:num>
+  <w:num w:numId="86">
+    <w:abstractNumId w:val="32"/>
+  </w:num>
+  <w:num w:numId="87">
+    <w:abstractNumId w:val="51"/>
+  </w:num>
+  <w:num w:numId="88">
+    <w:abstractNumId w:val="74"/>
+  </w:num>
+  <w:num w:numId="89">
+    <w:abstractNumId w:val="92"/>
+  </w:num>
+  <w:num w:numId="90">
+    <w:abstractNumId w:val="137"/>
+  </w:num>
+  <w:num w:numId="91">
+    <w:abstractNumId w:val="91"/>
+  </w:num>
+  <w:num w:numId="92">
+    <w:abstractNumId w:val="147"/>
+  </w:num>
+  <w:num w:numId="93">
+    <w:abstractNumId w:val="35"/>
+  </w:num>
+  <w:num w:numId="94">
+    <w:abstractNumId w:val="132"/>
+  </w:num>
+  <w:num w:numId="95">
+    <w:abstractNumId w:val="110"/>
+  </w:num>
+  <w:num w:numId="96">
+    <w:abstractNumId w:val="59"/>
+  </w:num>
+  <w:num w:numId="97">
+    <w:abstractNumId w:val="69"/>
+  </w:num>
+  <w:num w:numId="98">
+    <w:abstractNumId w:val="53"/>
+  </w:num>
+  <w:num w:numId="99">
+    <w:abstractNumId w:val="73"/>
+  </w:num>
+  <w:num w:numId="100">
+    <w:abstractNumId w:val="43"/>
+  </w:num>
+  <w:num w:numId="101">
+    <w:abstractNumId w:val="81"/>
+  </w:num>
+  <w:num w:numId="102">
+    <w:abstractNumId w:val="99"/>
+  </w:num>
+  <w:num w:numId="103">
+    <w:abstractNumId w:val="89"/>
+  </w:num>
+  <w:num w:numId="104">
+    <w:abstractNumId w:val="6"/>
+  </w:num>
+  <w:num w:numId="105">
+    <w:abstractNumId w:val="60"/>
+  </w:num>
+  <w:num w:numId="106">
+    <w:abstractNumId w:val="13"/>
+  </w:num>
+  <w:num w:numId="107">
+    <w:abstractNumId w:val="19"/>
+  </w:num>
+  <w:num w:numId="108">
+    <w:abstractNumId w:val="146"/>
+  </w:num>
+  <w:num w:numId="109">
+    <w:abstractNumId w:val="15"/>
+  </w:num>
+  <w:num w:numId="110">
+    <w:abstractNumId w:val="46"/>
+  </w:num>
+  <w:num w:numId="111">
+    <w:abstractNumId w:val="129"/>
+  </w:num>
+  <w:num w:numId="112">
+    <w:abstractNumId w:val="57"/>
+  </w:num>
+  <w:num w:numId="113">
+    <w:abstractNumId w:val="82"/>
+  </w:num>
+  <w:num w:numId="114">
+    <w:abstractNumId w:val="75"/>
+  </w:num>
+  <w:num w:numId="115">
+    <w:abstractNumId w:val="48"/>
+  </w:num>
+  <w:num w:numId="116">
+    <w:abstractNumId w:val="143"/>
+  </w:num>
+  <w:num w:numId="117">
+    <w:abstractNumId w:val="72"/>
+  </w:num>
+  <w:num w:numId="118">
+    <w:abstractNumId w:val="84"/>
+  </w:num>
+  <w:num w:numId="119">
+    <w:abstractNumId w:val="142"/>
+  </w:num>
+  <w:num w:numId="120">
+    <w:abstractNumId w:val="140"/>
+  </w:num>
+  <w:num w:numId="121">
+    <w:abstractNumId w:val="18"/>
+  </w:num>
+  <w:num w:numId="122">
+    <w:abstractNumId w:val="1"/>
+  </w:num>
+  <w:num w:numId="123">
+    <w:abstractNumId w:val="52"/>
+  </w:num>
+  <w:num w:numId="124">
+    <w:abstractNumId w:val="71"/>
+  </w:num>
+  <w:num w:numId="125">
+    <w:abstractNumId w:val="102"/>
+  </w:num>
+  <w:num w:numId="126">
+    <w:abstractNumId w:val="125"/>
+  </w:num>
+  <w:num w:numId="127">
+    <w:abstractNumId w:val="41"/>
+  </w:num>
+  <w:num w:numId="128">
+    <w:abstractNumId w:val="62"/>
+  </w:num>
+  <w:num w:numId="129">
+    <w:abstractNumId w:val="108"/>
+  </w:num>
+  <w:num w:numId="130">
+    <w:abstractNumId w:val="80"/>
+  </w:num>
+  <w:num w:numId="131">
+    <w:abstractNumId w:val="124"/>
+  </w:num>
+  <w:num w:numId="132">
     <w:abstractNumId w:val="134"/>
   </w:num>
-  <w:num w:numId="5">
-    <w:abstractNumId w:val="116"/>
-  </w:num>
-  <w:num w:numId="6">
-    <w:abstractNumId w:val="145"/>
-  </w:num>
-  <w:num w:numId="7">
-    <w:abstractNumId w:val="9"/>
-  </w:num>
-  <w:num w:numId="8">
-    <w:abstractNumId w:val="85"/>
-  </w:num>
-  <w:num w:numId="9">
+  <w:num w:numId="133">
+    <w:abstractNumId w:val="138"/>
+  </w:num>
+  <w:num w:numId="134">
+    <w:abstractNumId w:val="118"/>
+  </w:num>
+  <w:num w:numId="135">
+    <w:abstractNumId w:val="126"/>
+  </w:num>
+  <w:num w:numId="136">
+    <w:abstractNumId w:val="42"/>
+  </w:num>
+  <w:num w:numId="137">
+    <w:abstractNumId w:val="113"/>
+  </w:num>
+  <w:num w:numId="138">
     <w:abstractNumId w:val="66"/>
   </w:num>
-  <w:num w:numId="10">
-    <w:abstractNumId w:val="143"/>
-  </w:num>
-  <w:num w:numId="11">
-    <w:abstractNumId w:val="22"/>
-  </w:num>
-  <w:num w:numId="12">
-    <w:abstractNumId w:val="71"/>
-  </w:num>
-  <w:num w:numId="13">
-    <w:abstractNumId w:val="43"/>
-  </w:num>
-  <w:num w:numId="14">
-    <w:abstractNumId w:val="45"/>
-  </w:num>
-  <w:num w:numId="15">
-    <w:abstractNumId w:val="19"/>
-  </w:num>
-  <w:num w:numId="16">
-    <w:abstractNumId w:val="140"/>
-  </w:num>
-  <w:num w:numId="17">
-    <w:abstractNumId w:val="6"/>
-  </w:num>
-  <w:num w:numId="18">
-    <w:abstractNumId w:val="114"/>
-  </w:num>
-  <w:num w:numId="19">
-    <w:abstractNumId w:val="105"/>
-  </w:num>
-  <w:num w:numId="20">
+  <w:num w:numId="139">
     <w:abstractNumId w:val="97"/>
   </w:num>
-  <w:num w:numId="21">
+  <w:num w:numId="140">
+    <w:abstractNumId w:val="95"/>
+  </w:num>
+  <w:num w:numId="141">
+    <w:abstractNumId w:val="141"/>
+  </w:num>
+  <w:num w:numId="142">
+    <w:abstractNumId w:val="152"/>
+  </w:num>
+  <w:num w:numId="143">
+    <w:abstractNumId w:val="61"/>
+  </w:num>
+  <w:num w:numId="144">
     <w:abstractNumId w:val="139"/>
   </w:num>
-  <w:num w:numId="22">
-    <w:abstractNumId w:val="27"/>
-  </w:num>
-  <w:num w:numId="23">
-    <w:abstractNumId w:val="95"/>
-  </w:num>
-  <w:num w:numId="24">
-    <w:abstractNumId w:val="35"/>
-  </w:num>
-  <w:num w:numId="25">
-    <w:abstractNumId w:val="126"/>
-  </w:num>
-  <w:num w:numId="26">
-    <w:abstractNumId w:val="118"/>
-  </w:num>
-  <w:num w:numId="27">
-    <w:abstractNumId w:val="38"/>
-  </w:num>
-  <w:num w:numId="28">
-    <w:abstractNumId w:val="33"/>
-  </w:num>
-  <w:num w:numId="29">
-    <w:abstractNumId w:val="73"/>
-  </w:num>
-  <w:num w:numId="30">
-    <w:abstractNumId w:val="123"/>
-  </w:num>
-  <w:num w:numId="31">
-    <w:abstractNumId w:val="52"/>
-  </w:num>
-  <w:num w:numId="32">
-    <w:abstractNumId w:val="0"/>
-  </w:num>
-  <w:num w:numId="33">
-    <w:abstractNumId w:val="75"/>
-  </w:num>
-  <w:num w:numId="34">
-    <w:abstractNumId w:val="122"/>
-  </w:num>
-  <w:num w:numId="35">
-    <w:abstractNumId w:val="44"/>
-  </w:num>
-  <w:num w:numId="36">
-    <w:abstractNumId w:val="41"/>
-  </w:num>
-  <w:num w:numId="37">
-    <w:abstractNumId w:val="14"/>
-  </w:num>
-  <w:num w:numId="38">
-    <w:abstractNumId w:val="124"/>
-  </w:num>
-  <w:num w:numId="39">
-    <w:abstractNumId w:val="30"/>
-  </w:num>
-  <w:num w:numId="40">
-    <w:abstractNumId w:val="133"/>
-  </w:num>
-  <w:num w:numId="41">
-    <w:abstractNumId w:val="78"/>
-  </w:num>
-  <w:num w:numId="42">
+  <w:num w:numId="145">
+    <w:abstractNumId w:val="106"/>
+  </w:num>
+  <w:num w:numId="146">
+    <w:abstractNumId w:val="115"/>
+  </w:num>
+  <w:num w:numId="147">
+    <w:abstractNumId w:val="3"/>
+  </w:num>
+  <w:num w:numId="148">
+    <w:abstractNumId w:val="150"/>
+  </w:num>
+  <w:num w:numId="149">
     <w:abstractNumId w:val="117"/>
   </w:num>
-  <w:num w:numId="43">
-    <w:abstractNumId w:val="17"/>
-  </w:num>
-  <w:num w:numId="44">
-    <w:abstractNumId w:val="128"/>
-  </w:num>
-  <w:num w:numId="45">
-    <w:abstractNumId w:val="36"/>
-  </w:num>
-  <w:num w:numId="46">
-    <w:abstractNumId w:val="82"/>
-  </w:num>
-  <w:num w:numId="47">
-    <w:abstractNumId w:val="138"/>
-  </w:num>
-  <w:num w:numId="48">
-    <w:abstractNumId w:val="96"/>
-  </w:num>
-  <w:num w:numId="49">
-    <w:abstractNumId w:val="49"/>
-  </w:num>
-  <w:num w:numId="50">
-    <w:abstractNumId w:val="57"/>
-  </w:num>
-  <w:num w:numId="51">
+  <w:num w:numId="150">
+    <w:abstractNumId w:val="149"/>
+  </w:num>
+  <w:num w:numId="151">
+    <w:abstractNumId w:val="111"/>
+  </w:num>
+  <w:num w:numId="152">
     <w:abstractNumId w:val="58"/>
   </w:num>
-  <w:num w:numId="52">
-    <w:abstractNumId w:val="136"/>
-  </w:num>
-  <w:num w:numId="53">
-    <w:abstractNumId w:val="130"/>
-  </w:num>
-  <w:num w:numId="54">
-    <w:abstractNumId w:val="132"/>
-  </w:num>
-  <w:num w:numId="55">
-    <w:abstractNumId w:val="12"/>
-  </w:num>
-  <w:num w:numId="56">
-    <w:abstractNumId w:val="98"/>
-  </w:num>
-  <w:num w:numId="57">
-    <w:abstractNumId w:val="146"/>
-  </w:num>
-  <w:num w:numId="58">
-    <w:abstractNumId w:val="104"/>
-  </w:num>
-  <w:num w:numId="59">
+  <w:num w:numId="153">
     <w:abstractNumId w:val="56"/>
-  </w:num>
-  <w:num w:numId="60">
-    <w:abstractNumId w:val="79"/>
-  </w:num>
-  <w:num w:numId="61">
-    <w:abstractNumId w:val="76"/>
-  </w:num>
-  <w:num w:numId="62">
-    <w:abstractNumId w:val="125"/>
-  </w:num>
-  <w:num w:numId="63">
-    <w:abstractNumId w:val="4"/>
-  </w:num>
-  <w:num w:numId="64">
-    <w:abstractNumId w:val="62"/>
-  </w:num>
-  <w:num w:numId="65">
-    <w:abstractNumId w:val="129"/>
-  </w:num>
-  <w:num w:numId="66">
-    <w:abstractNumId w:val="60"/>
-  </w:num>
-  <w:num w:numId="67">
-    <w:abstractNumId w:val="86"/>
-  </w:num>
-  <w:num w:numId="68">
-    <w:abstractNumId w:val="2"/>
-  </w:num>
-  <w:num w:numId="69">
-    <w:abstractNumId w:val="87"/>
-  </w:num>
-  <w:num w:numId="70">
-    <w:abstractNumId w:val="70"/>
-  </w:num>
-  <w:num w:numId="71">
-    <w:abstractNumId w:val="109"/>
-  </w:num>
-  <w:num w:numId="72">
-    <w:abstractNumId w:val="25"/>
-  </w:num>
-  <w:num w:numId="73">
-    <w:abstractNumId w:val="127"/>
-  </w:num>
-  <w:num w:numId="74">
-    <w:abstractNumId w:val="7"/>
-  </w:num>
-  <w:num w:numId="75">
-    <w:abstractNumId w:val="144"/>
-  </w:num>
-  <w:num w:numId="76">
-    <w:abstractNumId w:val="3"/>
-  </w:num>
-  <w:num w:numId="77">
-    <w:abstractNumId w:val="101"/>
-  </w:num>
-  <w:num w:numId="78">
-    <w:abstractNumId w:val="135"/>
-  </w:num>
-  <w:num w:numId="79">
-    <w:abstractNumId w:val="64"/>
-  </w:num>
-  <w:num w:numId="80">
-    <w:abstractNumId w:val="47"/>
-  </w:num>
-  <w:num w:numId="81">
-    <w:abstractNumId w:val="112"/>
-  </w:num>
-  <w:num w:numId="82">
-    <w:abstractNumId w:val="55"/>
-  </w:num>
-  <w:num w:numId="83">
-    <w:abstractNumId w:val="149"/>
-  </w:num>
-  <w:num w:numId="84">
-    <w:abstractNumId w:val="32"/>
-  </w:num>
-  <w:num w:numId="85">
-    <w:abstractNumId w:val="89"/>
-  </w:num>
-  <w:num w:numId="86">
-    <w:abstractNumId w:val="16"/>
-  </w:num>
-  <w:num w:numId="87">
-    <w:abstractNumId w:val="99"/>
-  </w:num>
-  <w:num w:numId="88">
-    <w:abstractNumId w:val="37"/>
-  </w:num>
-  <w:num w:numId="89">
-    <w:abstractNumId w:val="51"/>
-  </w:num>
-  <w:num w:numId="90">
-    <w:abstractNumId w:val="28"/>
-  </w:num>
-  <w:num w:numId="91">
-    <w:abstractNumId w:val="106"/>
-  </w:num>
-  <w:num w:numId="92">
-    <w:abstractNumId w:val="20"/>
-  </w:num>
-  <w:num w:numId="93">
-    <w:abstractNumId w:val="88"/>
-  </w:num>
-  <w:num w:numId="94">
-    <w:abstractNumId w:val="150"/>
-  </w:num>
-  <w:num w:numId="95">
-    <w:abstractNumId w:val="72"/>
-  </w:num>
-  <w:num w:numId="96">
-    <w:abstractNumId w:val="102"/>
-  </w:num>
-  <w:num w:numId="97">
-    <w:abstractNumId w:val="147"/>
-  </w:num>
-  <w:num w:numId="98">
-    <w:abstractNumId w:val="107"/>
-  </w:num>
-  <w:num w:numId="99">
-    <w:abstractNumId w:val="46"/>
-  </w:num>
-  <w:num w:numId="100">
-    <w:abstractNumId w:val="31"/>
-  </w:num>
-  <w:num w:numId="101">
-    <w:abstractNumId w:val="63"/>
-  </w:num>
-  <w:num w:numId="102">
-    <w:abstractNumId w:val="67"/>
-  </w:num>
-  <w:num w:numId="103">
-    <w:abstractNumId w:val="1"/>
-  </w:num>
-  <w:num w:numId="104">
-    <w:abstractNumId w:val="5"/>
-  </w:num>
-  <w:num w:numId="105">
-    <w:abstractNumId w:val="148"/>
-  </w:num>
-  <w:num w:numId="106">
-    <w:abstractNumId w:val="53"/>
-  </w:num>
-  <w:num w:numId="107">
-    <w:abstractNumId w:val="48"/>
-  </w:num>
-  <w:num w:numId="108">
-    <w:abstractNumId w:val="103"/>
-  </w:num>
-  <w:num w:numId="109">
-    <w:abstractNumId w:val="94"/>
-  </w:num>
-  <w:num w:numId="110">
-    <w:abstractNumId w:val="108"/>
-  </w:num>
-  <w:num w:numId="111">
-    <w:abstractNumId w:val="81"/>
-  </w:num>
-  <w:num w:numId="112">
-    <w:abstractNumId w:val="24"/>
-  </w:num>
-  <w:num w:numId="113">
-    <w:abstractNumId w:val="61"/>
-  </w:num>
-  <w:num w:numId="114">
-    <w:abstractNumId w:val="80"/>
-  </w:num>
-  <w:num w:numId="115">
-    <w:abstractNumId w:val="40"/>
-  </w:num>
-  <w:num w:numId="116">
-    <w:abstractNumId w:val="8"/>
-  </w:num>
-  <w:num w:numId="117">
-    <w:abstractNumId w:val="91"/>
-  </w:num>
-  <w:num w:numId="118">
-    <w:abstractNumId w:val="18"/>
-  </w:num>
-  <w:num w:numId="119">
-    <w:abstractNumId w:val="119"/>
-  </w:num>
-  <w:num w:numId="120">
-    <w:abstractNumId w:val="111"/>
-  </w:num>
-  <w:num w:numId="121">
-    <w:abstractNumId w:val="113"/>
-  </w:num>
-  <w:num w:numId="122">
-    <w:abstractNumId w:val="93"/>
-  </w:num>
-  <w:num w:numId="123">
-    <w:abstractNumId w:val="83"/>
-  </w:num>
-  <w:num w:numId="124">
-    <w:abstractNumId w:val="39"/>
-  </w:num>
-  <w:num w:numId="125">
-    <w:abstractNumId w:val="151"/>
-  </w:num>
-  <w:num w:numId="126">
-    <w:abstractNumId w:val="141"/>
-  </w:num>
-  <w:num w:numId="127">
-    <w:abstractNumId w:val="29"/>
-  </w:num>
-  <w:num w:numId="128">
-    <w:abstractNumId w:val="90"/>
-  </w:num>
-  <w:num w:numId="129">
-    <w:abstractNumId w:val="10"/>
-  </w:num>
-  <w:num w:numId="130">
-    <w:abstractNumId w:val="59"/>
-  </w:num>
-  <w:num w:numId="131">
-    <w:abstractNumId w:val="50"/>
-  </w:num>
-  <w:num w:numId="132">
-    <w:abstractNumId w:val="15"/>
-  </w:num>
-  <w:num w:numId="133">
-    <w:abstractNumId w:val="54"/>
-  </w:num>
-  <w:num w:numId="134">
-    <w:abstractNumId w:val="121"/>
-  </w:num>
-  <w:num w:numId="135">
-    <w:abstractNumId w:val="137"/>
-  </w:num>
-  <w:num w:numId="136">
-    <w:abstractNumId w:val="65"/>
-  </w:num>
-  <w:num w:numId="137">
-    <w:abstractNumId w:val="42"/>
-  </w:num>
-  <w:num w:numId="138">
-    <w:abstractNumId w:val="142"/>
-  </w:num>
-  <w:num w:numId="139">
-    <w:abstractNumId w:val="131"/>
-  </w:num>
-  <w:num w:numId="140">
-    <w:abstractNumId w:val="23"/>
-  </w:num>
-  <w:num w:numId="141">
-    <w:abstractNumId w:val="68"/>
-  </w:num>
-  <w:num w:numId="142">
-    <w:abstractNumId w:val="26"/>
-  </w:num>
-  <w:num w:numId="143">
-    <w:abstractNumId w:val="100"/>
-  </w:num>
-  <w:num w:numId="144">
-    <w:abstractNumId w:val="110"/>
-  </w:num>
-  <w:num w:numId="145">
-    <w:abstractNumId w:val="74"/>
-  </w:num>
-  <w:num w:numId="146">
-    <w:abstractNumId w:val="69"/>
-  </w:num>
-  <w:num w:numId="147">
-    <w:abstractNumId w:val="120"/>
-  </w:num>
-  <w:num w:numId="148">
-    <w:abstractNumId w:val="115"/>
-  </w:num>
-  <w:num w:numId="149">
-    <w:abstractNumId w:val="34"/>
-  </w:num>
-  <w:num w:numId="150">
-    <w:abstractNumId w:val="13"/>
-  </w:num>
-  <w:num w:numId="151">
-    <w:abstractNumId w:val="92"/>
-  </w:num>
-  <w:num w:numId="152">
-    <w:abstractNumId w:val="84"/>
   </w:num>
 </w:numbering>
 </file>
